--- a/Docs/Word/test_procedure.docx
+++ b/Docs/Word/test_procedure.docx
@@ -5,79 +5,72 @@
     <w:p>
       <w:pPr>
         <w:pStyle w:val="Title"/>
+        <w:spacing w:before="0" w:after="160"/>
         <w:jc w:val="center"/>
       </w:pPr>
       <w:r>
-        <w:rPr>
-          <w:b w:val="0"/>
-          <w:i w:val="0"/>
-        </w:rPr>
         <w:t>End-of-Line Test Procedure</w:t>
       </w:r>
     </w:p>
     <w:p>
       <w:pPr>
-        <w:pStyle w:val="Heading2"/>
-      </w:pPr>
-      <w:r>
-        <w:rPr>
-          <w:b w:val="0"/>
-          <w:i w:val="0"/>
-        </w:rPr>
-        <w:t>Purpose</w:t>
+        <w:pStyle w:val="Subtitle"/>
+        <w:jc w:val="center"/>
+      </w:pPr>
+      <w:r>
+        <w:t>Rite-Hite EOL Test Fixture Documentation</w:t>
       </w:r>
     </w:p>
     <w:p>
-      <w:r>
-        <w:rPr>
-          <w:b w:val="0"/>
-          <w:i w:val="0"/>
-        </w:rPr>
-        <w:t>This document defines the standard end-of-line (EOL) functional test procedure for the Rite-Hite connected system test fixture implemented in this project. It is intended to provide a consistent, repeatable method for verifying communication, inputs, outputs, user-interface functions, and result export before a unit is released from test.</w:t>
+      <w:pPr>
+        <w:pStyle w:val="BodySmall"/>
+        <w:spacing w:before="0" w:after="360"/>
+        <w:jc w:val="center"/>
+      </w:pPr>
+      <w:r>
+        <w:t>Generated from current project markdown on April 16, 2026</w:t>
       </w:r>
     </w:p>
     <w:p>
+      <w:pPr>
+        <w:jc w:val="center"/>
+        <w:pBdr>
+          <w:bottom w:val="single" w:sz="12" w:space="1" w:color="C8102E"/>
+        </w:pBdr>
+      </w:pPr>
       <w:r>
         <w:rPr>
-          <w:b w:val="0"/>
-          <w:i w:val="0"/>
+          <w:sz w:val="2"/>
         </w:rPr>
-        <w:t>The procedure is written for use by technicians, engineers, and internal stakeholders who require a clear operational reference for executing the test and responding to failures.</w:t>
+        <w:t xml:space="preserve"> </w:t>
       </w:r>
     </w:p>
     <w:p>
       <w:pPr>
-        <w:pStyle w:val="Heading2"/>
-      </w:pPr>
-      <w:r>
-        <w:rPr>
-          <w:b w:val="0"/>
-          <w:i w:val="0"/>
-        </w:rPr>
-        <w:t>Related Documents</w:t>
-      </w:r>
+        <w:sectPr>
+          <w:headerReference w:type="default" r:id="rId9"/>
+          <w:footerReference w:type="default" r:id="rId10"/>
+          <w:pgSz w:w="12240" w:h="15840"/>
+          <w:pgMar w:top="1152" w:right="1224" w:bottom="1008" w:left="1224" w:header="504" w:footer="504" w:gutter="0"/>
+          <w:cols w:space="720"/>
+          <w:docGrid w:linePitch="360"/>
+        </w:sectPr>
+      </w:pPr>
     </w:p>
     <w:p>
-      <w:r>
-        <w:rPr>
-          <w:b w:val="0"/>
-          <w:i w:val="0"/>
-        </w:rPr>
-        <w:t>Use this procedure together with the following operator-facing references:</w:t>
+      <w:pPr>
+        <w:spacing w:before="0" w:after="120" w:line="240" w:lineRule="auto"/>
+      </w:pPr>
+      <w:r>
+        <w:t>This document defines the current production procedure for the Rite-Hite EOL test fixture.</w:t>
       </w:r>
     </w:p>
     <w:p>
       <w:pPr>
-        <w:pStyle w:val="ListBullet"/>
-      </w:pPr>
-      <w:r>
-        <w:rPr>
-          <w:b w:val="0"/>
-          <w:i w:val="0"/>
-          <w:color w:val="0563C1"/>
-          <w:u w:val="single"/>
-        </w:rPr>
-        <w:t>User Manual</w:t>
+        <w:spacing w:before="0" w:after="120" w:line="240" w:lineRule="auto"/>
+      </w:pPr>
+      <w:r>
+        <w:t>It covers:</w:t>
       </w:r>
     </w:p>
     <w:p>
@@ -85,13 +78,7 @@
         <w:pStyle w:val="ListBullet"/>
       </w:pPr>
       <w:r>
-        <w:rPr>
-          <w:b w:val="0"/>
-          <w:i w:val="0"/>
-          <w:color w:val="0563C1"/>
-          <w:u w:val="single"/>
-        </w:rPr>
-        <w:t>Preflight Checklist</w:t>
+        <w:t>The standard fixture-driven workflow</w:t>
       </w:r>
     </w:p>
     <w:p>
@@ -99,13 +86,7 @@
         <w:pStyle w:val="ListBullet"/>
       </w:pPr>
       <w:r>
-        <w:rPr>
-          <w:b w:val="0"/>
-          <w:i w:val="0"/>
-          <w:color w:val="0563C1"/>
-          <w:u w:val="single"/>
-        </w:rPr>
-        <w:t>Screen Guide</w:t>
+        <w:t>The desktop-app One Click workflow</w:t>
       </w:r>
     </w:p>
     <w:p>
@@ -113,13 +94,7 @@
         <w:pStyle w:val="ListBullet"/>
       </w:pPr>
       <w:r>
-        <w:rPr>
-          <w:b w:val="0"/>
-          <w:i w:val="0"/>
-          <w:color w:val="0563C1"/>
-          <w:u w:val="single"/>
-        </w:rPr>
-        <w:t>Troubleshooting Guide</w:t>
+        <w:t>Required operator actions</w:t>
       </w:r>
     </w:p>
     <w:p>
@@ -127,58 +102,76 @@
         <w:pStyle w:val="ListBullet"/>
       </w:pPr>
       <w:r>
-        <w:rPr>
-          <w:b w:val="0"/>
-          <w:i w:val="0"/>
-          <w:color w:val="0563C1"/>
-          <w:u w:val="single"/>
-        </w:rPr>
-        <w:t>Error Code Reference</w:t>
+        <w:t>Pass/fail handling</w:t>
       </w:r>
     </w:p>
     <w:p>
       <w:pPr>
-        <w:pStyle w:val="Heading2"/>
-      </w:pPr>
-      <w:r>
-        <w:rPr>
-          <w:b w:val="0"/>
-          <w:i w:val="0"/>
-        </w:rPr>
-        <w:t>Scope</w:t>
+        <w:pStyle w:val="ListBullet"/>
+      </w:pPr>
+      <w:r>
+        <w:t>CSV export handling</w:t>
       </w:r>
     </w:p>
     <w:p>
-      <w:r>
-        <w:rPr>
-          <w:b w:val="0"/>
-          <w:i w:val="0"/>
-        </w:rPr>
-        <w:t>This procedure applies to the current fixture revision built around the following major elements:</w:t>
+      <w:pPr>
+        <w:spacing w:before="0" w:after="120" w:line="240" w:lineRule="auto"/>
+      </w:pPr>
+      <w:r>
+        <w:t xml:space="preserve">Use this with </w:t>
+      </w:r>
+      <w:hyperlink r:id="rId13">
+        <w:r>
+          <w:rPr>
+            <w:color w:val="C8102E"/>
+            <w:u w:val="single"/>
+          </w:rPr>
+          <w:t>EOL Test Fixture User Manual</w:t>
+        </w:r>
+      </w:hyperlink>
+      <w:r>
+        <w:t xml:space="preserve">, </w:t>
+      </w:r>
+      <w:hyperlink r:id="rId14">
+        <w:r>
+          <w:rPr>
+            <w:color w:val="C8102E"/>
+            <w:u w:val="single"/>
+          </w:rPr>
+          <w:t>EOL Test Fixture Preflight Checklist</w:t>
+        </w:r>
+      </w:hyperlink>
+      <w:r>
+        <w:t xml:space="preserve">, and </w:t>
+      </w:r>
+      <w:hyperlink r:id="rId15">
+        <w:r>
+          <w:rPr>
+            <w:color w:val="C8102E"/>
+            <w:u w:val="single"/>
+          </w:rPr>
+          <w:t>End-of-Line Error Code Reference</w:t>
+        </w:r>
+      </w:hyperlink>
+      <w:r>
+        <w:t>.</w:t>
       </w:r>
     </w:p>
     <w:p>
       <w:pPr>
-        <w:pStyle w:val="ListBullet"/>
-      </w:pPr>
-      <w:r>
-        <w:rPr>
-          <w:b w:val="0"/>
-          <w:i w:val="0"/>
-        </w:rPr>
-        <w:t>STM32 NUCLEO-U575ZI-Q host controller and TouchGFX user interface</w:t>
+        <w:pStyle w:val="Heading1"/>
+        <w:spacing w:before="240" w:after="120"/>
+      </w:pPr>
+      <w:r>
+        <w:t>Scope</w:t>
       </w:r>
     </w:p>
     <w:p>
       <w:pPr>
-        <w:pStyle w:val="ListBullet"/>
-      </w:pPr>
-      <w:r>
-        <w:rPr>
-          <w:b w:val="0"/>
-          <w:i w:val="0"/>
-        </w:rPr>
-        <w:t>ESP32-S3 test firmware target</w:t>
+        <w:spacing w:before="0" w:after="120" w:line="240" w:lineRule="auto"/>
+      </w:pPr>
+      <w:r>
+        <w:t>This procedure applies to the current fixture revision built around:</w:t>
       </w:r>
     </w:p>
     <w:p>
@@ -186,11 +179,7 @@
         <w:pStyle w:val="ListBullet"/>
       </w:pPr>
       <w:r>
-        <w:rPr>
-          <w:b w:val="0"/>
-          <w:i w:val="0"/>
-        </w:rPr>
-        <w:t>Associated input, output, relay, and user-interface test hardware</w:t>
+        <w:t>STM32U575 fixture firmware and TouchGFX UI</w:t>
       </w:r>
     </w:p>
     <w:p>
@@ -198,463 +187,49 @@
         <w:pStyle w:val="ListBullet"/>
       </w:pPr>
       <w:r>
-        <w:rPr>
-          <w:b w:val="0"/>
-          <w:i w:val="0"/>
-        </w:rPr>
-        <w:t>Windows-based export software used to retrieve completed test records from the STM32</w:t>
+        <w:t>ESP32-S3 Rite-Hite Connect test firmware</w:t>
       </w:r>
     </w:p>
     <w:p>
-      <w:r>
-        <w:rPr>
-          <w:b w:val="0"/>
-          <w:i w:val="0"/>
-        </w:rPr>
-        <w:t>This procedure covers the complete operational sequence from setup through result disposition. It also reflects the current software behavior of the fixture, including the following revision-specific conditions:</w:t>
+      <w:pPr>
+        <w:pStyle w:val="ListBullet"/>
+      </w:pPr>
+      <w:r>
+        <w:t>Windows PySide6 export application</w:t>
       </w:r>
     </w:p>
     <w:p>
       <w:pPr>
-        <w:pStyle w:val="ListBullet"/>
-      </w:pPr>
-      <w:r>
-        <w:rPr>
-          <w:b w:val="0"/>
-          <w:i w:val="0"/>
-        </w:rPr>
-        <w:t>Digital output verification is temporarily configured as an automatic pass because the final digital output hardware is not yet installed in the current fixture revision.</w:t>
+        <w:pStyle w:val="Heading1"/>
+        <w:spacing w:before="240" w:after="120"/>
+      </w:pPr>
+      <w:r>
+        <w:t>Roles</w:t>
       </w:r>
     </w:p>
     <w:p>
       <w:pPr>
-        <w:pStyle w:val="ListBullet"/>
-      </w:pPr>
-      <w:r>
-        <w:rPr>
-          <w:b w:val="0"/>
-          <w:i w:val="0"/>
-        </w:rPr>
-        <w:t>The Buttons / LEDs stage currently expects manual button actuation by the operator within the allowed timeout window.</w:t>
+        <w:pStyle w:val="Heading2"/>
+        <w:spacing w:before="200" w:after="80"/>
+      </w:pPr>
+      <w:r>
+        <w:t>Technician / Operator</w:t>
       </w:r>
     </w:p>
     <w:p>
       <w:pPr>
-        <w:pStyle w:val="Heading2"/>
-      </w:pPr>
-      <w:r>
-        <w:rPr>
-          <w:b w:val="0"/>
-          <w:i w:val="0"/>
-        </w:rPr>
-        <w:t>Required Equipment / Prerequisites</w:t>
+        <w:pStyle w:val="ListBullet"/>
+      </w:pPr>
+      <w:r>
+        <w:t>Connect the unit or harness</w:t>
       </w:r>
     </w:p>
     <w:p>
-      <w:r>
-        <w:rPr>
-          <w:b w:val="0"/>
-          <w:i w:val="0"/>
-        </w:rPr>
-        <w:t>Before beginning the test, confirm that the following items are available and operational.</w:t>
-      </w:r>
-    </w:p>
-    <w:tbl>
-      <w:tblPr>
-        <w:tblStyle w:val="TableGrid"/>
-        <w:tblW w:type="auto" w:w="0"/>
-        <w:tblLook w:firstColumn="1" w:firstRow="1" w:lastColumn="0" w:lastRow="0" w:noHBand="0" w:noVBand="1" w:val="04A0"/>
-      </w:tblPr>
-      <w:tblGrid>
-        <w:gridCol w:w="5040"/>
-        <w:gridCol w:w="5040"/>
-      </w:tblGrid>
-      <w:tr>
-        <w:tc>
-          <w:tcPr>
-            <w:tcW w:type="dxa" w:w="5040"/>
-            <w:shd w:fill="D9EAF7"/>
-          </w:tcPr>
-          <w:p>
-            <w:r>
-              <w:rPr>
-                <w:b/>
-              </w:rPr>
-            </w:r>
-            <w:r>
-              <w:rPr>
-                <w:b/>
-                <w:i w:val="0"/>
-              </w:rPr>
-              <w:t>Item</w:t>
-            </w:r>
-          </w:p>
-        </w:tc>
-        <w:tc>
-          <w:tcPr>
-            <w:tcW w:type="dxa" w:w="5040"/>
-            <w:shd w:fill="D9EAF7"/>
-          </w:tcPr>
-          <w:p>
-            <w:r>
-              <w:rPr>
-                <w:b/>
-              </w:rPr>
-            </w:r>
-            <w:r>
-              <w:rPr>
-                <w:b/>
-                <w:i w:val="0"/>
-              </w:rPr>
-              <w:t>Requirement</w:t>
-            </w:r>
-          </w:p>
-        </w:tc>
-      </w:tr>
-      <w:tr>
-        <w:tc>
-          <w:tcPr>
-            <w:tcW w:type="dxa" w:w="5040"/>
-          </w:tcPr>
-          <w:p>
-            <w:r/>
-            <w:r>
-              <w:rPr>
-                <w:b w:val="0"/>
-                <w:i w:val="0"/>
-              </w:rPr>
-              <w:t>Test fixture</w:t>
-            </w:r>
-          </w:p>
-        </w:tc>
-        <w:tc>
-          <w:tcPr>
-            <w:tcW w:type="dxa" w:w="5040"/>
-          </w:tcPr>
-          <w:p>
-            <w:r/>
-            <w:r>
-              <w:rPr>
-                <w:b w:val="0"/>
-                <w:i w:val="0"/>
-              </w:rPr>
-              <w:t>Powered, assembled, and free of visible damage</w:t>
-            </w:r>
-          </w:p>
-        </w:tc>
-      </w:tr>
-      <w:tr>
-        <w:tc>
-          <w:tcPr>
-            <w:tcW w:type="dxa" w:w="5040"/>
-          </w:tcPr>
-          <w:p>
-            <w:r/>
-            <w:r>
-              <w:rPr>
-                <w:b w:val="0"/>
-                <w:i w:val="0"/>
-              </w:rPr>
-              <w:t>STM32 NUCLEO-U575ZI-Q</w:t>
-            </w:r>
-          </w:p>
-        </w:tc>
-        <w:tc>
-          <w:tcPr>
-            <w:tcW w:type="dxa" w:w="5040"/>
-          </w:tcPr>
-          <w:p>
-            <w:r/>
-            <w:r>
-              <w:rPr>
-                <w:b w:val="0"/>
-                <w:i w:val="0"/>
-              </w:rPr>
-              <w:t>Programmed with the current fixture firmware</w:t>
-            </w:r>
-          </w:p>
-        </w:tc>
-      </w:tr>
-      <w:tr>
-        <w:tc>
-          <w:tcPr>
-            <w:tcW w:type="dxa" w:w="5040"/>
-          </w:tcPr>
-          <w:p>
-            <w:r/>
-            <w:r>
-              <w:rPr>
-                <w:b w:val="0"/>
-                <w:i w:val="0"/>
-              </w:rPr>
-              <w:t>ESP32-S3 board</w:t>
-            </w:r>
-          </w:p>
-        </w:tc>
-        <w:tc>
-          <w:tcPr>
-            <w:tcW w:type="dxa" w:w="5040"/>
-          </w:tcPr>
-          <w:p>
-            <w:r/>
-            <w:r>
-              <w:rPr>
-                <w:b w:val="0"/>
-                <w:i w:val="0"/>
-              </w:rPr>
-              <w:t>Programmed with the current EOL test firmware</w:t>
-            </w:r>
-          </w:p>
-        </w:tc>
-      </w:tr>
-      <w:tr>
-        <w:tc>
-          <w:tcPr>
-            <w:tcW w:type="dxa" w:w="5040"/>
-          </w:tcPr>
-          <w:p>
-            <w:r/>
-            <w:r>
-              <w:rPr>
-                <w:b w:val="0"/>
-                <w:i w:val="0"/>
-              </w:rPr>
-              <w:t>DUT or simulated I/O interface</w:t>
-            </w:r>
-          </w:p>
-        </w:tc>
-        <w:tc>
-          <w:tcPr>
-            <w:tcW w:type="dxa" w:w="5040"/>
-          </w:tcPr>
-          <w:p>
-            <w:r/>
-            <w:r>
-              <w:rPr>
-                <w:b w:val="0"/>
-                <w:i w:val="0"/>
-              </w:rPr>
-              <w:t>Connected to the fixture as required for the test</w:t>
-            </w:r>
-          </w:p>
-        </w:tc>
-      </w:tr>
-      <w:tr>
-        <w:tc>
-          <w:tcPr>
-            <w:tcW w:type="dxa" w:w="5040"/>
-          </w:tcPr>
-          <w:p>
-            <w:r/>
-            <w:r>
-              <w:rPr>
-                <w:b w:val="0"/>
-                <w:i w:val="0"/>
-              </w:rPr>
-              <w:t>Power supplies</w:t>
-            </w:r>
-          </w:p>
-        </w:tc>
-        <w:tc>
-          <w:tcPr>
-            <w:tcW w:type="dxa" w:w="5040"/>
-          </w:tcPr>
-          <w:p>
-            <w:r/>
-            <w:r>
-              <w:rPr>
-                <w:b w:val="0"/>
-                <w:i w:val="0"/>
-              </w:rPr>
-              <w:t>Stable and within the required operating range for the fixture and DUT</w:t>
-            </w:r>
-          </w:p>
-        </w:tc>
-      </w:tr>
-      <w:tr>
-        <w:tc>
-          <w:tcPr>
-            <w:tcW w:type="dxa" w:w="5040"/>
-          </w:tcPr>
-          <w:p>
-            <w:r/>
-            <w:r>
-              <w:rPr>
-                <w:b w:val="0"/>
-                <w:i w:val="0"/>
-              </w:rPr>
-              <w:t>Interconnect cables</w:t>
-            </w:r>
-          </w:p>
-        </w:tc>
-        <w:tc>
-          <w:tcPr>
-            <w:tcW w:type="dxa" w:w="5040"/>
-          </w:tcPr>
-          <w:p>
-            <w:r/>
-            <w:r>
-              <w:rPr>
-                <w:b w:val="0"/>
-                <w:i w:val="0"/>
-              </w:rPr>
-              <w:t>Correct cable set installed and verified before starting</w:t>
-            </w:r>
-          </w:p>
-        </w:tc>
-      </w:tr>
-      <w:tr>
-        <w:tc>
-          <w:tcPr>
-            <w:tcW w:type="dxa" w:w="5040"/>
-          </w:tcPr>
-          <w:p>
-            <w:r/>
-            <w:r>
-              <w:rPr>
-                <w:b w:val="0"/>
-                <w:i w:val="0"/>
-              </w:rPr>
-              <w:t>Windows PC</w:t>
-            </w:r>
-          </w:p>
-        </w:tc>
-        <w:tc>
-          <w:tcPr>
-            <w:tcW w:type="dxa" w:w="5040"/>
-          </w:tcPr>
-          <w:p>
-            <w:r/>
-            <w:r>
-              <w:rPr>
-                <w:b w:val="0"/>
-                <w:i w:val="0"/>
-              </w:rPr>
-              <w:t>Available for data export and, if required, ESP32 firmware upload</w:t>
-            </w:r>
-          </w:p>
-        </w:tc>
-      </w:tr>
-      <w:tr>
-        <w:tc>
-          <w:tcPr>
-            <w:tcW w:type="dxa" w:w="5040"/>
-          </w:tcPr>
-          <w:p>
-            <w:r/>
-            <w:r>
-              <w:rPr>
-                <w:b w:val="0"/>
-                <w:i w:val="0"/>
-              </w:rPr>
-              <w:t>Export software</w:t>
-            </w:r>
-          </w:p>
-        </w:tc>
-        <w:tc>
-          <w:tcPr>
-            <w:tcW w:type="dxa" w:w="5040"/>
-          </w:tcPr>
-          <w:p>
-            <w:r/>
-            <w:r>
-              <w:rPr>
-                <w:b w:val="0"/>
-                <w:i w:val="0"/>
-              </w:rPr>
-              <w:t xml:space="preserve">Present in </w:t>
-            </w:r>
-            <w:r>
-              <w:rPr>
-                <w:rFonts w:ascii="Consolas" w:hAnsi="Consolas"/>
-                <w:b w:val="0"/>
-                <w:i w:val="0"/>
-                <w:sz w:val="20"/>
-              </w:rPr>
-              <w:t>Export_Software</w:t>
-            </w:r>
-            <w:r>
-              <w:rPr>
-                <w:b w:val="0"/>
-                <w:i w:val="0"/>
-              </w:rPr>
-              <w:t xml:space="preserve"> and operational</w:t>
-            </w:r>
-          </w:p>
-        </w:tc>
-      </w:tr>
-      <w:tr>
-        <w:tc>
-          <w:tcPr>
-            <w:tcW w:type="dxa" w:w="5040"/>
-          </w:tcPr>
-          <w:p>
-            <w:r/>
-            <w:r>
-              <w:rPr>
-                <w:b w:val="0"/>
-                <w:i w:val="0"/>
-              </w:rPr>
-              <w:t>ST-LINK connection</w:t>
-            </w:r>
-          </w:p>
-        </w:tc>
-        <w:tc>
-          <w:tcPr>
-            <w:tcW w:type="dxa" w:w="5040"/>
-          </w:tcPr>
-          <w:p>
-            <w:r/>
-            <w:r>
-              <w:rPr>
-                <w:b w:val="0"/>
-                <w:i w:val="0"/>
-              </w:rPr>
-              <w:t>Available for STM32 communication and result export over USART1</w:t>
-            </w:r>
-          </w:p>
-        </w:tc>
-      </w:tr>
-      <w:tr>
-        <w:tc>
-          <w:tcPr>
-            <w:tcW w:type="dxa" w:w="5040"/>
-          </w:tcPr>
-          <w:p>
-            <w:r/>
-            <w:r>
-              <w:rPr>
-                <w:b w:val="0"/>
-                <w:i w:val="0"/>
-              </w:rPr>
-              <w:t>ESP-Prog connection</w:t>
-            </w:r>
-          </w:p>
-        </w:tc>
-        <w:tc>
-          <w:tcPr>
-            <w:tcW w:type="dxa" w:w="5040"/>
-          </w:tcPr>
-          <w:p>
-            <w:r/>
-            <w:r>
-              <w:rPr>
-                <w:b w:val="0"/>
-                <w:i w:val="0"/>
-              </w:rPr>
-              <w:t>Available if ESP32 test firmware upload is required</w:t>
-            </w:r>
-          </w:p>
-        </w:tc>
-      </w:tr>
-    </w:tbl>
-    <w:p>
-      <w:r>
-        <w:rPr>
-          <w:b w:val="0"/>
-          <w:i w:val="0"/>
-        </w:rPr>
-        <w:t>Additional prerequisites:</w:t>
+      <w:pPr>
+        <w:pStyle w:val="ListBullet"/>
+      </w:pPr>
+      <w:r>
+        <w:t>Start the run using the selected workflow</w:t>
       </w:r>
     </w:p>
     <w:p>
@@ -662,11 +237,7 @@
         <w:pStyle w:val="ListBullet"/>
       </w:pPr>
       <w:r>
-        <w:rPr>
-          <w:b w:val="0"/>
-          <w:i w:val="0"/>
-        </w:rPr>
-        <w:t>The operator shall verify that the correct fixture wiring is installed before starting a test cycle.</w:t>
+        <w:t>Make the final LED visual decision</w:t>
       </w:r>
     </w:p>
     <w:p>
@@ -674,11 +245,7 @@
         <w:pStyle w:val="ListBullet"/>
       </w:pPr>
       <w:r>
-        <w:rPr>
-          <w:b w:val="0"/>
-          <w:i w:val="0"/>
-        </w:rPr>
-        <w:t>The ESP32 test firmware shall be loaded prior to production testing. If firmware must be reloaded, use the approved upload function in the export software before starting the test.</w:t>
+        <w:t>Export or confirm the exported CSV</w:t>
       </w:r>
     </w:p>
     <w:p>
@@ -686,2792 +253,57 @@
         <w:pStyle w:val="ListBullet"/>
       </w:pPr>
       <w:r>
-        <w:rPr>
-          <w:b w:val="0"/>
-          <w:i w:val="0"/>
-        </w:rPr>
-        <w:t>The operator shall remain present during the Buttons / LEDs stage because manual interaction is currently required.</w:t>
+        <w:t>Record pass/fail disposition</w:t>
       </w:r>
     </w:p>
     <w:p>
       <w:pPr>
         <w:pStyle w:val="Heading2"/>
-      </w:pPr>
-      <w:r>
-        <w:rPr>
-          <w:b w:val="0"/>
-          <w:i w:val="0"/>
-        </w:rPr>
-        <w:t>Test Procedure</w:t>
+        <w:spacing w:before="200" w:after="80"/>
+      </w:pPr>
+      <w:r>
+        <w:t>Engineer / Maintenance</w:t>
       </w:r>
     </w:p>
     <w:p>
-      <w:r>
-        <w:rPr>
-          <w:b w:val="0"/>
-          <w:i w:val="0"/>
-        </w:rPr>
-        <w:t>The test shall be executed in the order shown below. Do not skip steps unless the procedure explicitly identifies the step as temporary or automatic for the current fixture revision.</w:t>
+      <w:pPr>
+        <w:pStyle w:val="ListBullet"/>
+      </w:pPr>
+      <w:r>
+        <w:t>Maintain fixture firmware and station wiring</w:t>
       </w:r>
     </w:p>
     <w:p>
       <w:pPr>
-        <w:pStyle w:val="Heading3"/>
-      </w:pPr>
-      <w:r>
-        <w:rPr>
-          <w:b w:val="0"/>
-          <w:i w:val="0"/>
-        </w:rPr>
-        <w:t>Step 1 - Pre-Test Setup</w:t>
-      </w:r>
-    </w:p>
-    <w:tbl>
-      <w:tblPr>
-        <w:tblStyle w:val="TableGrid"/>
-        <w:tblW w:type="auto" w:w="0"/>
-        <w:tblLook w:firstColumn="1" w:firstRow="1" w:lastColumn="0" w:lastRow="0" w:noHBand="0" w:noVBand="1" w:val="04A0"/>
-      </w:tblPr>
-      <w:tblGrid>
-        <w:gridCol w:w="5040"/>
-        <w:gridCol w:w="5040"/>
-      </w:tblGrid>
-      <w:tr>
-        <w:tc>
-          <w:tcPr>
-            <w:tcW w:type="dxa" w:w="5040"/>
-            <w:shd w:fill="D9EAF7"/>
-          </w:tcPr>
-          <w:p>
-            <w:r>
-              <w:rPr>
-                <w:b/>
-              </w:rPr>
-            </w:r>
-            <w:r>
-              <w:rPr>
-                <w:b/>
-                <w:i w:val="0"/>
-              </w:rPr>
-              <w:t>Field</w:t>
-            </w:r>
-          </w:p>
-        </w:tc>
-        <w:tc>
-          <w:tcPr>
-            <w:tcW w:type="dxa" w:w="5040"/>
-            <w:shd w:fill="D9EAF7"/>
-          </w:tcPr>
-          <w:p>
-            <w:r>
-              <w:rPr>
-                <w:b/>
-              </w:rPr>
-            </w:r>
-            <w:r>
-              <w:rPr>
-                <w:b/>
-                <w:i w:val="0"/>
-              </w:rPr>
-              <w:t>Description</w:t>
-            </w:r>
-          </w:p>
-        </w:tc>
-      </w:tr>
-      <w:tr>
-        <w:tc>
-          <w:tcPr>
-            <w:tcW w:type="dxa" w:w="5040"/>
-          </w:tcPr>
-          <w:p>
-            <w:r/>
-            <w:r>
-              <w:rPr>
-                <w:b/>
-                <w:i w:val="0"/>
-              </w:rPr>
-              <w:t>Objective</w:t>
-            </w:r>
-          </w:p>
-        </w:tc>
-        <w:tc>
-          <w:tcPr>
-            <w:tcW w:type="dxa" w:w="5040"/>
-          </w:tcPr>
-          <w:p>
-            <w:r/>
-            <w:r>
-              <w:rPr>
-                <w:b w:val="0"/>
-                <w:i w:val="0"/>
-              </w:rPr>
-              <w:t>Prepare the fixture, DUT, and operator workstation for a valid test run.</w:t>
-            </w:r>
-          </w:p>
-        </w:tc>
-      </w:tr>
-      <w:tr>
-        <w:tc>
-          <w:tcPr>
-            <w:tcW w:type="dxa" w:w="5040"/>
-          </w:tcPr>
-          <w:p>
-            <w:r/>
-            <w:r>
-              <w:rPr>
-                <w:b/>
-                <w:i w:val="0"/>
-              </w:rPr>
-              <w:t>Required action(s)</w:t>
-            </w:r>
-          </w:p>
-        </w:tc>
-        <w:tc>
-          <w:tcPr>
-            <w:tcW w:type="dxa" w:w="5040"/>
-          </w:tcPr>
-          <w:p>
-            <w:r/>
-            <w:r>
-              <w:rPr>
-                <w:b w:val="0"/>
-                <w:i w:val="0"/>
-              </w:rPr>
-              <w:t>1. Power the fixture and confirm normal startup.</w:t>
-            </w:r>
-            <w:r>
-              <w:br/>
-            </w:r>
-            <w:r>
-              <w:rPr>
-                <w:b w:val="0"/>
-                <w:i w:val="0"/>
-              </w:rPr>
-              <w:t>2. Verify that the DUT and all required cables are connected correctly.</w:t>
-            </w:r>
-            <w:r>
-              <w:br/>
-            </w:r>
-            <w:r>
-              <w:rPr>
-                <w:b w:val="0"/>
-                <w:i w:val="0"/>
-              </w:rPr>
-              <w:t>3. Confirm that the ESP32 board is loaded with the EOL test firmware.</w:t>
-            </w:r>
-            <w:r>
-              <w:br/>
-            </w:r>
-            <w:r>
-              <w:rPr>
-                <w:b w:val="0"/>
-                <w:i w:val="0"/>
-              </w:rPr>
-              <w:t>4. Confirm that the export software is available on the connected PC if results will be archived after the run.</w:t>
-            </w:r>
-            <w:r>
-              <w:br/>
-            </w:r>
-            <w:r>
-              <w:rPr>
-                <w:b w:val="0"/>
-                <w:i w:val="0"/>
-              </w:rPr>
-              <w:t>5. Ensure the operator can observe the screen and access the manual buttons for the Buttons / LEDs stage.</w:t>
-            </w:r>
-          </w:p>
-        </w:tc>
-      </w:tr>
-      <w:tr>
-        <w:tc>
-          <w:tcPr>
-            <w:tcW w:type="dxa" w:w="5040"/>
-          </w:tcPr>
-          <w:p>
-            <w:r/>
-            <w:r>
-              <w:rPr>
-                <w:b/>
-                <w:i w:val="0"/>
-              </w:rPr>
-              <w:t>Expected outcome</w:t>
-            </w:r>
-          </w:p>
-        </w:tc>
-        <w:tc>
-          <w:tcPr>
-            <w:tcW w:type="dxa" w:w="5040"/>
-          </w:tcPr>
-          <w:p>
-            <w:r/>
-            <w:r>
-              <w:rPr>
-                <w:b w:val="0"/>
-                <w:i w:val="0"/>
-              </w:rPr>
-              <w:t>The fixture powers normally, connections are secure, and the operator can proceed to the Comm / Reset screen without setup-related warnings or obvious hardware faults.</w:t>
-            </w:r>
-          </w:p>
-        </w:tc>
-      </w:tr>
-      <w:tr>
-        <w:tc>
-          <w:tcPr>
-            <w:tcW w:type="dxa" w:w="5040"/>
-          </w:tcPr>
-          <w:p>
-            <w:r/>
-            <w:r>
-              <w:rPr>
-                <w:b/>
-                <w:i w:val="0"/>
-              </w:rPr>
-              <w:t>Error(s) or failure condition(s)</w:t>
-            </w:r>
-          </w:p>
-        </w:tc>
-        <w:tc>
-          <w:tcPr>
-            <w:tcW w:type="dxa" w:w="5040"/>
-          </w:tcPr>
-          <w:p>
-            <w:r/>
-            <w:r>
-              <w:rPr>
-                <w:b w:val="0"/>
-                <w:i w:val="0"/>
-              </w:rPr>
-              <w:t>Incorrect or loose cable connection; missing DUT connection; missing ESP32 firmware; unpowered hardware; PC/export path unavailable.</w:t>
-            </w:r>
-          </w:p>
-        </w:tc>
-      </w:tr>
-      <w:tr>
-        <w:tc>
-          <w:tcPr>
-            <w:tcW w:type="dxa" w:w="5040"/>
-          </w:tcPr>
-          <w:p>
-            <w:r/>
-            <w:r>
-              <w:rPr>
-                <w:b/>
-                <w:i w:val="0"/>
-              </w:rPr>
-              <w:t>Troubleshooting / corrective action</w:t>
-            </w:r>
-          </w:p>
-        </w:tc>
-        <w:tc>
-          <w:tcPr>
-            <w:tcW w:type="dxa" w:w="5040"/>
-          </w:tcPr>
-          <w:p>
-            <w:r/>
-            <w:r>
-              <w:rPr>
-                <w:b w:val="0"/>
-                <w:i w:val="0"/>
-              </w:rPr>
-              <w:t>Re-seat or replace cables, verify connector orientation, confirm the correct ESP32 firmware is loaded, restore fixture power, and verify the PC connection before starting the automated sequence.</w:t>
-            </w:r>
-          </w:p>
-        </w:tc>
-      </w:tr>
-    </w:tbl>
-    <w:p>
-      <w:pPr>
-        <w:pStyle w:val="Heading3"/>
-      </w:pPr>
-      <w:r>
-        <w:rPr>
-          <w:b w:val="0"/>
-          <w:i w:val="0"/>
-        </w:rPr>
-        <w:t>Step 2 - Communication Check</w:t>
-      </w:r>
-    </w:p>
-    <w:tbl>
-      <w:tblPr>
-        <w:tblStyle w:val="TableGrid"/>
-        <w:tblW w:type="auto" w:w="0"/>
-        <w:tblLook w:firstColumn="1" w:firstRow="1" w:lastColumn="0" w:lastRow="0" w:noHBand="0" w:noVBand="1" w:val="04A0"/>
-      </w:tblPr>
-      <w:tblGrid>
-        <w:gridCol w:w="5040"/>
-        <w:gridCol w:w="5040"/>
-      </w:tblGrid>
-      <w:tr>
-        <w:tc>
-          <w:tcPr>
-            <w:tcW w:type="dxa" w:w="5040"/>
-            <w:shd w:fill="D9EAF7"/>
-          </w:tcPr>
-          <w:p>
-            <w:r>
-              <w:rPr>
-                <w:b/>
-              </w:rPr>
-            </w:r>
-            <w:r>
-              <w:rPr>
-                <w:b/>
-                <w:i w:val="0"/>
-              </w:rPr>
-              <w:t>Field</w:t>
-            </w:r>
-          </w:p>
-        </w:tc>
-        <w:tc>
-          <w:tcPr>
-            <w:tcW w:type="dxa" w:w="5040"/>
-            <w:shd w:fill="D9EAF7"/>
-          </w:tcPr>
-          <w:p>
-            <w:r>
-              <w:rPr>
-                <w:b/>
-              </w:rPr>
-            </w:r>
-            <w:r>
-              <w:rPr>
-                <w:b/>
-                <w:i w:val="0"/>
-              </w:rPr>
-              <w:t>Description</w:t>
-            </w:r>
-          </w:p>
-        </w:tc>
-      </w:tr>
-      <w:tr>
-        <w:tc>
-          <w:tcPr>
-            <w:tcW w:type="dxa" w:w="5040"/>
-          </w:tcPr>
-          <w:p>
-            <w:r/>
-            <w:r>
-              <w:rPr>
-                <w:b/>
-                <w:i w:val="0"/>
-              </w:rPr>
-              <w:t>Objective</w:t>
-            </w:r>
-          </w:p>
-        </w:tc>
-        <w:tc>
-          <w:tcPr>
-            <w:tcW w:type="dxa" w:w="5040"/>
-          </w:tcPr>
-          <w:p>
-            <w:r/>
-            <w:r>
-              <w:rPr>
-                <w:b w:val="0"/>
-                <w:i w:val="0"/>
-              </w:rPr>
-              <w:t>Verify UART communication between the STM32 host and the ESP32 target.</w:t>
-            </w:r>
-          </w:p>
-        </w:tc>
-      </w:tr>
-      <w:tr>
-        <w:tc>
-          <w:tcPr>
-            <w:tcW w:type="dxa" w:w="5040"/>
-          </w:tcPr>
-          <w:p>
-            <w:r/>
-            <w:r>
-              <w:rPr>
-                <w:b/>
-                <w:i w:val="0"/>
-              </w:rPr>
-              <w:t>Required action(s)</w:t>
-            </w:r>
-          </w:p>
-        </w:tc>
-        <w:tc>
-          <w:tcPr>
-            <w:tcW w:type="dxa" w:w="5040"/>
-          </w:tcPr>
-          <w:p>
-            <w:r/>
-            <w:r>
-              <w:rPr>
-                <w:b w:val="0"/>
-                <w:i w:val="0"/>
-              </w:rPr>
-              <w:t>1. Allow the Comm / Reset screen to start the communication test automatically.</w:t>
-            </w:r>
-            <w:r>
-              <w:br/>
-            </w:r>
-            <w:r>
-              <w:rPr>
-                <w:b w:val="0"/>
-                <w:i w:val="0"/>
-              </w:rPr>
-              <w:t>2. Observe the fixture while the STM32 sends a communication handshake to the ESP32.</w:t>
-            </w:r>
-            <w:r>
-              <w:br/>
-            </w:r>
-            <w:r>
-              <w:rPr>
-                <w:b w:val="0"/>
-                <w:i w:val="0"/>
-              </w:rPr>
-              <w:t>3. Wait for the communication stage to complete before proceeding.</w:t>
-            </w:r>
-          </w:p>
-        </w:tc>
-      </w:tr>
-      <w:tr>
-        <w:tc>
-          <w:tcPr>
-            <w:tcW w:type="dxa" w:w="5040"/>
-          </w:tcPr>
-          <w:p>
-            <w:r/>
-            <w:r>
-              <w:rPr>
-                <w:b/>
-                <w:i w:val="0"/>
-              </w:rPr>
-              <w:t>Expected outcome</w:t>
-            </w:r>
-          </w:p>
-        </w:tc>
-        <w:tc>
-          <w:tcPr>
-            <w:tcW w:type="dxa" w:w="5040"/>
-          </w:tcPr>
-          <w:p>
-            <w:r/>
-            <w:r>
-              <w:rPr>
-                <w:b w:val="0"/>
-                <w:i w:val="0"/>
-              </w:rPr>
-              <w:t>The ESP32 returns the expected communication response and the communication stage passes without operator intervention.</w:t>
-            </w:r>
-          </w:p>
-        </w:tc>
-      </w:tr>
-      <w:tr>
-        <w:tc>
-          <w:tcPr>
-            <w:tcW w:type="dxa" w:w="5040"/>
-          </w:tcPr>
-          <w:p>
-            <w:r/>
-            <w:r>
-              <w:rPr>
-                <w:b/>
-                <w:i w:val="0"/>
-              </w:rPr>
-              <w:t>Error(s) or failure condition(s)</w:t>
-            </w:r>
-          </w:p>
-        </w:tc>
-        <w:tc>
-          <w:tcPr>
-            <w:tcW w:type="dxa" w:w="5040"/>
-          </w:tcPr>
-          <w:p>
-            <w:r/>
-            <w:r>
-              <w:rPr>
-                <w:rFonts w:ascii="Consolas" w:hAnsi="Consolas"/>
-                <w:b w:val="0"/>
-                <w:i w:val="0"/>
-                <w:sz w:val="20"/>
-              </w:rPr>
-              <w:t>0x0101</w:t>
-            </w:r>
-            <w:r>
-              <w:rPr>
-                <w:b w:val="0"/>
-                <w:i w:val="0"/>
-              </w:rPr>
-              <w:t xml:space="preserve"> no response to communication request; </w:t>
-            </w:r>
-            <w:r>
-              <w:rPr>
-                <w:rFonts w:ascii="Consolas" w:hAnsi="Consolas"/>
-                <w:b w:val="0"/>
-                <w:i w:val="0"/>
-                <w:sz w:val="20"/>
-              </w:rPr>
-              <w:t>0x0102</w:t>
-            </w:r>
-            <w:r>
-              <w:rPr>
-                <w:b w:val="0"/>
-                <w:i w:val="0"/>
-              </w:rPr>
-              <w:t xml:space="preserve"> invalid communication reply.</w:t>
-            </w:r>
-          </w:p>
-        </w:tc>
-      </w:tr>
-      <w:tr>
-        <w:tc>
-          <w:tcPr>
-            <w:tcW w:type="dxa" w:w="5040"/>
-          </w:tcPr>
-          <w:p>
-            <w:r/>
-            <w:r>
-              <w:rPr>
-                <w:b/>
-                <w:i w:val="0"/>
-              </w:rPr>
-              <w:t>Troubleshooting / corrective action</w:t>
-            </w:r>
-          </w:p>
-        </w:tc>
-        <w:tc>
-          <w:tcPr>
-            <w:tcW w:type="dxa" w:w="5040"/>
-          </w:tcPr>
-          <w:p>
-            <w:r/>
-            <w:r>
-              <w:rPr>
-                <w:b w:val="0"/>
-                <w:i w:val="0"/>
-              </w:rPr>
-              <w:t>Verify STM32-to-ESP32 serial wiring, confirm the ESP32 is powered and running the correct test firmware, inspect cable continuity, and retry only after the communication path has been corrected.</w:t>
-            </w:r>
-          </w:p>
-        </w:tc>
-      </w:tr>
-    </w:tbl>
-    <w:p>
-      <w:pPr>
-        <w:pStyle w:val="Heading3"/>
-      </w:pPr>
-      <w:r>
-        <w:rPr>
-          <w:b w:val="0"/>
-          <w:i w:val="0"/>
-        </w:rPr>
-        <w:t>Step 3 - MCU Reset Verification</w:t>
-      </w:r>
-    </w:p>
-    <w:tbl>
-      <w:tblPr>
-        <w:tblStyle w:val="TableGrid"/>
-        <w:tblW w:type="auto" w:w="0"/>
-        <w:tblLook w:firstColumn="1" w:firstRow="1" w:lastColumn="0" w:lastRow="0" w:noHBand="0" w:noVBand="1" w:val="04A0"/>
-      </w:tblPr>
-      <w:tblGrid>
-        <w:gridCol w:w="5040"/>
-        <w:gridCol w:w="5040"/>
-      </w:tblGrid>
-      <w:tr>
-        <w:tc>
-          <w:tcPr>
-            <w:tcW w:type="dxa" w:w="5040"/>
-            <w:shd w:fill="D9EAF7"/>
-          </w:tcPr>
-          <w:p>
-            <w:r>
-              <w:rPr>
-                <w:b/>
-              </w:rPr>
-            </w:r>
-            <w:r>
-              <w:rPr>
-                <w:b/>
-                <w:i w:val="0"/>
-              </w:rPr>
-              <w:t>Field</w:t>
-            </w:r>
-          </w:p>
-        </w:tc>
-        <w:tc>
-          <w:tcPr>
-            <w:tcW w:type="dxa" w:w="5040"/>
-            <w:shd w:fill="D9EAF7"/>
-          </w:tcPr>
-          <w:p>
-            <w:r>
-              <w:rPr>
-                <w:b/>
-              </w:rPr>
-            </w:r>
-            <w:r>
-              <w:rPr>
-                <w:b/>
-                <w:i w:val="0"/>
-              </w:rPr>
-              <w:t>Description</w:t>
-            </w:r>
-          </w:p>
-        </w:tc>
-      </w:tr>
-      <w:tr>
-        <w:tc>
-          <w:tcPr>
-            <w:tcW w:type="dxa" w:w="5040"/>
-          </w:tcPr>
-          <w:p>
-            <w:r/>
-            <w:r>
-              <w:rPr>
-                <w:b/>
-                <w:i w:val="0"/>
-              </w:rPr>
-              <w:t>Objective</w:t>
-            </w:r>
-          </w:p>
-        </w:tc>
-        <w:tc>
-          <w:tcPr>
-            <w:tcW w:type="dxa" w:w="5040"/>
-          </w:tcPr>
-          <w:p>
-            <w:r/>
-            <w:r>
-              <w:rPr>
-                <w:b w:val="0"/>
-                <w:i w:val="0"/>
-              </w:rPr>
-              <w:t>Confirm that the fixture can pulse the ESP32 reset path and that the ESP32 reconnects correctly afterward.</w:t>
-            </w:r>
-          </w:p>
-        </w:tc>
-      </w:tr>
-      <w:tr>
-        <w:tc>
-          <w:tcPr>
-            <w:tcW w:type="dxa" w:w="5040"/>
-          </w:tcPr>
-          <w:p>
-            <w:r/>
-            <w:r>
-              <w:rPr>
-                <w:b/>
-                <w:i w:val="0"/>
-              </w:rPr>
-              <w:t>Required action(s)</w:t>
-            </w:r>
-          </w:p>
-        </w:tc>
-        <w:tc>
-          <w:tcPr>
-            <w:tcW w:type="dxa" w:w="5040"/>
-          </w:tcPr>
-          <w:p>
-            <w:r/>
-            <w:r>
-              <w:rPr>
-                <w:b w:val="0"/>
-                <w:i w:val="0"/>
-              </w:rPr>
-              <w:t>1. Allow the fixture to assert the reset pulse automatically.</w:t>
-            </w:r>
-            <w:r>
-              <w:br/>
-            </w:r>
-            <w:r>
-              <w:rPr>
-                <w:b w:val="0"/>
-                <w:i w:val="0"/>
-              </w:rPr>
-              <w:t>2. Wait for the ESP32 recovery interval and reconnection check.</w:t>
-            </w:r>
-            <w:r>
-              <w:br/>
-            </w:r>
-            <w:r>
-              <w:rPr>
-                <w:b w:val="0"/>
-                <w:i w:val="0"/>
-              </w:rPr>
-              <w:t>3. Observe whether the stage completes and advances automatically.</w:t>
-            </w:r>
-          </w:p>
-        </w:tc>
-      </w:tr>
-      <w:tr>
-        <w:tc>
-          <w:tcPr>
-            <w:tcW w:type="dxa" w:w="5040"/>
-          </w:tcPr>
-          <w:p>
-            <w:r/>
-            <w:r>
-              <w:rPr>
-                <w:b/>
-                <w:i w:val="0"/>
-              </w:rPr>
-              <w:t>Expected outcome</w:t>
-            </w:r>
-          </w:p>
-        </w:tc>
-        <w:tc>
-          <w:tcPr>
-            <w:tcW w:type="dxa" w:w="5040"/>
-          </w:tcPr>
-          <w:p>
-            <w:r/>
-            <w:r>
-              <w:rPr>
-                <w:b w:val="0"/>
-                <w:i w:val="0"/>
-              </w:rPr>
-              <w:t>The reset pulse is applied correctly, the ESP32 reconnects, and the expected handshake response is received after reset.</w:t>
-            </w:r>
-          </w:p>
-        </w:tc>
-      </w:tr>
-      <w:tr>
-        <w:tc>
-          <w:tcPr>
-            <w:tcW w:type="dxa" w:w="5040"/>
-          </w:tcPr>
-          <w:p>
-            <w:r/>
-            <w:r>
-              <w:rPr>
-                <w:b/>
-                <w:i w:val="0"/>
-              </w:rPr>
-              <w:t>Error(s) or failure condition(s)</w:t>
-            </w:r>
-          </w:p>
-        </w:tc>
-        <w:tc>
-          <w:tcPr>
-            <w:tcW w:type="dxa" w:w="5040"/>
-          </w:tcPr>
-          <w:p>
-            <w:r/>
-            <w:r>
-              <w:rPr>
-                <w:rFonts w:ascii="Consolas" w:hAnsi="Consolas"/>
-                <w:b w:val="0"/>
-                <w:i w:val="0"/>
-                <w:sz w:val="20"/>
-              </w:rPr>
-              <w:t>0x0201</w:t>
-            </w:r>
-            <w:r>
-              <w:rPr>
-                <w:b w:val="0"/>
-                <w:i w:val="0"/>
-              </w:rPr>
-              <w:t xml:space="preserve"> no reconnect after reset; </w:t>
-            </w:r>
-            <w:r>
-              <w:rPr>
-                <w:rFonts w:ascii="Consolas" w:hAnsi="Consolas"/>
-                <w:b w:val="0"/>
-                <w:i w:val="0"/>
-                <w:sz w:val="20"/>
-              </w:rPr>
-              <w:t>0x0202</w:t>
-            </w:r>
-            <w:r>
-              <w:rPr>
-                <w:b w:val="0"/>
-                <w:i w:val="0"/>
-              </w:rPr>
-              <w:t xml:space="preserve"> invalid reply after reset; </w:t>
-            </w:r>
-            <w:r>
-              <w:rPr>
-                <w:rFonts w:ascii="Consolas" w:hAnsi="Consolas"/>
-                <w:b w:val="0"/>
-                <w:i w:val="0"/>
-                <w:sz w:val="20"/>
-              </w:rPr>
-              <w:t>0x0203</w:t>
-            </w:r>
-            <w:r>
-              <w:rPr>
-                <w:b w:val="0"/>
-                <w:i w:val="0"/>
-              </w:rPr>
-              <w:t xml:space="preserve"> reset pulse verification failure.</w:t>
-            </w:r>
-          </w:p>
-        </w:tc>
-      </w:tr>
-      <w:tr>
-        <w:tc>
-          <w:tcPr>
-            <w:tcW w:type="dxa" w:w="5040"/>
-          </w:tcPr>
-          <w:p>
-            <w:r/>
-            <w:r>
-              <w:rPr>
-                <w:b/>
-                <w:i w:val="0"/>
-              </w:rPr>
-              <w:t>Troubleshooting / corrective action</w:t>
-            </w:r>
-          </w:p>
-        </w:tc>
-        <w:tc>
-          <w:tcPr>
-            <w:tcW w:type="dxa" w:w="5040"/>
-          </w:tcPr>
-          <w:p>
-            <w:r/>
-            <w:r>
-              <w:rPr>
-                <w:b w:val="0"/>
-                <w:i w:val="0"/>
-              </w:rPr>
-              <w:t>Check the reset drive circuit, confirm the reset line reaches the ESP32, verify the ESP32 firmware boots normally after reset, and inspect for hardware faults or wiring errors on the reset path.</w:t>
-            </w:r>
-          </w:p>
-        </w:tc>
-      </w:tr>
-    </w:tbl>
-    <w:p>
-      <w:pPr>
-        <w:pStyle w:val="Heading3"/>
-      </w:pPr>
-      <w:r>
-        <w:rPr>
-          <w:b w:val="0"/>
-          <w:i w:val="0"/>
-        </w:rPr>
-        <w:t>Step 4 - Fault Check Verification</w:t>
-      </w:r>
-    </w:p>
-    <w:tbl>
-      <w:tblPr>
-        <w:tblStyle w:val="TableGrid"/>
-        <w:tblW w:type="auto" w:w="0"/>
-        <w:tblLook w:firstColumn="1" w:firstRow="1" w:lastColumn="0" w:lastRow="0" w:noHBand="0" w:noVBand="1" w:val="04A0"/>
-      </w:tblPr>
-      <w:tblGrid>
-        <w:gridCol w:w="5040"/>
-        <w:gridCol w:w="5040"/>
-      </w:tblGrid>
-      <w:tr>
-        <w:tc>
-          <w:tcPr>
-            <w:tcW w:type="dxa" w:w="5040"/>
-            <w:shd w:fill="D9EAF7"/>
-          </w:tcPr>
-          <w:p>
-            <w:r>
-              <w:rPr>
-                <w:b/>
-              </w:rPr>
-            </w:r>
-            <w:r>
-              <w:rPr>
-                <w:b/>
-                <w:i w:val="0"/>
-              </w:rPr>
-              <w:t>Field</w:t>
-            </w:r>
-          </w:p>
-        </w:tc>
-        <w:tc>
-          <w:tcPr>
-            <w:tcW w:type="dxa" w:w="5040"/>
-            <w:shd w:fill="D9EAF7"/>
-          </w:tcPr>
-          <w:p>
-            <w:r>
-              <w:rPr>
-                <w:b/>
-              </w:rPr>
-            </w:r>
-            <w:r>
-              <w:rPr>
-                <w:b/>
-                <w:i w:val="0"/>
-              </w:rPr>
-              <w:t>Description</w:t>
-            </w:r>
-          </w:p>
-        </w:tc>
-      </w:tr>
-      <w:tr>
-        <w:tc>
-          <w:tcPr>
-            <w:tcW w:type="dxa" w:w="5040"/>
-          </w:tcPr>
-          <w:p>
-            <w:r/>
-            <w:r>
-              <w:rPr>
-                <w:b/>
-                <w:i w:val="0"/>
-              </w:rPr>
-              <w:t>Objective</w:t>
-            </w:r>
-          </w:p>
-        </w:tc>
-        <w:tc>
-          <w:tcPr>
-            <w:tcW w:type="dxa" w:w="5040"/>
-          </w:tcPr>
-          <w:p>
-            <w:r/>
-            <w:r>
-              <w:rPr>
-                <w:b w:val="0"/>
-                <w:i w:val="0"/>
-              </w:rPr>
-              <w:t>Verify that the fixture fault-check pulse path operates correctly and that the ESP32 acknowledges the event.</w:t>
-            </w:r>
-          </w:p>
-        </w:tc>
-      </w:tr>
-      <w:tr>
-        <w:tc>
-          <w:tcPr>
-            <w:tcW w:type="dxa" w:w="5040"/>
-          </w:tcPr>
-          <w:p>
-            <w:r/>
-            <w:r>
-              <w:rPr>
-                <w:b/>
-                <w:i w:val="0"/>
-              </w:rPr>
-              <w:t>Required action(s)</w:t>
-            </w:r>
-          </w:p>
-        </w:tc>
-        <w:tc>
-          <w:tcPr>
-            <w:tcW w:type="dxa" w:w="5040"/>
-          </w:tcPr>
-          <w:p>
-            <w:r/>
-            <w:r>
-              <w:rPr>
-                <w:b w:val="0"/>
-                <w:i w:val="0"/>
-              </w:rPr>
-              <w:t>1. Allow the fixture to pulse the fault-check output automatically.</w:t>
-            </w:r>
-            <w:r>
-              <w:br/>
-            </w:r>
-            <w:r>
-              <w:rPr>
-                <w:b w:val="0"/>
-                <w:i w:val="0"/>
-              </w:rPr>
-              <w:t>2. Wait for the ESP32 acknowledgment and automatic stage completion.</w:t>
-            </w:r>
-          </w:p>
-        </w:tc>
-      </w:tr>
-      <w:tr>
-        <w:tc>
-          <w:tcPr>
-            <w:tcW w:type="dxa" w:w="5040"/>
-          </w:tcPr>
-          <w:p>
-            <w:r/>
-            <w:r>
-              <w:rPr>
-                <w:b/>
-                <w:i w:val="0"/>
-              </w:rPr>
-              <w:t>Expected outcome</w:t>
-            </w:r>
-          </w:p>
-        </w:tc>
-        <w:tc>
-          <w:tcPr>
-            <w:tcW w:type="dxa" w:w="5040"/>
-          </w:tcPr>
-          <w:p>
-            <w:r/>
-            <w:r>
-              <w:rPr>
-                <w:b w:val="0"/>
-                <w:i w:val="0"/>
-              </w:rPr>
-              <w:t>The fault pulse is generated, the ESP32 responds with the expected acknowledgment, and the stage passes.</w:t>
-            </w:r>
-          </w:p>
-        </w:tc>
-      </w:tr>
-      <w:tr>
-        <w:tc>
-          <w:tcPr>
-            <w:tcW w:type="dxa" w:w="5040"/>
-          </w:tcPr>
-          <w:p>
-            <w:r/>
-            <w:r>
-              <w:rPr>
-                <w:b/>
-                <w:i w:val="0"/>
-              </w:rPr>
-              <w:t>Error(s) or failure condition(s)</w:t>
-            </w:r>
-          </w:p>
-        </w:tc>
-        <w:tc>
-          <w:tcPr>
-            <w:tcW w:type="dxa" w:w="5040"/>
-          </w:tcPr>
-          <w:p>
-            <w:r/>
-            <w:r>
-              <w:rPr>
-                <w:rFonts w:ascii="Consolas" w:hAnsi="Consolas"/>
-                <w:b w:val="0"/>
-                <w:i w:val="0"/>
-                <w:sz w:val="20"/>
-              </w:rPr>
-              <w:t>0x0301</w:t>
-            </w:r>
-            <w:r>
-              <w:rPr>
-                <w:b w:val="0"/>
-                <w:i w:val="0"/>
-              </w:rPr>
-              <w:t xml:space="preserve"> no acknowledgment after fault pulse; </w:t>
-            </w:r>
-            <w:r>
-              <w:rPr>
-                <w:rFonts w:ascii="Consolas" w:hAnsi="Consolas"/>
-                <w:b w:val="0"/>
-                <w:i w:val="0"/>
-                <w:sz w:val="20"/>
-              </w:rPr>
-              <w:t>0x0302</w:t>
-            </w:r>
-            <w:r>
-              <w:rPr>
-                <w:b w:val="0"/>
-                <w:i w:val="0"/>
-              </w:rPr>
-              <w:t xml:space="preserve"> invalid acknowledgment; </w:t>
-            </w:r>
-            <w:r>
-              <w:rPr>
-                <w:rFonts w:ascii="Consolas" w:hAnsi="Consolas"/>
-                <w:b w:val="0"/>
-                <w:i w:val="0"/>
-                <w:sz w:val="20"/>
-              </w:rPr>
-              <w:t>0x0303</w:t>
-            </w:r>
-            <w:r>
-              <w:rPr>
-                <w:b w:val="0"/>
-                <w:i w:val="0"/>
-              </w:rPr>
-              <w:t xml:space="preserve"> fault pulse verification failure.</w:t>
-            </w:r>
-          </w:p>
-        </w:tc>
-      </w:tr>
-      <w:tr>
-        <w:tc>
-          <w:tcPr>
-            <w:tcW w:type="dxa" w:w="5040"/>
-          </w:tcPr>
-          <w:p>
-            <w:r/>
-            <w:r>
-              <w:rPr>
-                <w:b/>
-                <w:i w:val="0"/>
-              </w:rPr>
-              <w:t>Troubleshooting / corrective action</w:t>
-            </w:r>
-          </w:p>
-        </w:tc>
-        <w:tc>
-          <w:tcPr>
-            <w:tcW w:type="dxa" w:w="5040"/>
-          </w:tcPr>
-          <w:p>
-            <w:r/>
-            <w:r>
-              <w:rPr>
-                <w:b w:val="0"/>
-                <w:i w:val="0"/>
-              </w:rPr>
-              <w:t>Inspect the fault output path, verify the STM32 drive line and the receiving ESP32 logic, confirm wiring continuity, and retest after the pulse path is corrected.</w:t>
-            </w:r>
-          </w:p>
-        </w:tc>
-      </w:tr>
-    </w:tbl>
-    <w:p>
-      <w:pPr>
-        <w:pStyle w:val="Heading3"/>
-      </w:pPr>
-      <w:r>
-        <w:rPr>
-          <w:b w:val="0"/>
-          <w:i w:val="0"/>
-        </w:rPr>
-        <w:t>Step 5 - Digital Inputs Test</w:t>
-      </w:r>
-    </w:p>
-    <w:tbl>
-      <w:tblPr>
-        <w:tblStyle w:val="TableGrid"/>
-        <w:tblW w:type="auto" w:w="0"/>
-        <w:tblLook w:firstColumn="1" w:firstRow="1" w:lastColumn="0" w:lastRow="0" w:noHBand="0" w:noVBand="1" w:val="04A0"/>
-      </w:tblPr>
-      <w:tblGrid>
-        <w:gridCol w:w="5040"/>
-        <w:gridCol w:w="5040"/>
-      </w:tblGrid>
-      <w:tr>
-        <w:tc>
-          <w:tcPr>
-            <w:tcW w:type="dxa" w:w="5040"/>
-            <w:shd w:fill="D9EAF7"/>
-          </w:tcPr>
-          <w:p>
-            <w:r>
-              <w:rPr>
-                <w:b/>
-              </w:rPr>
-            </w:r>
-            <w:r>
-              <w:rPr>
-                <w:b/>
-                <w:i w:val="0"/>
-              </w:rPr>
-              <w:t>Field</w:t>
-            </w:r>
-          </w:p>
-        </w:tc>
-        <w:tc>
-          <w:tcPr>
-            <w:tcW w:type="dxa" w:w="5040"/>
-            <w:shd w:fill="D9EAF7"/>
-          </w:tcPr>
-          <w:p>
-            <w:r>
-              <w:rPr>
-                <w:b/>
-              </w:rPr>
-            </w:r>
-            <w:r>
-              <w:rPr>
-                <w:b/>
-                <w:i w:val="0"/>
-              </w:rPr>
-              <w:t>Description</w:t>
-            </w:r>
-          </w:p>
-        </w:tc>
-      </w:tr>
-      <w:tr>
-        <w:tc>
-          <w:tcPr>
-            <w:tcW w:type="dxa" w:w="5040"/>
-          </w:tcPr>
-          <w:p>
-            <w:r/>
-            <w:r>
-              <w:rPr>
-                <w:b/>
-                <w:i w:val="0"/>
-              </w:rPr>
-              <w:t>Objective</w:t>
-            </w:r>
-          </w:p>
-        </w:tc>
-        <w:tc>
-          <w:tcPr>
-            <w:tcW w:type="dxa" w:w="5040"/>
-          </w:tcPr>
-          <w:p>
-            <w:r/>
-            <w:r>
-              <w:rPr>
-                <w:b w:val="0"/>
-                <w:i w:val="0"/>
-              </w:rPr>
-              <w:t>Verify the full digital input set by driving each channel through its required state transition and confirming the ESP32 detects it correctly.</w:t>
-            </w:r>
-          </w:p>
-        </w:tc>
-      </w:tr>
-      <w:tr>
-        <w:tc>
-          <w:tcPr>
-            <w:tcW w:type="dxa" w:w="5040"/>
-          </w:tcPr>
-          <w:p>
-            <w:r/>
-            <w:r>
-              <w:rPr>
-                <w:b/>
-                <w:i w:val="0"/>
-              </w:rPr>
-              <w:t>Required action(s)</w:t>
-            </w:r>
-          </w:p>
-        </w:tc>
-        <w:tc>
-          <w:tcPr>
-            <w:tcW w:type="dxa" w:w="5040"/>
-          </w:tcPr>
-          <w:p>
-            <w:r/>
-            <w:r>
-              <w:rPr>
-                <w:b w:val="0"/>
-                <w:i w:val="0"/>
-              </w:rPr>
-              <w:t>1. Allow the Inputs screen to start the digital input sequence automatically.</w:t>
-            </w:r>
-            <w:r>
-              <w:br/>
-            </w:r>
-            <w:r>
-              <w:rPr>
-                <w:b w:val="0"/>
-                <w:i w:val="0"/>
-              </w:rPr>
-              <w:t>2. Verify that each digital input channel completes its transition check and turns green on the screen.</w:t>
-            </w:r>
-            <w:r>
-              <w:br/>
-            </w:r>
-            <w:r>
-              <w:rPr>
-                <w:b w:val="0"/>
-                <w:i w:val="0"/>
-              </w:rPr>
-              <w:t>3. Do not interrupt the sequence while the fixture steps through all digital inputs.</w:t>
-            </w:r>
-          </w:p>
-        </w:tc>
-      </w:tr>
-      <w:tr>
-        <w:tc>
-          <w:tcPr>
-            <w:tcW w:type="dxa" w:w="5040"/>
-          </w:tcPr>
-          <w:p>
-            <w:r/>
-            <w:r>
-              <w:rPr>
-                <w:b/>
-                <w:i w:val="0"/>
-              </w:rPr>
-              <w:t>Expected outcome</w:t>
-            </w:r>
-          </w:p>
-        </w:tc>
-        <w:tc>
-          <w:tcPr>
-            <w:tcW w:type="dxa" w:w="5040"/>
-          </w:tcPr>
-          <w:p>
-            <w:r/>
-            <w:r>
-              <w:rPr>
-                <w:b w:val="0"/>
-                <w:i w:val="0"/>
-              </w:rPr>
-              <w:t>Each digital input channel transitions from high to low as required, is acknowledged by the ESP32, and is shown as passed on the Inputs screen.</w:t>
-            </w:r>
-          </w:p>
-        </w:tc>
-      </w:tr>
-      <w:tr>
-        <w:tc>
-          <w:tcPr>
-            <w:tcW w:type="dxa" w:w="5040"/>
-          </w:tcPr>
-          <w:p>
-            <w:r/>
-            <w:r>
-              <w:rPr>
-                <w:b/>
-                <w:i w:val="0"/>
-              </w:rPr>
-              <w:t>Error(s) or failure condition(s)</w:t>
-            </w:r>
-          </w:p>
-        </w:tc>
-        <w:tc>
-          <w:tcPr>
-            <w:tcW w:type="dxa" w:w="5040"/>
-          </w:tcPr>
-          <w:p>
-            <w:r/>
-            <w:r>
-              <w:rPr>
-                <w:rFonts w:ascii="Consolas" w:hAnsi="Consolas"/>
-                <w:b w:val="0"/>
-                <w:i w:val="0"/>
-                <w:sz w:val="20"/>
-              </w:rPr>
-              <w:t>0x0401</w:t>
-            </w:r>
-            <w:r>
-              <w:rPr>
-                <w:b w:val="0"/>
-                <w:i w:val="0"/>
-              </w:rPr>
-              <w:t xml:space="preserve"> no response for a digital input test; </w:t>
-            </w:r>
-            <w:r>
-              <w:rPr>
-                <w:rFonts w:ascii="Consolas" w:hAnsi="Consolas"/>
-                <w:b w:val="0"/>
-                <w:i w:val="0"/>
-                <w:sz w:val="20"/>
-              </w:rPr>
-              <w:t>0x0402</w:t>
-            </w:r>
-            <w:r>
-              <w:rPr>
-                <w:b w:val="0"/>
-                <w:i w:val="0"/>
-              </w:rPr>
-              <w:t xml:space="preserve"> invalid state transition reported by the ESP32; </w:t>
-            </w:r>
-            <w:r>
-              <w:rPr>
-                <w:rFonts w:ascii="Consolas" w:hAnsi="Consolas"/>
-                <w:b w:val="0"/>
-                <w:i w:val="0"/>
-                <w:sz w:val="20"/>
-              </w:rPr>
-              <w:t>0x0403</w:t>
-            </w:r>
-            <w:r>
-              <w:rPr>
-                <w:b w:val="0"/>
-                <w:i w:val="0"/>
-              </w:rPr>
-              <w:t xml:space="preserve"> malformed or unexpected reply.</w:t>
-            </w:r>
-          </w:p>
-        </w:tc>
-      </w:tr>
-      <w:tr>
-        <w:tc>
-          <w:tcPr>
-            <w:tcW w:type="dxa" w:w="5040"/>
-          </w:tcPr>
-          <w:p>
-            <w:r/>
-            <w:r>
-              <w:rPr>
-                <w:b/>
-                <w:i w:val="0"/>
-              </w:rPr>
-              <w:t>Troubleshooting / corrective action</w:t>
-            </w:r>
-          </w:p>
-        </w:tc>
-        <w:tc>
-          <w:tcPr>
-            <w:tcW w:type="dxa" w:w="5040"/>
-          </w:tcPr>
-          <w:p>
-            <w:r/>
-            <w:r>
-              <w:rPr>
-                <w:b w:val="0"/>
-                <w:i w:val="0"/>
-              </w:rPr>
-              <w:t>Inspect the input cable set, confirm the correct digital input board is installed, verify the STM32 drive output reaches the target input, confirm ESP32 firmware response integrity, and retest the affected channel after correcting the wiring or hardware fault.</w:t>
-            </w:r>
-          </w:p>
-        </w:tc>
-      </w:tr>
-    </w:tbl>
-    <w:p>
-      <w:pPr>
-        <w:pStyle w:val="Heading3"/>
-      </w:pPr>
-      <w:r>
-        <w:rPr>
-          <w:b w:val="0"/>
-          <w:i w:val="0"/>
-        </w:rPr>
-        <w:t>Step 6 - Analog Inputs Test</w:t>
-      </w:r>
-    </w:p>
-    <w:tbl>
-      <w:tblPr>
-        <w:tblStyle w:val="TableGrid"/>
-        <w:tblW w:type="auto" w:w="0"/>
-        <w:tblLook w:firstColumn="1" w:firstRow="1" w:lastColumn="0" w:lastRow="0" w:noHBand="0" w:noVBand="1" w:val="04A0"/>
-      </w:tblPr>
-      <w:tblGrid>
-        <w:gridCol w:w="5040"/>
-        <w:gridCol w:w="5040"/>
-      </w:tblGrid>
-      <w:tr>
-        <w:tc>
-          <w:tcPr>
-            <w:tcW w:type="dxa" w:w="5040"/>
-            <w:shd w:fill="D9EAF7"/>
-          </w:tcPr>
-          <w:p>
-            <w:r>
-              <w:rPr>
-                <w:b/>
-              </w:rPr>
-            </w:r>
-            <w:r>
-              <w:rPr>
-                <w:b/>
-                <w:i w:val="0"/>
-              </w:rPr>
-              <w:t>Field</w:t>
-            </w:r>
-          </w:p>
-        </w:tc>
-        <w:tc>
-          <w:tcPr>
-            <w:tcW w:type="dxa" w:w="5040"/>
-            <w:shd w:fill="D9EAF7"/>
-          </w:tcPr>
-          <w:p>
-            <w:r>
-              <w:rPr>
-                <w:b/>
-              </w:rPr>
-            </w:r>
-            <w:r>
-              <w:rPr>
-                <w:b/>
-                <w:i w:val="0"/>
-              </w:rPr>
-              <w:t>Description</w:t>
-            </w:r>
-          </w:p>
-        </w:tc>
-      </w:tr>
-      <w:tr>
-        <w:tc>
-          <w:tcPr>
-            <w:tcW w:type="dxa" w:w="5040"/>
-          </w:tcPr>
-          <w:p>
-            <w:r/>
-            <w:r>
-              <w:rPr>
-                <w:b/>
-                <w:i w:val="0"/>
-              </w:rPr>
-              <w:t>Objective</w:t>
-            </w:r>
-          </w:p>
-        </w:tc>
-        <w:tc>
-          <w:tcPr>
-            <w:tcW w:type="dxa" w:w="5040"/>
-          </w:tcPr>
-          <w:p>
-            <w:r/>
-            <w:r>
-              <w:rPr>
-                <w:b w:val="0"/>
-                <w:i w:val="0"/>
-              </w:rPr>
-              <w:t>Verify all analog input channels at the required low, mid, and high calibration points.</w:t>
-            </w:r>
-          </w:p>
-        </w:tc>
-      </w:tr>
-      <w:tr>
-        <w:tc>
-          <w:tcPr>
-            <w:tcW w:type="dxa" w:w="5040"/>
-          </w:tcPr>
-          <w:p>
-            <w:r/>
-            <w:r>
-              <w:rPr>
-                <w:b/>
-                <w:i w:val="0"/>
-              </w:rPr>
-              <w:t>Required action(s)</w:t>
-            </w:r>
-          </w:p>
-        </w:tc>
-        <w:tc>
-          <w:tcPr>
-            <w:tcW w:type="dxa" w:w="5040"/>
-          </w:tcPr>
-          <w:p>
-            <w:r/>
-            <w:r>
-              <w:rPr>
-                <w:b w:val="0"/>
-                <w:i w:val="0"/>
-              </w:rPr>
-              <w:t>1. Allow the Inputs screen to advance automatically into the analog sequence after the digital inputs complete.</w:t>
-            </w:r>
-            <w:r>
-              <w:br/>
-            </w:r>
-            <w:r>
-              <w:rPr>
-                <w:b w:val="0"/>
-                <w:i w:val="0"/>
-              </w:rPr>
-              <w:t>2. Observe each analog channel as the fixture applies the programmed setpoints.</w:t>
-            </w:r>
-            <w:r>
-              <w:br/>
-            </w:r>
-            <w:r>
-              <w:rPr>
-                <w:b w:val="0"/>
-                <w:i w:val="0"/>
-              </w:rPr>
-              <w:t>3. Allow the system to measure and evaluate all analog points without interruption.</w:t>
-            </w:r>
-          </w:p>
-        </w:tc>
-      </w:tr>
-      <w:tr>
-        <w:tc>
-          <w:tcPr>
-            <w:tcW w:type="dxa" w:w="5040"/>
-          </w:tcPr>
-          <w:p>
-            <w:r/>
-            <w:r>
-              <w:rPr>
-                <w:b/>
-                <w:i w:val="0"/>
-              </w:rPr>
-              <w:t>Expected outcome</w:t>
-            </w:r>
-          </w:p>
-        </w:tc>
-        <w:tc>
-          <w:tcPr>
-            <w:tcW w:type="dxa" w:w="5040"/>
-          </w:tcPr>
-          <w:p>
-            <w:r/>
-            <w:r>
-              <w:rPr>
-                <w:b w:val="0"/>
-                <w:i w:val="0"/>
-              </w:rPr>
-              <w:t>Current-loop channels and voltage channels both measure within tolerance at all required test points, and each analog input passes on the screen.</w:t>
-            </w:r>
-          </w:p>
-        </w:tc>
-      </w:tr>
-      <w:tr>
-        <w:tc>
-          <w:tcPr>
-            <w:tcW w:type="dxa" w:w="5040"/>
-          </w:tcPr>
-          <w:p>
-            <w:r/>
-            <w:r>
-              <w:rPr>
-                <w:b/>
-                <w:i w:val="0"/>
-              </w:rPr>
-              <w:t>Error(s) or failure condition(s)</w:t>
-            </w:r>
-          </w:p>
-        </w:tc>
-        <w:tc>
-          <w:tcPr>
-            <w:tcW w:type="dxa" w:w="5040"/>
-          </w:tcPr>
-          <w:p>
-            <w:r/>
-            <w:r>
-              <w:rPr>
-                <w:rFonts w:ascii="Consolas" w:hAnsi="Consolas"/>
-                <w:b w:val="0"/>
-                <w:i w:val="0"/>
-                <w:sz w:val="20"/>
-              </w:rPr>
-              <w:t>0x0501</w:t>
-            </w:r>
-            <w:r>
-              <w:rPr>
-                <w:b w:val="0"/>
-                <w:i w:val="0"/>
-              </w:rPr>
-              <w:t xml:space="preserve"> no analog reply; </w:t>
-            </w:r>
-            <w:r>
-              <w:rPr>
-                <w:rFonts w:ascii="Consolas" w:hAnsi="Consolas"/>
-                <w:b w:val="0"/>
-                <w:i w:val="0"/>
-                <w:sz w:val="20"/>
-              </w:rPr>
-              <w:t>0x0502</w:t>
-            </w:r>
-            <w:r>
-              <w:rPr>
-                <w:b w:val="0"/>
-                <w:i w:val="0"/>
-              </w:rPr>
-              <w:t xml:space="preserve"> malformed or mismatched analog reply; </w:t>
-            </w:r>
-            <w:r>
-              <w:rPr>
-                <w:rFonts w:ascii="Consolas" w:hAnsi="Consolas"/>
-                <w:b w:val="0"/>
-                <w:i w:val="0"/>
-                <w:sz w:val="20"/>
-              </w:rPr>
-              <w:t>0x0503</w:t>
-            </w:r>
-            <w:r>
-              <w:rPr>
-                <w:b w:val="0"/>
-                <w:i w:val="0"/>
-              </w:rPr>
-              <w:t xml:space="preserve"> measured analog value outside tolerance.</w:t>
-            </w:r>
-          </w:p>
-        </w:tc>
-      </w:tr>
-      <w:tr>
-        <w:tc>
-          <w:tcPr>
-            <w:tcW w:type="dxa" w:w="5040"/>
-          </w:tcPr>
-          <w:p>
-            <w:r/>
-            <w:r>
-              <w:rPr>
-                <w:b/>
-                <w:i w:val="0"/>
-              </w:rPr>
-              <w:t>Troubleshooting / corrective action</w:t>
-            </w:r>
-          </w:p>
-        </w:tc>
-        <w:tc>
-          <w:tcPr>
-            <w:tcW w:type="dxa" w:w="5040"/>
-          </w:tcPr>
-          <w:p>
-            <w:r/>
-            <w:r>
-              <w:rPr>
-                <w:b w:val="0"/>
-                <w:i w:val="0"/>
-              </w:rPr>
-              <w:t>Verify analog wiring and channel routing, confirm the DAC/multiplexer path is functioning, inspect scaling and sense components, verify the ESP32 measurement path, and compare the measured value to the expected engineering target before retesting.</w:t>
-            </w:r>
-          </w:p>
-        </w:tc>
-      </w:tr>
-    </w:tbl>
-    <w:p>
-      <w:pPr>
-        <w:pStyle w:val="Heading3"/>
-      </w:pPr>
-      <w:r>
-        <w:rPr>
-          <w:b w:val="0"/>
-          <w:i w:val="0"/>
-        </w:rPr>
-        <w:t>Step 7 - Outputs Test</w:t>
-      </w:r>
-    </w:p>
-    <w:tbl>
-      <w:tblPr>
-        <w:tblStyle w:val="TableGrid"/>
-        <w:tblW w:type="auto" w:w="0"/>
-        <w:tblLook w:firstColumn="1" w:firstRow="1" w:lastColumn="0" w:lastRow="0" w:noHBand="0" w:noVBand="1" w:val="04A0"/>
-      </w:tblPr>
-      <w:tblGrid>
-        <w:gridCol w:w="5040"/>
-        <w:gridCol w:w="5040"/>
-      </w:tblGrid>
-      <w:tr>
-        <w:tc>
-          <w:tcPr>
-            <w:tcW w:type="dxa" w:w="5040"/>
-            <w:shd w:fill="D9EAF7"/>
-          </w:tcPr>
-          <w:p>
-            <w:r>
-              <w:rPr>
-                <w:b/>
-              </w:rPr>
-            </w:r>
-            <w:r>
-              <w:rPr>
-                <w:b/>
-                <w:i w:val="0"/>
-              </w:rPr>
-              <w:t>Field</w:t>
-            </w:r>
-          </w:p>
-        </w:tc>
-        <w:tc>
-          <w:tcPr>
-            <w:tcW w:type="dxa" w:w="5040"/>
-            <w:shd w:fill="D9EAF7"/>
-          </w:tcPr>
-          <w:p>
-            <w:r>
-              <w:rPr>
-                <w:b/>
-              </w:rPr>
-            </w:r>
-            <w:r>
-              <w:rPr>
-                <w:b/>
-                <w:i w:val="0"/>
-              </w:rPr>
-              <w:t>Description</w:t>
-            </w:r>
-          </w:p>
-        </w:tc>
-      </w:tr>
-      <w:tr>
-        <w:tc>
-          <w:tcPr>
-            <w:tcW w:type="dxa" w:w="5040"/>
-          </w:tcPr>
-          <w:p>
-            <w:r/>
-            <w:r>
-              <w:rPr>
-                <w:b/>
-                <w:i w:val="0"/>
-              </w:rPr>
-              <w:t>Objective</w:t>
-            </w:r>
-          </w:p>
-        </w:tc>
-        <w:tc>
-          <w:tcPr>
-            <w:tcW w:type="dxa" w:w="5040"/>
-          </w:tcPr>
-          <w:p>
-            <w:r/>
-            <w:r>
-              <w:rPr>
-                <w:b w:val="0"/>
-                <w:i w:val="0"/>
-              </w:rPr>
-              <w:t>Verify the current fixture outputs stage, including temporary digital output handling and relay state validation.</w:t>
-            </w:r>
-          </w:p>
-        </w:tc>
-      </w:tr>
-      <w:tr>
-        <w:tc>
-          <w:tcPr>
-            <w:tcW w:type="dxa" w:w="5040"/>
-          </w:tcPr>
-          <w:p>
-            <w:r/>
-            <w:r>
-              <w:rPr>
-                <w:b/>
-                <w:i w:val="0"/>
-              </w:rPr>
-              <w:t>Required action(s)</w:t>
-            </w:r>
-          </w:p>
-        </w:tc>
-        <w:tc>
-          <w:tcPr>
-            <w:tcW w:type="dxa" w:w="5040"/>
-          </w:tcPr>
-          <w:p>
-            <w:r/>
-            <w:r>
-              <w:rPr>
-                <w:b w:val="0"/>
-                <w:i w:val="0"/>
-              </w:rPr>
-              <w:t>1. Allow the Outputs screen to begin automatically after the Inputs stage completes.</w:t>
-            </w:r>
-            <w:r>
-              <w:br/>
-            </w:r>
-            <w:r>
-              <w:rPr>
-                <w:b w:val="0"/>
-                <w:i w:val="0"/>
-              </w:rPr>
-              <w:t>2. Observe that Digital Output 1 and Digital Output 2 auto-pass in the current fixture revision.</w:t>
-            </w:r>
-            <w:r>
-              <w:br/>
-            </w:r>
-            <w:r>
-              <w:rPr>
-                <w:b w:val="0"/>
-                <w:i w:val="0"/>
-              </w:rPr>
-              <w:t>3. Allow the relay sequence to run automatically for K1 and K2 in both commanded states.</w:t>
-            </w:r>
-            <w:r>
-              <w:br/>
-            </w:r>
-            <w:r>
-              <w:rPr>
-                <w:b w:val="0"/>
-                <w:i w:val="0"/>
-              </w:rPr>
-              <w:t>4. Verify the screen advances only after the relay outputs complete successfully.</w:t>
-            </w:r>
-          </w:p>
-        </w:tc>
-      </w:tr>
-      <w:tr>
-        <w:tc>
-          <w:tcPr>
-            <w:tcW w:type="dxa" w:w="5040"/>
-          </w:tcPr>
-          <w:p>
-            <w:r/>
-            <w:r>
-              <w:rPr>
-                <w:b/>
-                <w:i w:val="0"/>
-              </w:rPr>
-              <w:t>Expected outcome</w:t>
-            </w:r>
-          </w:p>
-        </w:tc>
-        <w:tc>
-          <w:tcPr>
-            <w:tcW w:type="dxa" w:w="5040"/>
-          </w:tcPr>
-          <w:p>
-            <w:r/>
-            <w:r>
-              <w:rPr>
-                <w:b w:val="0"/>
-                <w:i w:val="0"/>
-              </w:rPr>
-              <w:t>Digital outputs auto-pass for the current revision, and relay contacts are verified in both ON and OFF states with correct NO/NC behavior.</w:t>
-            </w:r>
-          </w:p>
-        </w:tc>
-      </w:tr>
-      <w:tr>
-        <w:tc>
-          <w:tcPr>
-            <w:tcW w:type="dxa" w:w="5040"/>
-          </w:tcPr>
-          <w:p>
-            <w:r/>
-            <w:r>
-              <w:rPr>
-                <w:b/>
-                <w:i w:val="0"/>
-              </w:rPr>
-              <w:t>Error(s) or failure condition(s)</w:t>
-            </w:r>
-          </w:p>
-        </w:tc>
-        <w:tc>
-          <w:tcPr>
-            <w:tcW w:type="dxa" w:w="5040"/>
-          </w:tcPr>
-          <w:p>
-            <w:r/>
-            <w:r>
-              <w:rPr>
-                <w:rFonts w:ascii="Consolas" w:hAnsi="Consolas"/>
-                <w:b w:val="0"/>
-                <w:i w:val="0"/>
-                <w:sz w:val="20"/>
-              </w:rPr>
-              <w:t>0x0601</w:t>
-            </w:r>
-            <w:r>
-              <w:rPr>
-                <w:b w:val="0"/>
-                <w:i w:val="0"/>
-              </w:rPr>
-              <w:t xml:space="preserve"> no relay command acknowledgment; </w:t>
-            </w:r>
-            <w:r>
-              <w:rPr>
-                <w:rFonts w:ascii="Consolas" w:hAnsi="Consolas"/>
-                <w:b w:val="0"/>
-                <w:i w:val="0"/>
-                <w:sz w:val="20"/>
-              </w:rPr>
-              <w:t>0x0602</w:t>
-            </w:r>
-            <w:r>
-              <w:rPr>
-                <w:b w:val="0"/>
-                <w:i w:val="0"/>
-              </w:rPr>
-              <w:t xml:space="preserve"> invalid relay acknowledgment; </w:t>
-            </w:r>
-            <w:r>
-              <w:rPr>
-                <w:rFonts w:ascii="Consolas" w:hAnsi="Consolas"/>
-                <w:b w:val="0"/>
-                <w:i w:val="0"/>
-                <w:sz w:val="20"/>
-              </w:rPr>
-              <w:t>0x0603</w:t>
-            </w:r>
-            <w:r>
-              <w:rPr>
-                <w:b w:val="0"/>
-                <w:i w:val="0"/>
-              </w:rPr>
-              <w:t xml:space="preserve"> relay state mismatch.</w:t>
-            </w:r>
-          </w:p>
-        </w:tc>
-      </w:tr>
-      <w:tr>
-        <w:tc>
-          <w:tcPr>
-            <w:tcW w:type="dxa" w:w="5040"/>
-          </w:tcPr>
-          <w:p>
-            <w:r/>
-            <w:r>
-              <w:rPr>
-                <w:b/>
-                <w:i w:val="0"/>
-              </w:rPr>
-              <w:t>Troubleshooting / corrective action</w:t>
-            </w:r>
-          </w:p>
-        </w:tc>
-        <w:tc>
-          <w:tcPr>
-            <w:tcW w:type="dxa" w:w="5040"/>
-          </w:tcPr>
-          <w:p>
-            <w:r/>
-            <w:r>
-              <w:rPr>
-                <w:b w:val="0"/>
-                <w:i w:val="0"/>
-              </w:rPr>
-              <w:t>For relay failures, confirm relay wiring, verify contact readback polarity, inspect the relay drive path from the ESP32, and confirm that the associated output channels toggle as expected. For digital outputs, note that the current software behavior is a temporary automatic pass and does not validate final production DO hardware.</w:t>
-            </w:r>
-          </w:p>
-        </w:tc>
-      </w:tr>
-    </w:tbl>
-    <w:p>
-      <w:pPr>
-        <w:pStyle w:val="Heading3"/>
-      </w:pPr>
-      <w:r>
-        <w:rPr>
-          <w:b w:val="0"/>
-          <w:i w:val="0"/>
-        </w:rPr>
-        <w:t>Step 8 - Buttons / LEDs Test</w:t>
-      </w:r>
-    </w:p>
-    <w:tbl>
-      <w:tblPr>
-        <w:tblStyle w:val="TableGrid"/>
-        <w:tblW w:type="auto" w:w="0"/>
-        <w:tblLook w:firstColumn="1" w:firstRow="1" w:lastColumn="0" w:lastRow="0" w:noHBand="0" w:noVBand="1" w:val="04A0"/>
-      </w:tblPr>
-      <w:tblGrid>
-        <w:gridCol w:w="5040"/>
-        <w:gridCol w:w="5040"/>
-      </w:tblGrid>
-      <w:tr>
-        <w:tc>
-          <w:tcPr>
-            <w:tcW w:type="dxa" w:w="5040"/>
-            <w:shd w:fill="D9EAF7"/>
-          </w:tcPr>
-          <w:p>
-            <w:r>
-              <w:rPr>
-                <w:b/>
-              </w:rPr>
-            </w:r>
-            <w:r>
-              <w:rPr>
-                <w:b/>
-                <w:i w:val="0"/>
-              </w:rPr>
-              <w:t>Field</w:t>
-            </w:r>
-          </w:p>
-        </w:tc>
-        <w:tc>
-          <w:tcPr>
-            <w:tcW w:type="dxa" w:w="5040"/>
-            <w:shd w:fill="D9EAF7"/>
-          </w:tcPr>
-          <w:p>
-            <w:r>
-              <w:rPr>
-                <w:b/>
-              </w:rPr>
-            </w:r>
-            <w:r>
-              <w:rPr>
-                <w:b/>
-                <w:i w:val="0"/>
-              </w:rPr>
-              <w:t>Description</w:t>
-            </w:r>
-          </w:p>
-        </w:tc>
-      </w:tr>
-      <w:tr>
-        <w:tc>
-          <w:tcPr>
-            <w:tcW w:type="dxa" w:w="5040"/>
-          </w:tcPr>
-          <w:p>
-            <w:r/>
-            <w:r>
-              <w:rPr>
-                <w:b/>
-                <w:i w:val="0"/>
-              </w:rPr>
-              <w:t>Objective</w:t>
-            </w:r>
-          </w:p>
-        </w:tc>
-        <w:tc>
-          <w:tcPr>
-            <w:tcW w:type="dxa" w:w="5040"/>
-          </w:tcPr>
-          <w:p>
-            <w:r/>
-            <w:r>
-              <w:rPr>
-                <w:b w:val="0"/>
-                <w:i w:val="0"/>
-              </w:rPr>
-              <w:t>Verify button detection and LED behavior using the current operator-assisted method.</w:t>
-            </w:r>
-          </w:p>
-        </w:tc>
-      </w:tr>
-      <w:tr>
-        <w:tc>
-          <w:tcPr>
-            <w:tcW w:type="dxa" w:w="5040"/>
-          </w:tcPr>
-          <w:p>
-            <w:r/>
-            <w:r>
-              <w:rPr>
-                <w:b/>
-                <w:i w:val="0"/>
-              </w:rPr>
-              <w:t>Required action(s)</w:t>
-            </w:r>
-          </w:p>
-        </w:tc>
-        <w:tc>
-          <w:tcPr>
-            <w:tcW w:type="dxa" w:w="5040"/>
-          </w:tcPr>
-          <w:p>
-            <w:r/>
-            <w:r>
-              <w:rPr>
-                <w:b w:val="0"/>
-                <w:i w:val="0"/>
-              </w:rPr>
-              <w:t>1. Allow the Buttons / LEDs screen to begin automatically after the Outputs stage.</w:t>
-            </w:r>
-            <w:r>
-              <w:br/>
-            </w:r>
-            <w:r>
-              <w:rPr>
-                <w:b w:val="0"/>
-                <w:i w:val="0"/>
-              </w:rPr>
-              <w:t>2. Observe the active button label. When a button is ready to be pressed, its text turns yellow.</w:t>
-            </w:r>
-            <w:r>
-              <w:br/>
-            </w:r>
-            <w:r>
-              <w:rPr>
-                <w:b w:val="0"/>
-                <w:i w:val="0"/>
-              </w:rPr>
-              <w:t>3. Press and release the indicated button by hand within the allowed timeout window.</w:t>
-            </w:r>
-            <w:r>
-              <w:br/>
-            </w:r>
-            <w:r>
-              <w:rPr>
-                <w:b w:val="0"/>
-                <w:i w:val="0"/>
-              </w:rPr>
-              <w:t xml:space="preserve">4. Repeat for </w:t>
-            </w:r>
-            <w:r>
-              <w:rPr>
-                <w:rFonts w:ascii="Consolas" w:hAnsi="Consolas"/>
-                <w:b w:val="0"/>
-                <w:i w:val="0"/>
-                <w:sz w:val="20"/>
-              </w:rPr>
-              <w:t>USR_0</w:t>
-            </w:r>
-            <w:r>
-              <w:rPr>
-                <w:b w:val="0"/>
-                <w:i w:val="0"/>
-              </w:rPr>
-              <w:t xml:space="preserve">, </w:t>
-            </w:r>
-            <w:r>
-              <w:rPr>
-                <w:rFonts w:ascii="Consolas" w:hAnsi="Consolas"/>
-                <w:b w:val="0"/>
-                <w:i w:val="0"/>
-                <w:sz w:val="20"/>
-              </w:rPr>
-              <w:t>PNL_0</w:t>
-            </w:r>
-            <w:r>
-              <w:rPr>
-                <w:b w:val="0"/>
-                <w:i w:val="0"/>
-              </w:rPr>
-              <w:t xml:space="preserve">, </w:t>
-            </w:r>
-            <w:r>
-              <w:rPr>
-                <w:rFonts w:ascii="Consolas" w:hAnsi="Consolas"/>
-                <w:b w:val="0"/>
-                <w:i w:val="0"/>
-                <w:sz w:val="20"/>
-              </w:rPr>
-              <w:t>PNL_1</w:t>
-            </w:r>
-            <w:r>
-              <w:rPr>
-                <w:b w:val="0"/>
-                <w:i w:val="0"/>
-              </w:rPr>
-              <w:t xml:space="preserve">, </w:t>
-            </w:r>
-            <w:r>
-              <w:rPr>
-                <w:rFonts w:ascii="Consolas" w:hAnsi="Consolas"/>
-                <w:b w:val="0"/>
-                <w:i w:val="0"/>
-                <w:sz w:val="20"/>
-              </w:rPr>
-              <w:t>PNL_2</w:t>
-            </w:r>
-            <w:r>
-              <w:rPr>
-                <w:b w:val="0"/>
-                <w:i w:val="0"/>
-              </w:rPr>
-              <w:t xml:space="preserve">, and </w:t>
-            </w:r>
-            <w:r>
-              <w:rPr>
-                <w:rFonts w:ascii="Consolas" w:hAnsi="Consolas"/>
-                <w:b w:val="0"/>
-                <w:i w:val="0"/>
-                <w:sz w:val="20"/>
-              </w:rPr>
-              <w:t>PNL_3</w:t>
-            </w:r>
-            <w:r>
-              <w:rPr>
-                <w:b w:val="0"/>
-                <w:i w:val="0"/>
-              </w:rPr>
-              <w:t xml:space="preserve"> in sequence.</w:t>
-            </w:r>
-            <w:r>
-              <w:br/>
-            </w:r>
-            <w:r>
-              <w:rPr>
-                <w:b w:val="0"/>
-                <w:i w:val="0"/>
-              </w:rPr>
-              <w:t>5. After all button labels turn green, visually inspect the rotating LED pattern.</w:t>
-            </w:r>
-            <w:r>
-              <w:br/>
-            </w:r>
-            <w:r>
-              <w:rPr>
-                <w:b w:val="0"/>
-                <w:i w:val="0"/>
-              </w:rPr>
-              <w:t xml:space="preserve">6. Press </w:t>
-            </w:r>
-            <w:r>
-              <w:rPr>
-                <w:rFonts w:ascii="Consolas" w:hAnsi="Consolas"/>
-                <w:b w:val="0"/>
-                <w:i w:val="0"/>
-                <w:sz w:val="20"/>
-              </w:rPr>
-              <w:t>LED's GOOD</w:t>
-            </w:r>
-            <w:r>
-              <w:rPr>
-                <w:b w:val="0"/>
-                <w:i w:val="0"/>
-              </w:rPr>
-              <w:t xml:space="preserve"> if the LED pattern is correct, or </w:t>
-            </w:r>
-            <w:r>
-              <w:rPr>
-                <w:rFonts w:ascii="Consolas" w:hAnsi="Consolas"/>
-                <w:b w:val="0"/>
-                <w:i w:val="0"/>
-                <w:sz w:val="20"/>
-              </w:rPr>
-              <w:t>LED's BAD</w:t>
-            </w:r>
-            <w:r>
-              <w:rPr>
-                <w:b w:val="0"/>
-                <w:i w:val="0"/>
-              </w:rPr>
-              <w:t xml:space="preserve"> if the LED pattern is incorrect.</w:t>
-            </w:r>
-          </w:p>
-        </w:tc>
-      </w:tr>
-      <w:tr>
-        <w:tc>
-          <w:tcPr>
-            <w:tcW w:type="dxa" w:w="5040"/>
-          </w:tcPr>
-          <w:p>
-            <w:r/>
-            <w:r>
-              <w:rPr>
-                <w:b/>
-                <w:i w:val="0"/>
-              </w:rPr>
-              <w:t>Expected outcome</w:t>
-            </w:r>
-          </w:p>
-        </w:tc>
-        <w:tc>
-          <w:tcPr>
-            <w:tcW w:type="dxa" w:w="5040"/>
-          </w:tcPr>
-          <w:p>
-            <w:r/>
-            <w:r>
-              <w:rPr>
-                <w:b w:val="0"/>
-                <w:i w:val="0"/>
-              </w:rPr>
-              <w:t>Each button is detected on press and release within the allowed time, each label turns green after successful confirmation, the LED pattern runs during the visual check, and the operator records the LED result using the on-screen button.</w:t>
-            </w:r>
-          </w:p>
-        </w:tc>
-      </w:tr>
-      <w:tr>
-        <w:tc>
-          <w:tcPr>
-            <w:tcW w:type="dxa" w:w="5040"/>
-          </w:tcPr>
-          <w:p>
-            <w:r/>
-            <w:r>
-              <w:rPr>
-                <w:b/>
-                <w:i w:val="0"/>
-              </w:rPr>
-              <w:t>Error(s) or failure condition(s)</w:t>
-            </w:r>
-          </w:p>
-        </w:tc>
-        <w:tc>
-          <w:tcPr>
-            <w:tcW w:type="dxa" w:w="5040"/>
-          </w:tcPr>
-          <w:p>
-            <w:r/>
-            <w:r>
-              <w:rPr>
-                <w:rFonts w:ascii="Consolas" w:hAnsi="Consolas"/>
-                <w:b w:val="0"/>
-                <w:i w:val="0"/>
-                <w:sz w:val="20"/>
-              </w:rPr>
-              <w:t>0x0701</w:t>
-            </w:r>
-            <w:r>
-              <w:rPr>
-                <w:b w:val="0"/>
-                <w:i w:val="0"/>
-              </w:rPr>
-              <w:t xml:space="preserve"> no ESP32 acknowledgment during button or LED control; </w:t>
-            </w:r>
-            <w:r>
-              <w:rPr>
-                <w:rFonts w:ascii="Consolas" w:hAnsi="Consolas"/>
-                <w:b w:val="0"/>
-                <w:i w:val="0"/>
-                <w:sz w:val="20"/>
-              </w:rPr>
-              <w:t>0x0702</w:t>
-            </w:r>
-            <w:r>
-              <w:rPr>
-                <w:b w:val="0"/>
-                <w:i w:val="0"/>
-              </w:rPr>
-              <w:t xml:space="preserve"> invalid reply during button or LED control; </w:t>
-            </w:r>
-            <w:r>
-              <w:rPr>
-                <w:rFonts w:ascii="Consolas" w:hAnsi="Consolas"/>
-                <w:b w:val="0"/>
-                <w:i w:val="0"/>
-                <w:sz w:val="20"/>
-              </w:rPr>
-              <w:t>0x0703</w:t>
-            </w:r>
-            <w:r>
-              <w:rPr>
-                <w:b w:val="0"/>
-                <w:i w:val="0"/>
-              </w:rPr>
-              <w:t xml:space="preserve"> operator rejected LED visual check; </w:t>
-            </w:r>
-            <w:r>
-              <w:rPr>
-                <w:rFonts w:ascii="Consolas" w:hAnsi="Consolas"/>
-                <w:b w:val="0"/>
-                <w:i w:val="0"/>
-                <w:sz w:val="20"/>
-              </w:rPr>
-              <w:t>0x0704</w:t>
-            </w:r>
-            <w:r>
-              <w:rPr>
-                <w:b w:val="0"/>
-                <w:i w:val="0"/>
-              </w:rPr>
-              <w:t xml:space="preserve"> manual press or release timeout.</w:t>
-            </w:r>
-          </w:p>
-        </w:tc>
-      </w:tr>
-      <w:tr>
-        <w:tc>
-          <w:tcPr>
-            <w:tcW w:type="dxa" w:w="5040"/>
-          </w:tcPr>
-          <w:p>
-            <w:r/>
-            <w:r>
-              <w:rPr>
-                <w:b/>
-                <w:i w:val="0"/>
-              </w:rPr>
-              <w:t>Troubleshooting / corrective action</w:t>
-            </w:r>
-          </w:p>
-        </w:tc>
-        <w:tc>
-          <w:tcPr>
-            <w:tcW w:type="dxa" w:w="5040"/>
-          </w:tcPr>
-          <w:p>
-            <w:r/>
-            <w:r>
-              <w:rPr>
-                <w:b w:val="0"/>
-                <w:i w:val="0"/>
-              </w:rPr>
-              <w:t>Confirm the correct button is being pressed when highlighted, verify the operator pressed and released the button within the allowed window, inspect the button wiring to the ESP32 I/O expander, confirm the LED rotation is active, and verify the ESP32 test firmware is current. If the fixture is later upgraded with working solenoids, update this procedure to match the automated actuation method.</w:t>
-            </w:r>
-          </w:p>
-        </w:tc>
-      </w:tr>
-    </w:tbl>
-    <w:p>
-      <w:pPr>
-        <w:pStyle w:val="Heading3"/>
-      </w:pPr>
-      <w:r>
-        <w:rPr>
-          <w:b w:val="0"/>
-          <w:i w:val="0"/>
-        </w:rPr>
-        <w:t>Step 9 - Test Result Review and Data Export</w:t>
-      </w:r>
-    </w:p>
-    <w:tbl>
-      <w:tblPr>
-        <w:tblStyle w:val="TableGrid"/>
-        <w:tblW w:type="auto" w:w="0"/>
-        <w:tblLook w:firstColumn="1" w:firstRow="1" w:lastColumn="0" w:lastRow="0" w:noHBand="0" w:noVBand="1" w:val="04A0"/>
-      </w:tblPr>
-      <w:tblGrid>
-        <w:gridCol w:w="5040"/>
-        <w:gridCol w:w="5040"/>
-      </w:tblGrid>
-      <w:tr>
-        <w:tc>
-          <w:tcPr>
-            <w:tcW w:type="dxa" w:w="5040"/>
-            <w:shd w:fill="D9EAF7"/>
-          </w:tcPr>
-          <w:p>
-            <w:r>
-              <w:rPr>
-                <w:b/>
-              </w:rPr>
-            </w:r>
-            <w:r>
-              <w:rPr>
-                <w:b/>
-                <w:i w:val="0"/>
-              </w:rPr>
-              <w:t>Field</w:t>
-            </w:r>
-          </w:p>
-        </w:tc>
-        <w:tc>
-          <w:tcPr>
-            <w:tcW w:type="dxa" w:w="5040"/>
-            <w:shd w:fill="D9EAF7"/>
-          </w:tcPr>
-          <w:p>
-            <w:r>
-              <w:rPr>
-                <w:b/>
-              </w:rPr>
-            </w:r>
-            <w:r>
-              <w:rPr>
-                <w:b/>
-                <w:i w:val="0"/>
-              </w:rPr>
-              <w:t>Description</w:t>
-            </w:r>
-          </w:p>
-        </w:tc>
-      </w:tr>
-      <w:tr>
-        <w:tc>
-          <w:tcPr>
-            <w:tcW w:type="dxa" w:w="5040"/>
-          </w:tcPr>
-          <w:p>
-            <w:r/>
-            <w:r>
-              <w:rPr>
-                <w:b/>
-                <w:i w:val="0"/>
-              </w:rPr>
-              <w:t>Objective</w:t>
-            </w:r>
-          </w:p>
-        </w:tc>
-        <w:tc>
-          <w:tcPr>
-            <w:tcW w:type="dxa" w:w="5040"/>
-          </w:tcPr>
-          <w:p>
-            <w:r/>
-            <w:r>
-              <w:rPr>
-                <w:b w:val="0"/>
-                <w:i w:val="0"/>
-              </w:rPr>
-              <w:t>Preserve the completed test record and confirm the final status of the unit.</w:t>
-            </w:r>
-          </w:p>
-        </w:tc>
-      </w:tr>
-      <w:tr>
-        <w:tc>
-          <w:tcPr>
-            <w:tcW w:type="dxa" w:w="5040"/>
-          </w:tcPr>
-          <w:p>
-            <w:r/>
-            <w:r>
-              <w:rPr>
-                <w:b/>
-                <w:i w:val="0"/>
-              </w:rPr>
-              <w:t>Required action(s)</w:t>
-            </w:r>
-          </w:p>
-        </w:tc>
-        <w:tc>
-          <w:tcPr>
-            <w:tcW w:type="dxa" w:w="5040"/>
-          </w:tcPr>
-          <w:p>
-            <w:r/>
-            <w:r>
-              <w:rPr>
-                <w:b w:val="0"/>
-                <w:i w:val="0"/>
-              </w:rPr>
-              <w:t>1. If the test reaches the Test Complete screen, record the unit as passed.</w:t>
-            </w:r>
-            <w:r>
-              <w:br/>
-            </w:r>
-            <w:r>
-              <w:rPr>
-                <w:b w:val="0"/>
-                <w:i w:val="0"/>
-              </w:rPr>
-              <w:t>2. If the test reaches the Fault screen, record the unit as failed and note the displayed error code and failed step.</w:t>
-            </w:r>
-            <w:r>
-              <w:br/>
-            </w:r>
-            <w:r>
-              <w:rPr>
-                <w:b w:val="0"/>
-                <w:i w:val="0"/>
-              </w:rPr>
-              <w:t>3. Open the export software on the PC.</w:t>
-            </w:r>
-            <w:r>
-              <w:br/>
-            </w:r>
-            <w:r>
-              <w:rPr>
-                <w:b w:val="0"/>
-                <w:i w:val="0"/>
-              </w:rPr>
-              <w:t xml:space="preserve">4. Use the </w:t>
-            </w:r>
-            <w:r>
-              <w:rPr>
-                <w:rFonts w:ascii="Consolas" w:hAnsi="Consolas"/>
-                <w:b w:val="0"/>
-                <w:i w:val="0"/>
-                <w:sz w:val="20"/>
-              </w:rPr>
-              <w:t>Extract Data from NUCLEO-U575ZI-Q</w:t>
-            </w:r>
-            <w:r>
-              <w:rPr>
-                <w:b w:val="0"/>
-                <w:i w:val="0"/>
-              </w:rPr>
-              <w:t xml:space="preserve"> function to retrieve the completed run from the STM32 over ST-LINK USART1.</w:t>
-            </w:r>
-            <w:r>
-              <w:br/>
-            </w:r>
-            <w:r>
-              <w:rPr>
-                <w:b w:val="0"/>
-                <w:i w:val="0"/>
-              </w:rPr>
-              <w:t>5. Confirm that a CSV file is created for the tested board and archived in the configured exports folder.</w:t>
-            </w:r>
-          </w:p>
-        </w:tc>
-      </w:tr>
-      <w:tr>
-        <w:tc>
-          <w:tcPr>
-            <w:tcW w:type="dxa" w:w="5040"/>
-          </w:tcPr>
-          <w:p>
-            <w:r/>
-            <w:r>
-              <w:rPr>
-                <w:b/>
-                <w:i w:val="0"/>
-              </w:rPr>
-              <w:t>Expected outcome</w:t>
-            </w:r>
-          </w:p>
-        </w:tc>
-        <w:tc>
-          <w:tcPr>
-            <w:tcW w:type="dxa" w:w="5040"/>
-          </w:tcPr>
-          <w:p>
-            <w:r/>
-            <w:r>
-              <w:rPr>
-                <w:b w:val="0"/>
-                <w:i w:val="0"/>
-              </w:rPr>
-              <w:t>One CSV file is generated for the completed test run, with one row per test item and a per-row pass/fail result.</w:t>
-            </w:r>
-          </w:p>
-        </w:tc>
-      </w:tr>
-      <w:tr>
-        <w:tc>
-          <w:tcPr>
-            <w:tcW w:type="dxa" w:w="5040"/>
-          </w:tcPr>
-          <w:p>
-            <w:r/>
-            <w:r>
-              <w:rPr>
-                <w:b/>
-                <w:i w:val="0"/>
-              </w:rPr>
-              <w:t>Error(s) or failure condition(s)</w:t>
-            </w:r>
-          </w:p>
-        </w:tc>
-        <w:tc>
-          <w:tcPr>
-            <w:tcW w:type="dxa" w:w="5040"/>
-          </w:tcPr>
-          <w:p>
-            <w:r/>
-            <w:r>
-              <w:rPr>
-                <w:b w:val="0"/>
-                <w:i w:val="0"/>
-              </w:rPr>
-              <w:t>No completed run available for export; export attempted while the test is still running; run already exported; serial port selection error; export communication failure.</w:t>
-            </w:r>
-          </w:p>
-        </w:tc>
-      </w:tr>
-      <w:tr>
-        <w:tc>
-          <w:tcPr>
-            <w:tcW w:type="dxa" w:w="5040"/>
-          </w:tcPr>
-          <w:p>
-            <w:r/>
-            <w:r>
-              <w:rPr>
-                <w:b/>
-                <w:i w:val="0"/>
-              </w:rPr>
-              <w:t>Troubleshooting / corrective action</w:t>
-            </w:r>
-          </w:p>
-        </w:tc>
-        <w:tc>
-          <w:tcPr>
-            <w:tcW w:type="dxa" w:w="5040"/>
-          </w:tcPr>
-          <w:p>
-            <w:r/>
-            <w:r>
-              <w:rPr>
-                <w:b w:val="0"/>
-                <w:i w:val="0"/>
-              </w:rPr>
-              <w:t>Confirm the run has reached a terminal pass or fail state, verify the ST-LINK virtual COM port is available, ensure the export software is connected to the correct port, and repeat the export only if the run has not already been marked as exported.</w:t>
-            </w:r>
-          </w:p>
-        </w:tc>
-      </w:tr>
-    </w:tbl>
-    <w:p>
-      <w:pPr>
-        <w:pStyle w:val="Heading2"/>
-      </w:pPr>
-      <w:r>
-        <w:rPr>
-          <w:b w:val="0"/>
-          <w:i w:val="0"/>
-        </w:rPr>
-        <w:t>Pass/Fail Criteria</w:t>
+        <w:pStyle w:val="ListBullet"/>
+      </w:pPr>
+      <w:r>
+        <w:t>Use the manual GPIO screen when required</w:t>
       </w:r>
     </w:p>
     <w:p>
-      <w:r>
-        <w:rPr>
-          <w:b w:val="0"/>
-          <w:i w:val="0"/>
-        </w:rPr>
-        <w:t xml:space="preserve">The unit shall be considered </w:t>
-      </w:r>
-      <w:r>
-        <w:rPr>
-          <w:b/>
-          <w:i w:val="0"/>
-        </w:rPr>
-        <w:t>PASS</w:t>
-      </w:r>
-      <w:r>
-        <w:rPr>
-          <w:b w:val="0"/>
-          <w:i w:val="0"/>
-        </w:rPr>
-        <w:t xml:space="preserve"> only when all required test stages complete successfully and the operator records a good LED visual result.</w:t>
+      <w:pPr>
+        <w:pStyle w:val="ListBullet"/>
+      </w:pPr>
+      <w:r>
+        <w:t>Resolve repeated or station-level failures</w:t>
       </w:r>
     </w:p>
     <w:p>
-      <w:r>
-        <w:rPr>
-          <w:b w:val="0"/>
-          <w:i w:val="0"/>
-        </w:rPr>
-        <w:t xml:space="preserve">The unit shall be considered </w:t>
-      </w:r>
-      <w:r>
-        <w:rPr>
-          <w:b/>
-          <w:i w:val="0"/>
-        </w:rPr>
-        <w:t>FAIL</w:t>
-      </w:r>
-      <w:r>
-        <w:rPr>
-          <w:b w:val="0"/>
-          <w:i w:val="0"/>
-        </w:rPr>
-        <w:t xml:space="preserve"> if any of the following occur:</w:t>
+      <w:pPr>
+        <w:pStyle w:val="Heading1"/>
+        <w:spacing w:before="240" w:after="120"/>
+      </w:pPr>
+      <w:r>
+        <w:t>Preconditions</w:t>
       </w:r>
     </w:p>
     <w:p>
       <w:pPr>
-        <w:pStyle w:val="ListBullet"/>
-      </w:pPr>
-      <w:r>
-        <w:rPr>
-          <w:b w:val="0"/>
-          <w:i w:val="0"/>
-        </w:rPr>
-        <w:t>Any automated stage returns an error code</w:t>
+        <w:spacing w:before="0" w:after="120" w:line="240" w:lineRule="auto"/>
+      </w:pPr>
+      <w:r>
+        <w:t>Before starting:</w:t>
       </w:r>
     </w:p>
     <w:p>
@@ -3479,11 +311,7 @@
         <w:pStyle w:val="ListBullet"/>
       </w:pPr>
       <w:r>
-        <w:rPr>
-          <w:b w:val="0"/>
-          <w:i w:val="0"/>
-        </w:rPr>
-        <w:t>Any digital input, analog input, or relay verification step fails</w:t>
+        <w:t>The fixture is powered and reaches the start screen</w:t>
       </w:r>
     </w:p>
     <w:p>
@@ -3491,11 +319,7 @@
         <w:pStyle w:val="ListBullet"/>
       </w:pPr>
       <w:r>
-        <w:rPr>
-          <w:b w:val="0"/>
-          <w:i w:val="0"/>
-        </w:rPr>
-        <w:t>Any manual button press or release times out</w:t>
+        <w:t>The DUT or harness is connected correctly</w:t>
       </w:r>
     </w:p>
     <w:p>
@@ -3503,506 +327,594 @@
         <w:pStyle w:val="ListBullet"/>
       </w:pPr>
       <w:r>
+        <w:t>The desktop app opens normally</w:t>
+      </w:r>
+    </w:p>
+    <w:p>
+      <w:pPr>
+        <w:pStyle w:val="ListBullet"/>
+      </w:pPr>
+      <w:r>
+        <w:t>The fixture serial path is available for export</w:t>
+      </w:r>
+    </w:p>
+    <w:p>
+      <w:pPr>
+        <w:pStyle w:val="ListBullet"/>
+      </w:pPr>
+      <w:r>
+        <w:t>The programmer path is available if firmware upload is required</w:t>
+      </w:r>
+    </w:p>
+    <w:p>
+      <w:pPr>
+        <w:pStyle w:val="ListBullet"/>
+      </w:pPr>
+      <w:r>
+        <w:t>The operator is ready to make the final LED decision</w:t>
+      </w:r>
+    </w:p>
+    <w:p>
+      <w:pPr>
+        <w:pStyle w:val="Heading1"/>
+        <w:spacing w:before="240" w:after="120"/>
+      </w:pPr>
+      <w:r>
+        <w:t>Test Sequence Overview</w:t>
+      </w:r>
+    </w:p>
+    <w:p>
+      <w:pPr>
+        <w:spacing w:before="0" w:after="120" w:line="240" w:lineRule="auto"/>
+      </w:pPr>
+      <w:r>
+        <w:t>The fixture automatic flow runs in this order:</w:t>
+      </w:r>
+    </w:p>
+    <w:p>
+      <w:pPr>
+        <w:ind w:left="0" w:hanging="230"/>
+      </w:pPr>
+      <w:r>
         <w:rPr>
-          <w:b w:val="0"/>
-          <w:i w:val="0"/>
+          <w:rFonts w:ascii="Aptos" w:hAnsi="Aptos"/>
+          <w:b/>
+          <w:color w:val="2B3E5D"/>
         </w:rPr>
-        <w:t xml:space="preserve">The operator selects </w:t>
+        <w:t xml:space="preserve">1. </w:t>
+      </w:r>
+      <w:r>
+        <w:t>Communication</w:t>
+      </w:r>
+    </w:p>
+    <w:p>
+      <w:pPr>
+        <w:ind w:left="0" w:hanging="230"/>
+      </w:pPr>
+      <w:r>
+        <w:rPr>
+          <w:rFonts w:ascii="Aptos" w:hAnsi="Aptos"/>
+          <w:b/>
+          <w:color w:val="2B3E5D"/>
+        </w:rPr>
+        <w:t xml:space="preserve">2. </w:t>
+      </w:r>
+      <w:r>
+        <w:t>MCU Reset</w:t>
+      </w:r>
+    </w:p>
+    <w:p>
+      <w:pPr>
+        <w:ind w:left="0" w:hanging="230"/>
+      </w:pPr>
+      <w:r>
+        <w:rPr>
+          <w:rFonts w:ascii="Aptos" w:hAnsi="Aptos"/>
+          <w:b/>
+          <w:color w:val="2B3E5D"/>
+        </w:rPr>
+        <w:t xml:space="preserve">3. </w:t>
+      </w:r>
+      <w:r>
+        <w:t>Fault Check</w:t>
+      </w:r>
+    </w:p>
+    <w:p>
+      <w:pPr>
+        <w:ind w:left="0" w:hanging="230"/>
+      </w:pPr>
+      <w:r>
+        <w:rPr>
+          <w:rFonts w:ascii="Aptos" w:hAnsi="Aptos"/>
+          <w:b/>
+          <w:color w:val="2B3E5D"/>
+        </w:rPr>
+        <w:t xml:space="preserve">4. </w:t>
+      </w:r>
+      <w:r>
+        <w:t>Digital Inputs</w:t>
+      </w:r>
+    </w:p>
+    <w:p>
+      <w:pPr>
+        <w:ind w:left="0" w:hanging="230"/>
+      </w:pPr>
+      <w:r>
+        <w:rPr>
+          <w:rFonts w:ascii="Aptos" w:hAnsi="Aptos"/>
+          <w:b/>
+          <w:color w:val="2B3E5D"/>
+        </w:rPr>
+        <w:t xml:space="preserve">5. </w:t>
+      </w:r>
+      <w:r>
+        <w:t>Analog Inputs</w:t>
+      </w:r>
+    </w:p>
+    <w:p>
+      <w:pPr>
+        <w:ind w:left="0" w:hanging="230"/>
+      </w:pPr>
+      <w:r>
+        <w:rPr>
+          <w:rFonts w:ascii="Aptos" w:hAnsi="Aptos"/>
+          <w:b/>
+          <w:color w:val="2B3E5D"/>
+        </w:rPr>
+        <w:t xml:space="preserve">6. </w:t>
+      </w:r>
+      <w:r>
+        <w:t>Digital Outputs</w:t>
+      </w:r>
+    </w:p>
+    <w:p>
+      <w:pPr>
+        <w:ind w:left="0" w:hanging="230"/>
+      </w:pPr>
+      <w:r>
+        <w:rPr>
+          <w:rFonts w:ascii="Aptos" w:hAnsi="Aptos"/>
+          <w:b/>
+          <w:color w:val="2B3E5D"/>
+        </w:rPr>
+        <w:t xml:space="preserve">7. </w:t>
+      </w:r>
+      <w:r>
+        <w:t>Relay Outputs</w:t>
+      </w:r>
+    </w:p>
+    <w:p>
+      <w:pPr>
+        <w:ind w:left="0" w:hanging="230"/>
+      </w:pPr>
+      <w:r>
+        <w:rPr>
+          <w:rFonts w:ascii="Aptos" w:hAnsi="Aptos"/>
+          <w:b/>
+          <w:color w:val="2B3E5D"/>
+        </w:rPr>
+        <w:t xml:space="preserve">8. </w:t>
+      </w:r>
+      <w:r>
+        <w:t>Buttons</w:t>
+      </w:r>
+    </w:p>
+    <w:p>
+      <w:pPr>
+        <w:ind w:left="0" w:hanging="230"/>
+      </w:pPr>
+      <w:r>
+        <w:rPr>
+          <w:rFonts w:ascii="Aptos" w:hAnsi="Aptos"/>
+          <w:b/>
+          <w:color w:val="2B3E5D"/>
+        </w:rPr>
+        <w:t xml:space="preserve">9. </w:t>
+      </w:r>
+      <w:r>
+        <w:t>LED Visual Check</w:t>
+      </w:r>
+    </w:p>
+    <w:p>
+      <w:pPr>
+        <w:pStyle w:val="Heading2"/>
+        <w:spacing w:before="200" w:after="80"/>
+      </w:pPr>
+      <w:r>
+        <w:t>Current Revision Note</w:t>
+      </w:r>
+    </w:p>
+    <w:p>
+      <w:pPr>
+        <w:pStyle w:val="ListBullet"/>
+      </w:pPr>
+      <w:r>
+        <w:t>Digital Output 1 and Digital Output 2 are temporary auto-pass rows.</w:t>
+      </w:r>
+    </w:p>
+    <w:p>
+      <w:pPr>
+        <w:pStyle w:val="ListBullet"/>
+      </w:pPr>
+      <w:r>
+        <w:t>The fixture automatically drives the button sequence.</w:t>
+      </w:r>
+    </w:p>
+    <w:p>
+      <w:pPr>
+        <w:pStyle w:val="ListBullet"/>
+      </w:pPr>
+      <w:r>
+        <w:t>The LED decision is still manual.</w:t>
+      </w:r>
+    </w:p>
+    <w:p>
+      <w:pPr>
+        <w:pStyle w:val="Heading1"/>
+        <w:spacing w:before="240" w:after="120"/>
+      </w:pPr>
+      <w:r>
+        <w:t>Procedure A: Standard Fixture Workflow</w:t>
+      </w:r>
+    </w:p>
+    <w:p>
+      <w:pPr>
+        <w:spacing w:before="0" w:after="120" w:line="240" w:lineRule="auto"/>
+      </w:pPr>
+      <w:r>
+        <w:t xml:space="preserve">Use this procedure when the run is started from the fixture touchscreen and exported afterward from </w:t>
       </w:r>
       <w:r>
         <w:rPr>
           <w:rFonts w:ascii="Consolas" w:hAnsi="Consolas"/>
-          <w:b w:val="0"/>
-          <w:i w:val="0"/>
-          <w:sz w:val="20"/>
+          <w:sz w:val="19"/>
+          <w:shd w:fill="F3F4F6"/>
+        </w:rPr>
+        <w:t>Device Tools</w:t>
+      </w:r>
+      <w:r>
+        <w:t>.</w:t>
+      </w:r>
+    </w:p>
+    <w:p>
+      <w:pPr>
+        <w:pStyle w:val="Heading2"/>
+        <w:spacing w:before="200" w:after="80"/>
+      </w:pPr>
+      <w:r>
+        <w:t>Step 1: Prepare The Station</w:t>
+      </w:r>
+    </w:p>
+    <w:p>
+      <w:pPr>
+        <w:ind w:left="0" w:hanging="230"/>
+      </w:pPr>
+      <w:r>
+        <w:rPr>
+          <w:rFonts w:ascii="Aptos" w:hAnsi="Aptos"/>
+          <w:b/>
+          <w:color w:val="2B3E5D"/>
+        </w:rPr>
+        <w:t xml:space="preserve">1. </w:t>
+      </w:r>
+      <w:r>
+        <w:t xml:space="preserve">Complete the readiness checks in </w:t>
+      </w:r>
+      <w:hyperlink r:id="rId14">
+        <w:r>
+          <w:rPr>
+            <w:color w:val="C8102E"/>
+            <w:u w:val="single"/>
+          </w:rPr>
+          <w:t>EOL Test Fixture Preflight Checklist</w:t>
+        </w:r>
+      </w:hyperlink>
+      <w:r>
+        <w:t>.</w:t>
+      </w:r>
+    </w:p>
+    <w:p>
+      <w:pPr>
+        <w:ind w:left="0" w:hanging="230"/>
+      </w:pPr>
+      <w:r>
+        <w:rPr>
+          <w:rFonts w:ascii="Aptos" w:hAnsi="Aptos"/>
+          <w:b/>
+          <w:color w:val="2B3E5D"/>
+        </w:rPr>
+        <w:t xml:space="preserve">2. </w:t>
+      </w:r>
+      <w:r>
+        <w:t>Confirm the fixture start screen is visible.</w:t>
+      </w:r>
+    </w:p>
+    <w:p>
+      <w:pPr>
+        <w:ind w:left="0" w:hanging="230"/>
+      </w:pPr>
+      <w:r>
+        <w:rPr>
+          <w:rFonts w:ascii="Aptos" w:hAnsi="Aptos"/>
+          <w:b/>
+          <w:color w:val="2B3E5D"/>
+        </w:rPr>
+        <w:t xml:space="preserve">3. </w:t>
+      </w:r>
+      <w:r>
+        <w:t>Confirm the correct test firmware is available on the Rite-Hite Connect module, or load it from the desktop app before running.</w:t>
+      </w:r>
+    </w:p>
+    <w:p>
+      <w:pPr>
+        <w:pStyle w:val="Heading2"/>
+        <w:spacing w:before="200" w:after="80"/>
+      </w:pPr>
+      <w:r>
+        <w:t>Step 2: Start The Automatic Fixture Run</w:t>
+      </w:r>
+    </w:p>
+    <w:p>
+      <w:pPr>
+        <w:ind w:left="0" w:hanging="230"/>
+      </w:pPr>
+      <w:r>
+        <w:rPr>
+          <w:rFonts w:ascii="Aptos" w:hAnsi="Aptos"/>
+          <w:b/>
+          <w:color w:val="2B3E5D"/>
+        </w:rPr>
+        <w:t xml:space="preserve">1. </w:t>
+      </w:r>
+      <w:r>
+        <w:t xml:space="preserve">On the touchscreen, press </w:t>
+      </w:r>
+      <w:r>
+        <w:rPr>
+          <w:rFonts w:ascii="Consolas" w:hAnsi="Consolas"/>
+          <w:sz w:val="19"/>
+          <w:shd w:fill="F3F4F6"/>
+        </w:rPr>
+        <w:t>Begin AUTO</w:t>
+      </w:r>
+      <w:r>
+        <w:t>.</w:t>
+      </w:r>
+    </w:p>
+    <w:p>
+      <w:pPr>
+        <w:ind w:left="0" w:hanging="230"/>
+      </w:pPr>
+      <w:r>
+        <w:rPr>
+          <w:rFonts w:ascii="Aptos" w:hAnsi="Aptos"/>
+          <w:b/>
+          <w:color w:val="2B3E5D"/>
+        </w:rPr>
+        <w:t xml:space="preserve">2. </w:t>
+      </w:r>
+      <w:r>
+        <w:t xml:space="preserve">Confirm that the fixture enters </w:t>
+      </w:r>
+      <w:r>
+        <w:rPr>
+          <w:rFonts w:ascii="Consolas" w:hAnsi="Consolas"/>
+          <w:sz w:val="19"/>
+          <w:shd w:fill="F3F4F6"/>
+        </w:rPr>
+        <w:t>Comm_Reset_Screen</w:t>
+      </w:r>
+      <w:r>
+        <w:t>.</w:t>
+      </w:r>
+    </w:p>
+    <w:p>
+      <w:pPr>
+        <w:pStyle w:val="Heading2"/>
+        <w:spacing w:before="200" w:after="80"/>
+      </w:pPr>
+      <w:r>
+        <w:t>Step 3: Allow Automatic Stages To Complete</w:t>
+      </w:r>
+    </w:p>
+    <w:p>
+      <w:pPr>
+        <w:spacing w:before="0" w:after="120" w:line="240" w:lineRule="auto"/>
+      </w:pPr>
+      <w:r>
+        <w:t>The fixture runs the following without operator input:</w:t>
+      </w:r>
+    </w:p>
+    <w:p>
+      <w:pPr>
+        <w:pStyle w:val="ListBullet"/>
+      </w:pPr>
+      <w:r>
+        <w:t>Communication</w:t>
+      </w:r>
+    </w:p>
+    <w:p>
+      <w:pPr>
+        <w:pStyle w:val="ListBullet"/>
+      </w:pPr>
+      <w:r>
+        <w:t>MCU Reset</w:t>
+      </w:r>
+    </w:p>
+    <w:p>
+      <w:pPr>
+        <w:pStyle w:val="ListBullet"/>
+      </w:pPr>
+      <w:r>
+        <w:t>Fault Check</w:t>
+      </w:r>
+    </w:p>
+    <w:p>
+      <w:pPr>
+        <w:pStyle w:val="ListBullet"/>
+      </w:pPr>
+      <w:r>
+        <w:t>Digital Inputs</w:t>
+      </w:r>
+    </w:p>
+    <w:p>
+      <w:pPr>
+        <w:pStyle w:val="ListBullet"/>
+      </w:pPr>
+      <w:r>
+        <w:t>Analog Inputs</w:t>
+      </w:r>
+    </w:p>
+    <w:p>
+      <w:pPr>
+        <w:pStyle w:val="ListBullet"/>
+      </w:pPr>
+      <w:r>
+        <w:t>Outputs</w:t>
+      </w:r>
+    </w:p>
+    <w:p>
+      <w:pPr>
+        <w:pStyle w:val="ListBullet"/>
+      </w:pPr>
+      <w:r>
+        <w:t>Buttons</w:t>
+      </w:r>
+    </w:p>
+    <w:p>
+      <w:pPr>
+        <w:spacing w:before="0" w:after="120" w:line="240" w:lineRule="auto"/>
+      </w:pPr>
+      <w:r>
+        <w:t>During this time:</w:t>
+      </w:r>
+    </w:p>
+    <w:p>
+      <w:pPr>
+        <w:pStyle w:val="ListBullet"/>
+      </w:pPr>
+      <w:r>
+        <w:t>Do not disconnect cables</w:t>
+      </w:r>
+    </w:p>
+    <w:p>
+      <w:pPr>
+        <w:pStyle w:val="ListBullet"/>
+      </w:pPr>
+      <w:r>
+        <w:t>Do not power-cycle the station</w:t>
+      </w:r>
+    </w:p>
+    <w:p>
+      <w:pPr>
+        <w:pStyle w:val="ListBullet"/>
+      </w:pPr>
+      <w:r>
+        <w:t>Do not start a second test</w:t>
+      </w:r>
+    </w:p>
+    <w:p>
+      <w:pPr>
+        <w:pStyle w:val="Heading2"/>
+        <w:spacing w:before="200" w:after="80"/>
+      </w:pPr>
+      <w:r>
+        <w:t>Step 4: Perform The LED Visual Decision</w:t>
+      </w:r>
+    </w:p>
+    <w:p>
+      <w:pPr>
+        <w:spacing w:before="0" w:after="120" w:line="240" w:lineRule="auto"/>
+      </w:pPr>
+      <w:r>
+        <w:t>When the fixture reaches the LED visual review:</w:t>
+      </w:r>
+    </w:p>
+    <w:p>
+      <w:pPr>
+        <w:ind w:left="0" w:hanging="230"/>
+      </w:pPr>
+      <w:r>
+        <w:rPr>
+          <w:rFonts w:ascii="Aptos" w:hAnsi="Aptos"/>
+          <w:b/>
+          <w:color w:val="2B3E5D"/>
+        </w:rPr>
+        <w:t xml:space="preserve">1. </w:t>
+      </w:r>
+      <w:r>
+        <w:t>Observe the LED pattern.</w:t>
+      </w:r>
+    </w:p>
+    <w:p>
+      <w:pPr>
+        <w:ind w:left="0" w:hanging="230"/>
+      </w:pPr>
+      <w:r>
+        <w:rPr>
+          <w:rFonts w:ascii="Aptos" w:hAnsi="Aptos"/>
+          <w:b/>
+          <w:color w:val="2B3E5D"/>
+        </w:rPr>
+        <w:t xml:space="preserve">2. </w:t>
+      </w:r>
+      <w:r>
+        <w:t xml:space="preserve">Press </w:t>
+      </w:r>
+      <w:r>
+        <w:rPr>
+          <w:rFonts w:ascii="Consolas" w:hAnsi="Consolas"/>
+          <w:sz w:val="19"/>
+          <w:shd w:fill="F3F4F6"/>
+        </w:rPr>
+        <w:t>LED's GOOD</w:t>
+      </w:r>
+      <w:r>
+        <w:t xml:space="preserve"> if correct.</w:t>
+      </w:r>
+    </w:p>
+    <w:p>
+      <w:pPr>
+        <w:ind w:left="0" w:hanging="230"/>
+      </w:pPr>
+      <w:r>
+        <w:rPr>
+          <w:rFonts w:ascii="Aptos" w:hAnsi="Aptos"/>
+          <w:b/>
+          <w:color w:val="2B3E5D"/>
+        </w:rPr>
+        <w:t xml:space="preserve">3. </w:t>
+      </w:r>
+      <w:r>
+        <w:t xml:space="preserve">Press </w:t>
+      </w:r>
+      <w:r>
+        <w:rPr>
+          <w:rFonts w:ascii="Consolas" w:hAnsi="Consolas"/>
+          <w:sz w:val="19"/>
+          <w:shd w:fill="F3F4F6"/>
         </w:rPr>
         <w:t>LED's BAD</w:t>
       </w:r>
+      <w:r>
+        <w:t xml:space="preserve"> if incorrect.</w:t>
+      </w:r>
     </w:p>
     <w:p>
       <w:pPr>
-        <w:pStyle w:val="ListBullet"/>
-      </w:pPr>
-      <w:r>
-        <w:rPr>
-          <w:b w:val="0"/>
-          <w:i w:val="0"/>
-        </w:rPr>
-        <w:t>The fixture transitions to the Fault screen at any point in the sequence</w:t>
+        <w:pStyle w:val="Heading2"/>
+        <w:spacing w:before="200" w:after="80"/>
+      </w:pPr>
+      <w:r>
+        <w:t>Step 5: Record The Fixture Result</w:t>
       </w:r>
     </w:p>
     <w:p>
       <w:pPr>
-        <w:pStyle w:val="Heading3"/>
-      </w:pPr>
-      <w:r>
-        <w:rPr>
-          <w:b w:val="0"/>
-          <w:i w:val="0"/>
-        </w:rPr>
-        <w:t>Run-Level Acceptance Summary</w:t>
-      </w:r>
-    </w:p>
-    <w:tbl>
-      <w:tblPr>
-        <w:tblStyle w:val="TableGrid"/>
-        <w:tblW w:type="auto" w:w="0"/>
-        <w:tblLook w:firstColumn="1" w:firstRow="1" w:lastColumn="0" w:lastRow="0" w:noHBand="0" w:noVBand="1" w:val="04A0"/>
-      </w:tblPr>
-      <w:tblGrid>
-        <w:gridCol w:w="3360"/>
-        <w:gridCol w:w="3360"/>
-        <w:gridCol w:w="3360"/>
-      </w:tblGrid>
-      <w:tr>
-        <w:tc>
-          <w:tcPr>
-            <w:tcW w:type="dxa" w:w="3360"/>
-            <w:shd w:fill="D9EAF7"/>
-          </w:tcPr>
-          <w:p>
-            <w:r>
-              <w:rPr>
-                <w:b/>
-              </w:rPr>
-            </w:r>
-            <w:r>
-              <w:rPr>
-                <w:b/>
-                <w:i w:val="0"/>
-              </w:rPr>
-              <w:t>Stage</w:t>
-            </w:r>
-          </w:p>
-        </w:tc>
-        <w:tc>
-          <w:tcPr>
-            <w:tcW w:type="dxa" w:w="3360"/>
-            <w:shd w:fill="D9EAF7"/>
-          </w:tcPr>
-          <w:p>
-            <w:r>
-              <w:rPr>
-                <w:b/>
-              </w:rPr>
-            </w:r>
-            <w:r>
-              <w:rPr>
-                <w:b/>
-                <w:i w:val="0"/>
-              </w:rPr>
-              <w:t>Pass Condition</w:t>
-            </w:r>
-          </w:p>
-        </w:tc>
-        <w:tc>
-          <w:tcPr>
-            <w:tcW w:type="dxa" w:w="3360"/>
-            <w:shd w:fill="D9EAF7"/>
-          </w:tcPr>
-          <w:p>
-            <w:r>
-              <w:rPr>
-                <w:b/>
-              </w:rPr>
-            </w:r>
-            <w:r>
-              <w:rPr>
-                <w:b/>
-                <w:i w:val="0"/>
-              </w:rPr>
-              <w:t>Fail Condition</w:t>
-            </w:r>
-          </w:p>
-        </w:tc>
-      </w:tr>
-      <w:tr>
-        <w:tc>
-          <w:tcPr>
-            <w:tcW w:type="dxa" w:w="3360"/>
-          </w:tcPr>
-          <w:p>
-            <w:r/>
-            <w:r>
-              <w:rPr>
-                <w:b w:val="0"/>
-                <w:i w:val="0"/>
-              </w:rPr>
-              <w:t>Communication</w:t>
-            </w:r>
-          </w:p>
-        </w:tc>
-        <w:tc>
-          <w:tcPr>
-            <w:tcW w:type="dxa" w:w="3360"/>
-          </w:tcPr>
-          <w:p>
-            <w:r/>
-            <w:r>
-              <w:rPr>
-                <w:b w:val="0"/>
-                <w:i w:val="0"/>
-              </w:rPr>
-              <w:t>Expected handshake reply received</w:t>
-            </w:r>
-          </w:p>
-        </w:tc>
-        <w:tc>
-          <w:tcPr>
-            <w:tcW w:type="dxa" w:w="3360"/>
-          </w:tcPr>
-          <w:p>
-            <w:r/>
-            <w:r>
-              <w:rPr>
-                <w:b w:val="0"/>
-                <w:i w:val="0"/>
-              </w:rPr>
-              <w:t>No response or invalid reply</w:t>
-            </w:r>
-          </w:p>
-        </w:tc>
-      </w:tr>
-      <w:tr>
-        <w:tc>
-          <w:tcPr>
-            <w:tcW w:type="dxa" w:w="3360"/>
-          </w:tcPr>
-          <w:p>
-            <w:r/>
-            <w:r>
-              <w:rPr>
-                <w:b w:val="0"/>
-                <w:i w:val="0"/>
-              </w:rPr>
-              <w:t>MCU Reset</w:t>
-            </w:r>
-          </w:p>
-        </w:tc>
-        <w:tc>
-          <w:tcPr>
-            <w:tcW w:type="dxa" w:w="3360"/>
-          </w:tcPr>
-          <w:p>
-            <w:r/>
-            <w:r>
-              <w:rPr>
-                <w:b w:val="0"/>
-                <w:i w:val="0"/>
-              </w:rPr>
-              <w:t>Reset pulse verified and ESP32 reconnects</w:t>
-            </w:r>
-          </w:p>
-        </w:tc>
-        <w:tc>
-          <w:tcPr>
-            <w:tcW w:type="dxa" w:w="3360"/>
-          </w:tcPr>
-          <w:p>
-            <w:r/>
-            <w:r>
-              <w:rPr>
-                <w:b w:val="0"/>
-                <w:i w:val="0"/>
-              </w:rPr>
-              <w:t>No reconnect, invalid reply, or pulse verification failure</w:t>
-            </w:r>
-          </w:p>
-        </w:tc>
-      </w:tr>
-      <w:tr>
-        <w:tc>
-          <w:tcPr>
-            <w:tcW w:type="dxa" w:w="3360"/>
-          </w:tcPr>
-          <w:p>
-            <w:r/>
-            <w:r>
-              <w:rPr>
-                <w:b w:val="0"/>
-                <w:i w:val="0"/>
-              </w:rPr>
-              <w:t>Fault Check</w:t>
-            </w:r>
-          </w:p>
-        </w:tc>
-        <w:tc>
-          <w:tcPr>
-            <w:tcW w:type="dxa" w:w="3360"/>
-          </w:tcPr>
-          <w:p>
-            <w:r/>
-            <w:r>
-              <w:rPr>
-                <w:b w:val="0"/>
-                <w:i w:val="0"/>
-              </w:rPr>
-              <w:t>Fault pulse verified and acknowledgment received</w:t>
-            </w:r>
-          </w:p>
-        </w:tc>
-        <w:tc>
-          <w:tcPr>
-            <w:tcW w:type="dxa" w:w="3360"/>
-          </w:tcPr>
-          <w:p>
-            <w:r/>
-            <w:r>
-              <w:rPr>
-                <w:b w:val="0"/>
-                <w:i w:val="0"/>
-              </w:rPr>
-              <w:t>No acknowledgment, invalid reply, or pulse verification failure</w:t>
-            </w:r>
-          </w:p>
-        </w:tc>
-      </w:tr>
-      <w:tr>
-        <w:tc>
-          <w:tcPr>
-            <w:tcW w:type="dxa" w:w="3360"/>
-          </w:tcPr>
-          <w:p>
-            <w:r/>
-            <w:r>
-              <w:rPr>
-                <w:b w:val="0"/>
-                <w:i w:val="0"/>
-              </w:rPr>
-              <w:t>Digital Inputs</w:t>
-            </w:r>
-          </w:p>
-        </w:tc>
-        <w:tc>
-          <w:tcPr>
-            <w:tcW w:type="dxa" w:w="3360"/>
-          </w:tcPr>
-          <w:p>
-            <w:r/>
-            <w:r>
-              <w:rPr>
-                <w:b w:val="0"/>
-                <w:i w:val="0"/>
-              </w:rPr>
-              <w:t>All channels pass required high-to-low transition</w:t>
-            </w:r>
-          </w:p>
-        </w:tc>
-        <w:tc>
-          <w:tcPr>
-            <w:tcW w:type="dxa" w:w="3360"/>
-          </w:tcPr>
-          <w:p>
-            <w:r/>
-            <w:r>
-              <w:rPr>
-                <w:b w:val="0"/>
-                <w:i w:val="0"/>
-              </w:rPr>
-              <w:t>Any channel returns no response, invalid transition, or invalid reply</w:t>
-            </w:r>
-          </w:p>
-        </w:tc>
-      </w:tr>
-      <w:tr>
-        <w:tc>
-          <w:tcPr>
-            <w:tcW w:type="dxa" w:w="3360"/>
-          </w:tcPr>
-          <w:p>
-            <w:r/>
-            <w:r>
-              <w:rPr>
-                <w:b w:val="0"/>
-                <w:i w:val="0"/>
-              </w:rPr>
-              <w:t>Analog Inputs</w:t>
-            </w:r>
-          </w:p>
-        </w:tc>
-        <w:tc>
-          <w:tcPr>
-            <w:tcW w:type="dxa" w:w="3360"/>
-          </w:tcPr>
-          <w:p>
-            <w:r/>
-            <w:r>
-              <w:rPr>
-                <w:b w:val="0"/>
-                <w:i w:val="0"/>
-              </w:rPr>
-              <w:t>All channels measure within tolerance at required setpoints</w:t>
-            </w:r>
-          </w:p>
-        </w:tc>
-        <w:tc>
-          <w:tcPr>
-            <w:tcW w:type="dxa" w:w="3360"/>
-          </w:tcPr>
-          <w:p>
-            <w:r/>
-            <w:r>
-              <w:rPr>
-                <w:b w:val="0"/>
-                <w:i w:val="0"/>
-              </w:rPr>
-              <w:t>Any point returns no response, invalid reply, or out-of-range value</w:t>
-            </w:r>
-          </w:p>
-        </w:tc>
-      </w:tr>
-      <w:tr>
-        <w:tc>
-          <w:tcPr>
-            <w:tcW w:type="dxa" w:w="3360"/>
-          </w:tcPr>
-          <w:p>
-            <w:r/>
-            <w:r>
-              <w:rPr>
-                <w:b w:val="0"/>
-                <w:i w:val="0"/>
-              </w:rPr>
-              <w:t>Outputs</w:t>
-            </w:r>
-          </w:p>
-        </w:tc>
-        <w:tc>
-          <w:tcPr>
-            <w:tcW w:type="dxa" w:w="3360"/>
-          </w:tcPr>
-          <w:p>
-            <w:r/>
-            <w:r>
-              <w:rPr>
-                <w:b w:val="0"/>
-                <w:i w:val="0"/>
-              </w:rPr>
-              <w:t>Relay validation completes successfully; temporary DO auto-pass accepted for this revision</w:t>
-            </w:r>
-          </w:p>
-        </w:tc>
-        <w:tc>
-          <w:tcPr>
-            <w:tcW w:type="dxa" w:w="3360"/>
-          </w:tcPr>
-          <w:p>
-            <w:r/>
-            <w:r>
-              <w:rPr>
-                <w:b w:val="0"/>
-                <w:i w:val="0"/>
-              </w:rPr>
-              <w:t>Any relay command or relay state verification fails</w:t>
-            </w:r>
-          </w:p>
-        </w:tc>
-      </w:tr>
-      <w:tr>
-        <w:tc>
-          <w:tcPr>
-            <w:tcW w:type="dxa" w:w="3360"/>
-          </w:tcPr>
-          <w:p>
-            <w:r/>
-            <w:r>
-              <w:rPr>
-                <w:b w:val="0"/>
-                <w:i w:val="0"/>
-              </w:rPr>
-              <w:t>Buttons / LEDs</w:t>
-            </w:r>
-          </w:p>
-        </w:tc>
-        <w:tc>
-          <w:tcPr>
-            <w:tcW w:type="dxa" w:w="3360"/>
-          </w:tcPr>
-          <w:p>
-            <w:r/>
-            <w:r>
-              <w:rPr>
-                <w:b w:val="0"/>
-                <w:i w:val="0"/>
-              </w:rPr>
-              <w:t>All buttons confirmed, operator approves LED behavior</w:t>
-            </w:r>
-          </w:p>
-        </w:tc>
-        <w:tc>
-          <w:tcPr>
-            <w:tcW w:type="dxa" w:w="3360"/>
-          </w:tcPr>
-          <w:p>
-            <w:r/>
-            <w:r>
-              <w:rPr>
-                <w:b w:val="0"/>
-                <w:i w:val="0"/>
-              </w:rPr>
-              <w:t>Acknowledgment failure, timeout, or operator rejection</w:t>
-            </w:r>
-          </w:p>
-        </w:tc>
-      </w:tr>
-      <w:tr>
-        <w:tc>
-          <w:tcPr>
-            <w:tcW w:type="dxa" w:w="3360"/>
-          </w:tcPr>
-          <w:p>
-            <w:r/>
-            <w:r>
-              <w:rPr>
-                <w:b w:val="0"/>
-                <w:i w:val="0"/>
-              </w:rPr>
-              <w:t>Export</w:t>
-            </w:r>
-          </w:p>
-        </w:tc>
-        <w:tc>
-          <w:tcPr>
-            <w:tcW w:type="dxa" w:w="3360"/>
-          </w:tcPr>
-          <w:p>
-            <w:r/>
-            <w:r>
-              <w:rPr>
-                <w:b w:val="0"/>
-                <w:i w:val="0"/>
-              </w:rPr>
-              <w:t>Completed run archived successfully</w:t>
-            </w:r>
-          </w:p>
-        </w:tc>
-        <w:tc>
-          <w:tcPr>
-            <w:tcW w:type="dxa" w:w="3360"/>
-          </w:tcPr>
-          <w:p>
-            <w:r/>
-            <w:r>
-              <w:rPr>
-                <w:b w:val="0"/>
-                <w:i w:val="0"/>
-              </w:rPr>
-              <w:t>Export unavailable or export communication failure</w:t>
-            </w:r>
-          </w:p>
-        </w:tc>
-      </w:tr>
-    </w:tbl>
-    <w:p>
-      <w:pPr>
-        <w:pStyle w:val="Heading2"/>
-      </w:pPr>
-      <w:r>
-        <w:rPr>
-          <w:b w:val="0"/>
-          <w:i w:val="0"/>
-        </w:rPr>
-        <w:t>Notes / Warnings</w:t>
+        <w:spacing w:before="0" w:after="120" w:line="240" w:lineRule="auto"/>
+      </w:pPr>
+      <w:r>
+        <w:t>If the run passes:</w:t>
       </w:r>
     </w:p>
     <w:p>
@@ -4010,23 +922,26 @@
         <w:pStyle w:val="ListBullet"/>
       </w:pPr>
       <w:r>
+        <w:t xml:space="preserve">The fixture reaches </w:t>
+      </w:r>
+      <w:r>
         <w:rPr>
-          <w:b w:val="0"/>
-          <w:i w:val="0"/>
+          <w:rFonts w:ascii="Consolas" w:hAnsi="Consolas"/>
+          <w:sz w:val="19"/>
+          <w:shd w:fill="F3F4F6"/>
         </w:rPr>
-        <w:t>The current fixture software contains temporary revision behavior. Specifically, Digital Output 1 and Digital Output 2 are automatically passed because the final digital output hardware is not yet installed.</w:t>
+        <w:t>Test_Complete_Screen</w:t>
+      </w:r>
+      <w:r>
+        <w:t>.</w:t>
       </w:r>
     </w:p>
     <w:p>
       <w:pPr>
-        <w:pStyle w:val="ListBullet"/>
-      </w:pPr>
-      <w:r>
-        <w:rPr>
-          <w:b w:val="0"/>
-          <w:i w:val="0"/>
-        </w:rPr>
-        <w:t>The current Buttons / LEDs test requires manual operator interaction. The operator must remain at the fixture during that stage.</w:t>
+        <w:spacing w:before="0" w:after="120" w:line="240" w:lineRule="auto"/>
+      </w:pPr>
+      <w:r>
+        <w:t>If the run fails:</w:t>
       </w:r>
     </w:p>
     <w:p>
@@ -4034,11 +949,18 @@
         <w:pStyle w:val="ListBullet"/>
       </w:pPr>
       <w:r>
+        <w:t xml:space="preserve">The fixture reaches </w:t>
+      </w:r>
+      <w:r>
         <w:rPr>
-          <w:b w:val="0"/>
-          <w:i w:val="0"/>
+          <w:rFonts w:ascii="Consolas" w:hAnsi="Consolas"/>
+          <w:sz w:val="19"/>
+          <w:shd w:fill="F3F4F6"/>
         </w:rPr>
-        <w:t>A failed run can still be exported from the Fault screen after the fixture reaches a terminal failure state.</w:t>
+        <w:t>Fault_Screen</w:t>
+      </w:r>
+      <w:r>
+        <w:t>.</w:t>
       </w:r>
     </w:p>
     <w:p>
@@ -4046,45 +968,1310 @@
         <w:pStyle w:val="ListBullet"/>
       </w:pPr>
       <w:r>
-        <w:rPr>
-          <w:b w:val="0"/>
-          <w:i w:val="0"/>
-        </w:rPr>
-        <w:t>Exported results are intended to provide traceable test evidence for each board tested. One CSV file is generated per completed run.</w:t>
+        <w:t>Record the fault code, failed step, expected value, and actual value as required by local process.</w:t>
       </w:r>
     </w:p>
     <w:p>
       <w:pPr>
-        <w:pStyle w:val="ListBullet"/>
-      </w:pPr>
-      <w:r>
-        <w:rPr>
-          <w:b w:val="0"/>
-          <w:i w:val="0"/>
-        </w:rPr>
-        <w:t>Do not bypass communication or reset failures. These failures indicate a fundamental issue with fixture-to-target operation and invalidate downstream test results.</w:t>
+        <w:pStyle w:val="Heading2"/>
+        <w:spacing w:before="200" w:after="80"/>
+      </w:pPr>
+      <w:r>
+        <w:t>Step 6: Export The Run</w:t>
       </w:r>
     </w:p>
     <w:p>
       <w:pPr>
+        <w:ind w:left="0" w:hanging="230"/>
+      </w:pPr>
+      <w:r>
+        <w:rPr>
+          <w:rFonts w:ascii="Aptos" w:hAnsi="Aptos"/>
+          <w:b/>
+          <w:color w:val="2B3E5D"/>
+        </w:rPr>
+        <w:t xml:space="preserve">1. </w:t>
+      </w:r>
+      <w:r>
+        <w:t>Open the desktop app.</w:t>
+      </w:r>
+    </w:p>
+    <w:p>
+      <w:pPr>
+        <w:ind w:left="0" w:hanging="230"/>
+      </w:pPr>
+      <w:r>
+        <w:rPr>
+          <w:rFonts w:ascii="Aptos" w:hAnsi="Aptos"/>
+          <w:b/>
+          <w:color w:val="2B3E5D"/>
+        </w:rPr>
+        <w:t xml:space="preserve">2. </w:t>
+      </w:r>
+      <w:r>
+        <w:t xml:space="preserve">Go to </w:t>
+      </w:r>
+      <w:r>
+        <w:rPr>
+          <w:rFonts w:ascii="Consolas" w:hAnsi="Consolas"/>
+          <w:sz w:val="19"/>
+          <w:shd w:fill="F3F4F6"/>
+        </w:rPr>
+        <w:t>Device Tools</w:t>
+      </w:r>
+      <w:r>
+        <w:t>.</w:t>
+      </w:r>
+    </w:p>
+    <w:p>
+      <w:pPr>
+        <w:ind w:left="0" w:hanging="230"/>
+      </w:pPr>
+      <w:r>
+        <w:rPr>
+          <w:rFonts w:ascii="Aptos" w:hAnsi="Aptos"/>
+          <w:b/>
+          <w:color w:val="2B3E5D"/>
+        </w:rPr>
+        <w:t xml:space="preserve">3. </w:t>
+      </w:r>
+      <w:r>
+        <w:t xml:space="preserve">Press </w:t>
+      </w:r>
+      <w:r>
+        <w:rPr>
+          <w:rFonts w:ascii="Consolas" w:hAnsi="Consolas"/>
+          <w:sz w:val="19"/>
+          <w:shd w:fill="F3F4F6"/>
+        </w:rPr>
+        <w:t>Extract Data from Test Fixture</w:t>
+      </w:r>
+      <w:r>
+        <w:t>.</w:t>
+      </w:r>
+    </w:p>
+    <w:p>
+      <w:pPr>
+        <w:ind w:left="0" w:hanging="230"/>
+      </w:pPr>
+      <w:r>
+        <w:rPr>
+          <w:rFonts w:ascii="Aptos" w:hAnsi="Aptos"/>
+          <w:b/>
+          <w:color w:val="2B3E5D"/>
+        </w:rPr>
+        <w:t xml:space="preserve">4. </w:t>
+      </w:r>
+      <w:r>
+        <w:t>Confirm that one CSV is created for the run.</w:t>
+      </w:r>
+    </w:p>
+    <w:p>
+      <w:pPr>
+        <w:ind w:left="0" w:hanging="230"/>
+      </w:pPr>
+      <w:r>
+        <w:rPr>
+          <w:rFonts w:ascii="Aptos" w:hAnsi="Aptos"/>
+          <w:b/>
+          <w:color w:val="2B3E5D"/>
+        </w:rPr>
+        <w:t xml:space="preserve">5. </w:t>
+      </w:r>
+      <w:r>
+        <w:t xml:space="preserve">Verify that the file appears in </w:t>
+      </w:r>
+      <w:r>
+        <w:rPr>
+          <w:rFonts w:ascii="Consolas" w:hAnsi="Consolas"/>
+          <w:sz w:val="19"/>
+          <w:shd w:fill="F3F4F6"/>
+        </w:rPr>
+        <w:t>File Explorer</w:t>
+      </w:r>
+      <w:r>
+        <w:t>.</w:t>
+      </w:r>
+    </w:p>
+    <w:p>
+      <w:pPr>
+        <w:pStyle w:val="Heading1"/>
+        <w:spacing w:before="240" w:after="120"/>
+      </w:pPr>
+      <w:r>
+        <w:t>Procedure B: One Click Workflow</w:t>
+      </w:r>
+    </w:p>
+    <w:p>
+      <w:pPr>
+        <w:spacing w:before="0" w:after="120" w:line="240" w:lineRule="auto"/>
+      </w:pPr>
+      <w:r>
+        <w:t>Use this procedure when the desktop app will upload the test firmware, start the run, track progress, and export the CSV automatically.</w:t>
+      </w:r>
+    </w:p>
+    <w:p>
+      <w:pPr>
+        <w:pStyle w:val="Heading2"/>
+        <w:spacing w:before="200" w:after="80"/>
+      </w:pPr>
+      <w:r>
+        <w:t>Step 1: Confirm Readiness In The App</w:t>
+      </w:r>
+    </w:p>
+    <w:p>
+      <w:pPr>
+        <w:spacing w:before="0" w:after="120" w:line="240" w:lineRule="auto"/>
+      </w:pPr>
+      <w:r>
+        <w:t xml:space="preserve">On the </w:t>
+      </w:r>
+      <w:r>
+        <w:rPr>
+          <w:rFonts w:ascii="Consolas" w:hAnsi="Consolas"/>
+          <w:sz w:val="19"/>
+          <w:shd w:fill="F3F4F6"/>
+        </w:rPr>
+        <w:t>One Click Test</w:t>
+      </w:r>
+      <w:r>
+        <w:t xml:space="preserve"> page:</w:t>
+      </w:r>
+    </w:p>
+    <w:p>
+      <w:pPr>
+        <w:ind w:left="0" w:hanging="230"/>
+      </w:pPr>
+      <w:r>
+        <w:rPr>
+          <w:rFonts w:ascii="Aptos" w:hAnsi="Aptos"/>
+          <w:b/>
+          <w:color w:val="2B3E5D"/>
+        </w:rPr>
+        <w:t xml:space="preserve">1. </w:t>
+      </w:r>
+      <w:r>
+        <w:t>Confirm the fixture is detected.</w:t>
+      </w:r>
+    </w:p>
+    <w:p>
+      <w:pPr>
+        <w:ind w:left="0" w:hanging="230"/>
+      </w:pPr>
+      <w:r>
+        <w:rPr>
+          <w:rFonts w:ascii="Aptos" w:hAnsi="Aptos"/>
+          <w:b/>
+          <w:color w:val="2B3E5D"/>
+        </w:rPr>
+        <w:t xml:space="preserve">2. </w:t>
+      </w:r>
+      <w:r>
+        <w:t>Confirm the programmer is detected.</w:t>
+      </w:r>
+    </w:p>
+    <w:p>
+      <w:pPr>
+        <w:ind w:left="0" w:hanging="230"/>
+      </w:pPr>
+      <w:r>
+        <w:rPr>
+          <w:rFonts w:ascii="Aptos" w:hAnsi="Aptos"/>
+          <w:b/>
+          <w:color w:val="2B3E5D"/>
+        </w:rPr>
+        <w:t xml:space="preserve">3. </w:t>
+      </w:r>
+      <w:r>
+        <w:t xml:space="preserve">Confirm the </w:t>
+      </w:r>
+      <w:r>
+        <w:rPr>
+          <w:rFonts w:ascii="Consolas" w:hAnsi="Consolas"/>
+          <w:sz w:val="19"/>
+          <w:shd w:fill="F3F4F6"/>
+        </w:rPr>
+        <w:t>Start One Click Test</w:t>
+      </w:r>
+      <w:r>
+        <w:t xml:space="preserve"> button is enabled.</w:t>
+      </w:r>
+    </w:p>
+    <w:p>
+      <w:pPr>
+        <w:pStyle w:val="Heading2"/>
+        <w:spacing w:before="200" w:after="80"/>
+      </w:pPr>
+      <w:r>
+        <w:t>Step 2: Start One Click</w:t>
+      </w:r>
+    </w:p>
+    <w:p>
+      <w:pPr>
+        <w:ind w:left="0" w:hanging="230"/>
+      </w:pPr>
+      <w:r>
+        <w:rPr>
+          <w:rFonts w:ascii="Aptos" w:hAnsi="Aptos"/>
+          <w:b/>
+          <w:color w:val="2B3E5D"/>
+        </w:rPr>
+        <w:t xml:space="preserve">1. </w:t>
+      </w:r>
+      <w:r>
+        <w:t xml:space="preserve">Press </w:t>
+      </w:r>
+      <w:r>
+        <w:rPr>
+          <w:rFonts w:ascii="Consolas" w:hAnsi="Consolas"/>
+          <w:sz w:val="19"/>
+          <w:shd w:fill="F3F4F6"/>
+        </w:rPr>
+        <w:t>Start One Click Test</w:t>
+      </w:r>
+      <w:r>
+        <w:t>.</w:t>
+      </w:r>
+    </w:p>
+    <w:p>
+      <w:pPr>
+        <w:ind w:left="0" w:hanging="230"/>
+      </w:pPr>
+      <w:r>
+        <w:rPr>
+          <w:rFonts w:ascii="Aptos" w:hAnsi="Aptos"/>
+          <w:b/>
+          <w:color w:val="2B3E5D"/>
+        </w:rPr>
+        <w:t xml:space="preserve">2. </w:t>
+      </w:r>
+      <w:r>
+        <w:t>Confirm the Activity Log begins showing upload and startup messages.</w:t>
+      </w:r>
+    </w:p>
+    <w:p>
+      <w:pPr>
+        <w:pStyle w:val="Heading2"/>
+        <w:spacing w:before="200" w:after="80"/>
+      </w:pPr>
+      <w:r>
+        <w:t>Step 3: Let One Click Run</w:t>
+      </w:r>
+    </w:p>
+    <w:p>
+      <w:pPr>
+        <w:spacing w:before="0" w:after="120" w:line="240" w:lineRule="auto"/>
+      </w:pPr>
+      <w:r>
+        <w:t>The desktop app performs the following:</w:t>
+      </w:r>
+    </w:p>
+    <w:p>
+      <w:pPr>
+        <w:ind w:left="0" w:hanging="230"/>
+      </w:pPr>
+      <w:r>
+        <w:rPr>
+          <w:rFonts w:ascii="Aptos" w:hAnsi="Aptos"/>
+          <w:b/>
+          <w:color w:val="2B3E5D"/>
+        </w:rPr>
+        <w:t xml:space="preserve">1. </w:t>
+      </w:r>
+      <w:r>
+        <w:t>Uploads the Rite-Hite Connect test firmware</w:t>
+      </w:r>
+    </w:p>
+    <w:p>
+      <w:pPr>
+        <w:ind w:left="0" w:hanging="230"/>
+      </w:pPr>
+      <w:r>
+        <w:rPr>
+          <w:rFonts w:ascii="Aptos" w:hAnsi="Aptos"/>
+          <w:b/>
+          <w:color w:val="2B3E5D"/>
+        </w:rPr>
+        <w:t xml:space="preserve">2. </w:t>
+      </w:r>
+      <w:r>
+        <w:t>Waits for module boot</w:t>
+      </w:r>
+    </w:p>
+    <w:p>
+      <w:pPr>
+        <w:ind w:left="0" w:hanging="230"/>
+      </w:pPr>
+      <w:r>
+        <w:rPr>
+          <w:rFonts w:ascii="Aptos" w:hAnsi="Aptos"/>
+          <w:b/>
+          <w:color w:val="2B3E5D"/>
+        </w:rPr>
+        <w:t xml:space="preserve">3. </w:t>
+      </w:r>
+      <w:r>
+        <w:t xml:space="preserve">Sends </w:t>
+      </w:r>
+      <w:r>
+        <w:rPr>
+          <w:rFonts w:ascii="Consolas" w:hAnsi="Consolas"/>
+          <w:sz w:val="19"/>
+          <w:shd w:fill="F3F4F6"/>
+        </w:rPr>
+        <w:t>START_AUTO</w:t>
+      </w:r>
+      <w:r>
+        <w:t xml:space="preserve"> to the fixture</w:t>
+      </w:r>
+    </w:p>
+    <w:p>
+      <w:pPr>
+        <w:ind w:left="0" w:hanging="230"/>
+      </w:pPr>
+      <w:r>
+        <w:rPr>
+          <w:rFonts w:ascii="Aptos" w:hAnsi="Aptos"/>
+          <w:b/>
+          <w:color w:val="2B3E5D"/>
+        </w:rPr>
+        <w:t xml:space="preserve">4. </w:t>
+      </w:r>
+      <w:r>
+        <w:t>Polls fixture status during the run</w:t>
+      </w:r>
+    </w:p>
+    <w:p>
+      <w:pPr>
+        <w:ind w:left="0" w:hanging="230"/>
+      </w:pPr>
+      <w:r>
+        <w:rPr>
+          <w:rFonts w:ascii="Aptos" w:hAnsi="Aptos"/>
+          <w:b/>
+          <w:color w:val="2B3E5D"/>
+        </w:rPr>
+        <w:t xml:space="preserve">5. </w:t>
+      </w:r>
+      <w:r>
+        <w:t>Advances the progress rail as the fixture changes stage</w:t>
+      </w:r>
+    </w:p>
+    <w:p>
+      <w:pPr>
+        <w:spacing w:before="0" w:after="120" w:line="240" w:lineRule="auto"/>
+      </w:pPr>
+      <w:r>
+        <w:t>The progress rail follows:</w:t>
+      </w:r>
+    </w:p>
+    <w:p>
+      <w:pPr>
+        <w:ind w:left="0" w:hanging="230"/>
+      </w:pPr>
+      <w:r>
+        <w:rPr>
+          <w:rFonts w:ascii="Aptos" w:hAnsi="Aptos"/>
+          <w:b/>
+          <w:color w:val="2B3E5D"/>
+        </w:rPr>
+        <w:t xml:space="preserve">1. </w:t>
+      </w:r>
+      <w:r>
+        <w:t>Upload Firmware</w:t>
+      </w:r>
+    </w:p>
+    <w:p>
+      <w:pPr>
+        <w:ind w:left="0" w:hanging="230"/>
+      </w:pPr>
+      <w:r>
+        <w:rPr>
+          <w:rFonts w:ascii="Aptos" w:hAnsi="Aptos"/>
+          <w:b/>
+          <w:color w:val="2B3E5D"/>
+        </w:rPr>
+        <w:t xml:space="preserve">2. </w:t>
+      </w:r>
+      <w:r>
+        <w:t>Comms</w:t>
+      </w:r>
+    </w:p>
+    <w:p>
+      <w:pPr>
+        <w:ind w:left="0" w:hanging="230"/>
+      </w:pPr>
+      <w:r>
+        <w:rPr>
+          <w:rFonts w:ascii="Aptos" w:hAnsi="Aptos"/>
+          <w:b/>
+          <w:color w:val="2B3E5D"/>
+        </w:rPr>
+        <w:t xml:space="preserve">3. </w:t>
+      </w:r>
+      <w:r>
+        <w:t>Digital Inputs</w:t>
+      </w:r>
+    </w:p>
+    <w:p>
+      <w:pPr>
+        <w:ind w:left="0" w:hanging="230"/>
+      </w:pPr>
+      <w:r>
+        <w:rPr>
+          <w:rFonts w:ascii="Aptos" w:hAnsi="Aptos"/>
+          <w:b/>
+          <w:color w:val="2B3E5D"/>
+        </w:rPr>
+        <w:t xml:space="preserve">4. </w:t>
+      </w:r>
+      <w:r>
+        <w:t>Analog Inputs</w:t>
+      </w:r>
+    </w:p>
+    <w:p>
+      <w:pPr>
+        <w:ind w:left="0" w:hanging="230"/>
+      </w:pPr>
+      <w:r>
+        <w:rPr>
+          <w:rFonts w:ascii="Aptos" w:hAnsi="Aptos"/>
+          <w:b/>
+          <w:color w:val="2B3E5D"/>
+        </w:rPr>
+        <w:t xml:space="preserve">5. </w:t>
+      </w:r>
+      <w:r>
+        <w:t>Digital Outputs</w:t>
+      </w:r>
+    </w:p>
+    <w:p>
+      <w:pPr>
+        <w:ind w:left="0" w:hanging="230"/>
+      </w:pPr>
+      <w:r>
+        <w:rPr>
+          <w:rFonts w:ascii="Aptos" w:hAnsi="Aptos"/>
+          <w:b/>
+          <w:color w:val="2B3E5D"/>
+        </w:rPr>
+        <w:t xml:space="preserve">6. </w:t>
+      </w:r>
+      <w:r>
+        <w:t>Relay Outputs</w:t>
+      </w:r>
+    </w:p>
+    <w:p>
+      <w:pPr>
+        <w:ind w:left="0" w:hanging="230"/>
+      </w:pPr>
+      <w:r>
+        <w:rPr>
+          <w:rFonts w:ascii="Aptos" w:hAnsi="Aptos"/>
+          <w:b/>
+          <w:color w:val="2B3E5D"/>
+        </w:rPr>
+        <w:t xml:space="preserve">7. </w:t>
+      </w:r>
+      <w:r>
+        <w:t>Buttons</w:t>
+      </w:r>
+    </w:p>
+    <w:p>
+      <w:pPr>
+        <w:ind w:left="0" w:hanging="230"/>
+      </w:pPr>
+      <w:r>
+        <w:rPr>
+          <w:rFonts w:ascii="Aptos" w:hAnsi="Aptos"/>
+          <w:b/>
+          <w:color w:val="2B3E5D"/>
+        </w:rPr>
+        <w:t xml:space="preserve">8. </w:t>
+      </w:r>
+      <w:r>
+        <w:t>LEDs</w:t>
+      </w:r>
+    </w:p>
+    <w:p>
+      <w:pPr>
+        <w:ind w:left="0" w:hanging="230"/>
+      </w:pPr>
+      <w:r>
+        <w:rPr>
+          <w:rFonts w:ascii="Aptos" w:hAnsi="Aptos"/>
+          <w:b/>
+          <w:color w:val="2B3E5D"/>
+        </w:rPr>
+        <w:t xml:space="preserve">9. </w:t>
+      </w:r>
+      <w:r>
+        <w:t>Extract Data</w:t>
+      </w:r>
+    </w:p>
+    <w:p>
+      <w:pPr>
+        <w:pStyle w:val="Heading2"/>
+        <w:spacing w:before="200" w:after="80"/>
+      </w:pPr>
+      <w:r>
+        <w:t>Step 4: Make The LED Decision</w:t>
+      </w:r>
+    </w:p>
+    <w:p>
+      <w:pPr>
+        <w:spacing w:before="0" w:after="120" w:line="240" w:lineRule="auto"/>
+      </w:pPr>
+      <w:r>
+        <w:t>When the Activity Log indicates technician action is required:</w:t>
+      </w:r>
+    </w:p>
+    <w:p>
+      <w:pPr>
+        <w:ind w:left="0" w:hanging="230"/>
+      </w:pPr>
+      <w:r>
+        <w:rPr>
+          <w:rFonts w:ascii="Aptos" w:hAnsi="Aptos"/>
+          <w:b/>
+          <w:color w:val="2B3E5D"/>
+        </w:rPr>
+        <w:t xml:space="preserve">1. </w:t>
+      </w:r>
+      <w:r>
+        <w:t>Go to the fixture touchscreen.</w:t>
+      </w:r>
+    </w:p>
+    <w:p>
+      <w:pPr>
+        <w:ind w:left="0" w:hanging="230"/>
+      </w:pPr>
+      <w:r>
+        <w:rPr>
+          <w:rFonts w:ascii="Aptos" w:hAnsi="Aptos"/>
+          <w:b/>
+          <w:color w:val="2B3E5D"/>
+        </w:rPr>
+        <w:t xml:space="preserve">2. </w:t>
+      </w:r>
+      <w:r>
+        <w:t>Observe the LED pattern.</w:t>
+      </w:r>
+    </w:p>
+    <w:p>
+      <w:pPr>
+        <w:ind w:left="0" w:hanging="230"/>
+      </w:pPr>
+      <w:r>
+        <w:rPr>
+          <w:rFonts w:ascii="Aptos" w:hAnsi="Aptos"/>
+          <w:b/>
+          <w:color w:val="2B3E5D"/>
+        </w:rPr>
+        <w:t xml:space="preserve">3. </w:t>
+      </w:r>
+      <w:r>
+        <w:t xml:space="preserve">Press </w:t>
+      </w:r>
+      <w:r>
+        <w:rPr>
+          <w:rFonts w:ascii="Consolas" w:hAnsi="Consolas"/>
+          <w:sz w:val="19"/>
+          <w:shd w:fill="F3F4F6"/>
+        </w:rPr>
+        <w:t>LED's GOOD</w:t>
+      </w:r>
+      <w:r>
+        <w:t xml:space="preserve"> or </w:t>
+      </w:r>
+      <w:r>
+        <w:rPr>
+          <w:rFonts w:ascii="Consolas" w:hAnsi="Consolas"/>
+          <w:sz w:val="19"/>
+          <w:shd w:fill="F3F4F6"/>
+        </w:rPr>
+        <w:t>LED's BAD</w:t>
+      </w:r>
+      <w:r>
+        <w:t>.</w:t>
+      </w:r>
+    </w:p>
+    <w:p>
+      <w:pPr>
+        <w:pStyle w:val="Heading2"/>
+        <w:spacing w:before="200" w:after="80"/>
+      </w:pPr>
+      <w:r>
+        <w:t>Step 5: Confirm Automatic Export</w:t>
+      </w:r>
+    </w:p>
+    <w:p>
+      <w:pPr>
+        <w:spacing w:before="0" w:after="120" w:line="240" w:lineRule="auto"/>
+      </w:pPr>
+      <w:r>
+        <w:t>At the end of a successful One Click flow:</w:t>
+      </w:r>
+    </w:p>
+    <w:p>
+      <w:pPr>
+        <w:ind w:left="0" w:hanging="230"/>
+      </w:pPr>
+      <w:r>
+        <w:rPr>
+          <w:rFonts w:ascii="Aptos" w:hAnsi="Aptos"/>
+          <w:b/>
+          <w:color w:val="2B3E5D"/>
+        </w:rPr>
+        <w:t xml:space="preserve">1. </w:t>
+      </w:r>
+      <w:r>
+        <w:t>The app exports the completed run automatically.</w:t>
+      </w:r>
+    </w:p>
+    <w:p>
+      <w:pPr>
+        <w:ind w:left="0" w:hanging="230"/>
+      </w:pPr>
+      <w:r>
+        <w:rPr>
+          <w:rFonts w:ascii="Aptos" w:hAnsi="Aptos"/>
+          <w:b/>
+          <w:color w:val="2B3E5D"/>
+        </w:rPr>
+        <w:t xml:space="preserve">2. </w:t>
+      </w:r>
+      <w:r>
+        <w:t>The Activity Log reports completion.</w:t>
+      </w:r>
+    </w:p>
+    <w:p>
+      <w:pPr>
+        <w:ind w:left="0" w:hanging="230"/>
+      </w:pPr>
+      <w:r>
+        <w:rPr>
+          <w:rFonts w:ascii="Aptos" w:hAnsi="Aptos"/>
+          <w:b/>
+          <w:color w:val="2B3E5D"/>
+        </w:rPr>
+        <w:t xml:space="preserve">3. </w:t>
+      </w:r>
+      <w:r>
+        <w:t xml:space="preserve">The CSV appears in </w:t>
+      </w:r>
+      <w:r>
+        <w:rPr>
+          <w:rFonts w:ascii="Consolas" w:hAnsi="Consolas"/>
+          <w:sz w:val="19"/>
+          <w:shd w:fill="F3F4F6"/>
+        </w:rPr>
+        <w:t>File Explorer</w:t>
+      </w:r>
+      <w:r>
+        <w:t>.</w:t>
+      </w:r>
+    </w:p>
+    <w:p>
+      <w:pPr>
+        <w:spacing w:before="0" w:after="120" w:line="240" w:lineRule="auto"/>
+      </w:pPr>
+      <w:r>
+        <w:t>If One Click ends in a fixture fail:</w:t>
+      </w:r>
+    </w:p>
+    <w:p>
+      <w:pPr>
         <w:pStyle w:val="ListBullet"/>
       </w:pPr>
       <w:r>
+        <w:t>The app still exports the completed failed run once the fixture report reaches the ready state.</w:t>
+      </w:r>
+    </w:p>
+    <w:p>
+      <w:pPr>
+        <w:pStyle w:val="Heading1"/>
+        <w:spacing w:before="240" w:after="120"/>
+      </w:pPr>
+      <w:r>
+        <w:t>Pass Criteria</w:t>
+      </w:r>
+    </w:p>
+    <w:p>
+      <w:pPr>
+        <w:spacing w:before="0" w:after="120" w:line="240" w:lineRule="auto"/>
+      </w:pPr>
+      <w:r>
+        <w:t>The unit is a PASS only when all of the following are true:</w:t>
+      </w:r>
+    </w:p>
+    <w:p>
+      <w:pPr>
+        <w:pStyle w:val="ListBullet"/>
+      </w:pPr>
+      <w:r>
+        <w:t>Communication passes</w:t>
+      </w:r>
+    </w:p>
+    <w:p>
+      <w:pPr>
+        <w:pStyle w:val="ListBullet"/>
+      </w:pPr>
+      <w:r>
+        <w:t>MCU Reset passes</w:t>
+      </w:r>
+    </w:p>
+    <w:p>
+      <w:pPr>
+        <w:pStyle w:val="ListBullet"/>
+      </w:pPr>
+      <w:r>
+        <w:t>Fault Check passes</w:t>
+      </w:r>
+    </w:p>
+    <w:p>
+      <w:pPr>
+        <w:pStyle w:val="ListBullet"/>
+      </w:pPr>
+      <w:r>
+        <w:t>All digital input checks pass</w:t>
+      </w:r>
+    </w:p>
+    <w:p>
+      <w:pPr>
+        <w:pStyle w:val="ListBullet"/>
+      </w:pPr>
+      <w:r>
+        <w:t>All analog input checks pass</w:t>
+      </w:r>
+    </w:p>
+    <w:p>
+      <w:pPr>
+        <w:pStyle w:val="ListBullet"/>
+      </w:pPr>
+      <w:r>
+        <w:t>Output and relay checks pass under the current revision rules</w:t>
+      </w:r>
+    </w:p>
+    <w:p>
+      <w:pPr>
+        <w:pStyle w:val="ListBullet"/>
+      </w:pPr>
+      <w:r>
+        <w:t>The button sequence completes successfully</w:t>
+      </w:r>
+    </w:p>
+    <w:p>
+      <w:pPr>
+        <w:pStyle w:val="ListBullet"/>
+      </w:pPr>
+      <w:r>
+        <w:t xml:space="preserve">The technician presses </w:t>
+      </w:r>
+      <w:r>
         <w:rPr>
-          <w:b w:val="0"/>
-          <w:i w:val="0"/>
+          <w:rFonts w:ascii="Consolas" w:hAnsi="Consolas"/>
+          <w:sz w:val="19"/>
+          <w:shd w:fill="F3F4F6"/>
         </w:rPr>
-        <w:t>If fixture wiring, test firmware, or hardware revision changes, this procedure shall be reviewed and updated before release to production use.</w:t>
-      </w:r>
+        <w:t>LED's GOOD</w:t>
+      </w:r>
+    </w:p>
+    <w:p>
+      <w:pPr>
+        <w:pStyle w:val="ListBullet"/>
+      </w:pPr>
+      <w:r>
+        <w:t xml:space="preserve">The run reaches </w:t>
+      </w:r>
+      <w:r>
+        <w:rPr>
+          <w:rFonts w:ascii="Consolas" w:hAnsi="Consolas"/>
+          <w:sz w:val="19"/>
+          <w:shd w:fill="F3F4F6"/>
+        </w:rPr>
+        <w:t>Test_Complete_Screen</w:t>
+      </w:r>
+      <w:r>
+        <w:t xml:space="preserve"> or a One Click pass result is reported</w:t>
+      </w:r>
+    </w:p>
+    <w:p>
+      <w:pPr>
+        <w:pStyle w:val="Heading1"/>
+        <w:spacing w:before="240" w:after="120"/>
+      </w:pPr>
+      <w:r>
+        <w:t>Fail Criteria</w:t>
+      </w:r>
+    </w:p>
+    <w:p>
+      <w:pPr>
+        <w:spacing w:before="0" w:after="120" w:line="240" w:lineRule="auto"/>
+      </w:pPr>
+      <w:r>
+        <w:t>The unit is a FAIL if any of the following occur:</w:t>
+      </w:r>
+    </w:p>
+    <w:p>
+      <w:pPr>
+        <w:pStyle w:val="ListBullet"/>
+      </w:pPr>
+      <w:r>
+        <w:t>Any fixture stage returns an error</w:t>
+      </w:r>
+    </w:p>
+    <w:p>
+      <w:pPr>
+        <w:pStyle w:val="ListBullet"/>
+      </w:pPr>
+      <w:r>
+        <w:t>A relay verification fails</w:t>
+      </w:r>
+    </w:p>
+    <w:p>
+      <w:pPr>
+        <w:pStyle w:val="ListBullet"/>
+      </w:pPr>
+      <w:r>
+        <w:t>A button or LED stage returns a protocol, timeout, or state-mismatch error</w:t>
+      </w:r>
+    </w:p>
+    <w:p>
+      <w:pPr>
+        <w:pStyle w:val="ListBullet"/>
+      </w:pPr>
+      <w:r>
+        <w:t xml:space="preserve">The technician presses </w:t>
+      </w:r>
+      <w:r>
+        <w:rPr>
+          <w:rFonts w:ascii="Consolas" w:hAnsi="Consolas"/>
+          <w:sz w:val="19"/>
+          <w:shd w:fill="F3F4F6"/>
+        </w:rPr>
+        <w:t>LED's BAD</w:t>
+      </w:r>
+    </w:p>
+    <w:p>
+      <w:pPr>
+        <w:pStyle w:val="ListBullet"/>
+      </w:pPr>
+      <w:r>
+        <w:t xml:space="preserve">The fixture reaches </w:t>
+      </w:r>
+      <w:r>
+        <w:rPr>
+          <w:rFonts w:ascii="Consolas" w:hAnsi="Consolas"/>
+          <w:sz w:val="19"/>
+          <w:shd w:fill="F3F4F6"/>
+        </w:rPr>
+        <w:t>Fault_Screen</w:t>
+      </w:r>
+    </w:p>
+    <w:p>
+      <w:pPr>
+        <w:pStyle w:val="Heading1"/>
+        <w:spacing w:before="240" w:after="120"/>
+      </w:pPr>
+      <w:r>
+        <w:t>Output And Reporting</w:t>
+      </w:r>
+    </w:p>
+    <w:p>
+      <w:pPr>
+        <w:pStyle w:val="Heading2"/>
+        <w:spacing w:before="200" w:after="80"/>
+      </w:pPr>
+      <w:r>
+        <w:t>Fixture Report Behavior</w:t>
+      </w:r>
+    </w:p>
+    <w:p>
+      <w:pPr>
+        <w:spacing w:before="0" w:after="120" w:line="240" w:lineRule="auto"/>
+      </w:pPr>
+      <w:r>
+        <w:t>The fixture builds a report row for each checked item during the run.</w:t>
+      </w:r>
+    </w:p>
+    <w:p>
+      <w:pPr>
+        <w:spacing w:before="0" w:after="120" w:line="240" w:lineRule="auto"/>
+      </w:pPr>
+      <w:r>
+        <w:t>Completed runs have one of these report states:</w:t>
+      </w:r>
+    </w:p>
+    <w:p>
+      <w:pPr>
+        <w:pStyle w:val="ListBullet"/>
+      </w:pPr>
+      <w:r>
+        <w:rPr>
+          <w:rFonts w:ascii="Consolas" w:hAnsi="Consolas"/>
+          <w:sz w:val="19"/>
+          <w:shd w:fill="F3F4F6"/>
+        </w:rPr>
+        <w:t>READY</w:t>
+      </w:r>
+      <w:r>
+        <w:t>: completed and not yet exported</w:t>
+      </w:r>
+    </w:p>
+    <w:p>
+      <w:pPr>
+        <w:pStyle w:val="ListBullet"/>
+      </w:pPr>
+      <w:r>
+        <w:rPr>
+          <w:rFonts w:ascii="Consolas" w:hAnsi="Consolas"/>
+          <w:sz w:val="19"/>
+          <w:shd w:fill="F3F4F6"/>
+        </w:rPr>
+        <w:t>EXPORTED</w:t>
+      </w:r>
+      <w:r>
+        <w:t>: already exported once</w:t>
+      </w:r>
+    </w:p>
+    <w:p>
+      <w:pPr>
+        <w:pStyle w:val="Heading2"/>
+        <w:spacing w:before="200" w:after="80"/>
+      </w:pPr>
+      <w:r>
+        <w:t>CSV Output</w:t>
+      </w:r>
+    </w:p>
+    <w:p>
+      <w:pPr>
+        <w:spacing w:before="0" w:after="120" w:line="240" w:lineRule="auto"/>
+      </w:pPr>
+      <w:r>
+        <w:t>Each export creates one CSV file containing:</w:t>
+      </w:r>
+    </w:p>
+    <w:p>
+      <w:pPr>
+        <w:pStyle w:val="ListBullet"/>
+      </w:pPr>
+      <w:r>
+        <w:t>Date and Time</w:t>
+      </w:r>
+    </w:p>
+    <w:p>
+      <w:pPr>
+        <w:pStyle w:val="ListBullet"/>
+      </w:pPr>
+      <w:r>
+        <w:t>Test name</w:t>
+      </w:r>
+    </w:p>
+    <w:p>
+      <w:pPr>
+        <w:pStyle w:val="ListBullet"/>
+      </w:pPr>
+      <w:r>
+        <w:t>Expected Result</w:t>
+      </w:r>
+    </w:p>
+    <w:p>
+      <w:pPr>
+        <w:pStyle w:val="ListBullet"/>
+      </w:pPr>
+      <w:r>
+        <w:t>Actual result</w:t>
+      </w:r>
+    </w:p>
+    <w:p>
+      <w:pPr>
+        <w:pStyle w:val="ListBullet"/>
+      </w:pPr>
+      <w:r>
+        <w:t>Pass/Fail</w:t>
+      </w:r>
+    </w:p>
+    <w:p>
+      <w:pPr>
+        <w:pStyle w:val="Heading2"/>
+        <w:spacing w:before="200" w:after="80"/>
+      </w:pPr>
+      <w:r>
+        <w:t>File Naming</w:t>
+      </w:r>
+    </w:p>
+    <w:p>
+      <w:pPr>
+        <w:spacing w:before="0" w:after="120" w:line="240" w:lineRule="auto"/>
+      </w:pPr>
+      <w:r>
+        <w:t>CSV files are named using:</w:t>
+      </w:r>
+    </w:p>
+    <w:p>
+      <w:pPr>
+        <w:spacing w:before="0" w:after="120" w:line="240" w:lineRule="auto"/>
+      </w:pPr>
+      <w:r>
+        <w:rPr>
+          <w:rFonts w:ascii="Consolas" w:hAnsi="Consolas"/>
+          <w:sz w:val="19"/>
+          <w:shd w:fill="F3F4F6"/>
+        </w:rPr>
+        <w:t>YYYY-MM-DD_HH-MM-SS_run&lt;sequence&gt;_&lt;outcome&gt;.csv</w:t>
+      </w:r>
+    </w:p>
+    <w:p>
+      <w:pPr>
+        <w:pStyle w:val="Heading1"/>
+        <w:spacing w:before="240" w:after="120"/>
+      </w:pPr>
+      <w:r>
+        <w:t>Operator Warnings</w:t>
+      </w:r>
+    </w:p>
+    <w:p>
+      <w:pPr>
+        <w:pStyle w:val="ListBullet"/>
+      </w:pPr>
+      <w:r>
+        <w:t>Do not bypass communication, reset, or fault-check failures.</w:t>
+      </w:r>
+    </w:p>
+    <w:p>
+      <w:pPr>
+        <w:pStyle w:val="ListBullet"/>
+      </w:pPr>
+      <w:r>
+        <w:t>Do not assume Digital Output 1 and Digital Output 2 are fully validated in the current revision; they are temporary auto-pass rows.</w:t>
+      </w:r>
+    </w:p>
+    <w:p>
+      <w:pPr>
+        <w:pStyle w:val="ListBullet"/>
+      </w:pPr>
+      <w:r>
+        <w:t>Do not walk away before the LED visual decision is made.</w:t>
+      </w:r>
+    </w:p>
+    <w:p>
+      <w:pPr>
+        <w:pStyle w:val="ListBullet"/>
+      </w:pPr>
+      <w:r>
+        <w:t>Do not attempt manual extract or manual firmware upload while One Click is running.</w:t>
+      </w:r>
+    </w:p>
+    <w:p>
+      <w:pPr>
+        <w:pStyle w:val="ListBullet"/>
+      </w:pPr>
+      <w:r>
+        <w:t>Do not expect the desktop app production-firmware upload action to work yet.</w:t>
+      </w:r>
+    </w:p>
+    <w:p>
+      <w:pPr>
+        <w:pStyle w:val="Heading1"/>
+        <w:spacing w:before="240" w:after="120"/>
+      </w:pPr>
+      <w:r>
+        <w:t>Records</w:t>
+      </w:r>
+    </w:p>
+    <w:p>
+      <w:pPr>
+        <w:spacing w:before="0" w:after="120" w:line="240" w:lineRule="auto"/>
+      </w:pPr>
+      <w:r>
+        <w:t>Recommended run record fields:</w:t>
+      </w:r>
+    </w:p>
+    <w:p>
+      <w:pPr>
+        <w:pStyle w:val="ListBullet"/>
+      </w:pPr>
+      <w:r>
+        <w:t>Date and time</w:t>
+      </w:r>
+    </w:p>
+    <w:p>
+      <w:pPr>
+        <w:pStyle w:val="ListBullet"/>
+      </w:pPr>
+      <w:r>
+        <w:t>Operator name</w:t>
+      </w:r>
+    </w:p>
+    <w:p>
+      <w:pPr>
+        <w:pStyle w:val="ListBullet"/>
+      </w:pPr>
+      <w:r>
+        <w:t>Fixture ID</w:t>
+      </w:r>
+    </w:p>
+    <w:p>
+      <w:pPr>
+        <w:pStyle w:val="ListBullet"/>
+      </w:pPr>
+      <w:r>
+        <w:t>DUT or unit identifier</w:t>
+      </w:r>
+    </w:p>
+    <w:p>
+      <w:pPr>
+        <w:pStyle w:val="ListBullet"/>
+      </w:pPr>
+      <w:r>
+        <w:t>Pass or fail result</w:t>
+      </w:r>
+    </w:p>
+    <w:p>
+      <w:pPr>
+        <w:pStyle w:val="ListBullet"/>
+      </w:pPr>
+      <w:r>
+        <w:t>Fault code if failed</w:t>
+      </w:r>
+    </w:p>
+    <w:p>
+      <w:pPr>
+        <w:pStyle w:val="ListBullet"/>
+      </w:pPr>
+      <w:r>
+        <w:t>CSV filename</w:t>
+      </w:r>
+    </w:p>
+    <w:p>
+      <w:pPr>
+        <w:pStyle w:val="Heading1"/>
+        <w:spacing w:before="240" w:after="120"/>
+      </w:pPr>
+      <w:r>
+        <w:t>Related Documents</w:t>
+      </w:r>
+    </w:p>
+    <w:p>
+      <w:pPr>
+        <w:pStyle w:val="ListBullet"/>
+      </w:pPr>
+      <w:hyperlink r:id="rId13">
+        <w:r>
+          <w:rPr>
+            <w:color w:val="C8102E"/>
+            <w:u w:val="single"/>
+          </w:rPr>
+          <w:t>EOL Test Fixture User Manual</w:t>
+        </w:r>
+      </w:hyperlink>
+    </w:p>
+    <w:p>
+      <w:pPr>
+        <w:pStyle w:val="ListBullet"/>
+      </w:pPr>
+      <w:hyperlink r:id="rId16">
+        <w:r>
+          <w:rPr>
+            <w:color w:val="C8102E"/>
+            <w:u w:val="single"/>
+          </w:rPr>
+          <w:t>EOL Test Fixture Screen Guide</w:t>
+        </w:r>
+      </w:hyperlink>
+    </w:p>
+    <w:p>
+      <w:pPr>
+        <w:pStyle w:val="ListBullet"/>
+      </w:pPr>
+      <w:hyperlink r:id="rId17">
+        <w:r>
+          <w:rPr>
+            <w:color w:val="C8102E"/>
+            <w:u w:val="single"/>
+          </w:rPr>
+          <w:t>EOL Test Fixture Troubleshooting Guide</w:t>
+        </w:r>
+      </w:hyperlink>
+    </w:p>
+    <w:p>
+      <w:pPr>
+        <w:pStyle w:val="ListBullet"/>
+      </w:pPr>
+      <w:hyperlink r:id="rId15">
+        <w:r>
+          <w:rPr>
+            <w:color w:val="C8102E"/>
+            <w:u w:val="single"/>
+          </w:rPr>
+          <w:t>End-of-Line Error Code Reference</w:t>
+        </w:r>
+      </w:hyperlink>
     </w:p>
     <w:sectPr>
+      <w:headerReference w:type="default" r:id="rId11"/>
+      <w:footerReference w:type="default" r:id="rId12"/>
       <w:pgSz w:w="12240" w:h="15840"/>
-      <w:pgMar w:top="1080" w:right="1080" w:bottom="1080" w:left="1080" w:header="720" w:footer="720" w:gutter="0"/>
+      <w:pgMar w:top="1152" w:right="1224" w:bottom="1008" w:left="1224" w:header="504" w:footer="504" w:gutter="0"/>
       <w:cols w:space="720"/>
       <w:docGrid w:linePitch="360"/>
     </w:sectPr>
   </w:body>
 </w:document>
+</file>
+
+<file path=word/footer1.xml><?xml version="1.0" encoding="utf-8"?>
+<w:ftr xmlns:m="http://schemas.openxmlformats.org/officeDocument/2006/math" xmlns:mc="http://schemas.openxmlformats.org/markup-compatibility/2006" xmlns:mo="http://schemas.microsoft.com/office/mac/office/2008/main" xmlns:mv="urn:schemas-microsoft-com:mac:vml" xmlns:o="urn:schemas-microsoft-com:office:office" xmlns:r="http://schemas.openxmlformats.org/officeDocument/2006/relationships" xmlns:v="urn:schemas-microsoft-com:vml" xmlns:w10="urn:schemas-microsoft-com:office:word" xmlns:w14="http://schemas.microsoft.com/office/word/2010/wordml" xmlns:w="http://schemas.openxmlformats.org/wordprocessingml/2006/main" xmlns:wne="http://schemas.microsoft.com/office/word/2006/wordml" xmlns:wp14="http://schemas.microsoft.com/office/word/2010/wordprocessingDrawing" xmlns:wp="http://schemas.openxmlformats.org/drawingml/2006/wordprocessingDrawing" xmlns:wpc="http://schemas.microsoft.com/office/word/2010/wordprocessingCanvas" xmlns:wpg="http://schemas.microsoft.com/office/word/2010/wordprocessingGroup" xmlns:wpi="http://schemas.microsoft.com/office/word/2010/wordprocessingInk" xmlns:wps="http://schemas.microsoft.com/office/word/2010/wordprocessingShape" mc:Ignorable="w14 wp14">
+  <w:p>
+    <w:pPr>
+      <w:jc w:val="center"/>
+    </w:pPr>
+    <w:r>
+      <w:rPr>
+        <w:rFonts w:ascii="Aptos" w:hAnsi="Aptos"/>
+        <w:color w:val="58606C"/>
+        <w:sz w:val="17"/>
+      </w:rPr>
+      <w:t>End-of-Line Test Procedure</w:t>
+    </w:r>
+  </w:p>
+</w:ftr>
+</file>
+
+<file path=word/footer2.xml><?xml version="1.0" encoding="utf-8"?>
+<w:ftr xmlns:m="http://schemas.openxmlformats.org/officeDocument/2006/math" xmlns:mc="http://schemas.openxmlformats.org/markup-compatibility/2006" xmlns:mo="http://schemas.microsoft.com/office/mac/office/2008/main" xmlns:mv="urn:schemas-microsoft-com:mac:vml" xmlns:o="urn:schemas-microsoft-com:office:office" xmlns:r="http://schemas.openxmlformats.org/officeDocument/2006/relationships" xmlns:v="urn:schemas-microsoft-com:vml" xmlns:w10="urn:schemas-microsoft-com:office:word" xmlns:w14="http://schemas.microsoft.com/office/word/2010/wordml" xmlns:w="http://schemas.openxmlformats.org/wordprocessingml/2006/main" xmlns:wne="http://schemas.microsoft.com/office/word/2006/wordml" xmlns:wp14="http://schemas.microsoft.com/office/word/2010/wordprocessingDrawing" xmlns:wp="http://schemas.openxmlformats.org/drawingml/2006/wordprocessingDrawing" xmlns:wpc="http://schemas.microsoft.com/office/word/2010/wordprocessingCanvas" xmlns:wpg="http://schemas.microsoft.com/office/word/2010/wordprocessingGroup" xmlns:wpi="http://schemas.microsoft.com/office/word/2010/wordprocessingInk" xmlns:wps="http://schemas.microsoft.com/office/word/2010/wordprocessingShape" mc:Ignorable="w14 wp14">
+  <w:p>
+    <w:pPr>
+      <w:pStyle w:val="Footer"/>
+    </w:pPr>
+  </w:p>
+</w:ftr>
+</file>
+
+<file path=word/header1.xml><?xml version="1.0" encoding="utf-8"?>
+<w:hdr xmlns:m="http://schemas.openxmlformats.org/officeDocument/2006/math" xmlns:mc="http://schemas.openxmlformats.org/markup-compatibility/2006" xmlns:mo="http://schemas.microsoft.com/office/mac/office/2008/main" xmlns:mv="urn:schemas-microsoft-com:mac:vml" xmlns:o="urn:schemas-microsoft-com:office:office" xmlns:r="http://schemas.openxmlformats.org/officeDocument/2006/relationships" xmlns:v="urn:schemas-microsoft-com:vml" xmlns:w10="urn:schemas-microsoft-com:office:word" xmlns:w14="http://schemas.microsoft.com/office/word/2010/wordml" xmlns:w="http://schemas.openxmlformats.org/wordprocessingml/2006/main" xmlns:wne="http://schemas.microsoft.com/office/word/2006/wordml" xmlns:wp14="http://schemas.microsoft.com/office/word/2010/wordprocessingDrawing" xmlns:wp="http://schemas.openxmlformats.org/drawingml/2006/wordprocessingDrawing" xmlns:wpc="http://schemas.microsoft.com/office/word/2010/wordprocessingCanvas" xmlns:wpg="http://schemas.microsoft.com/office/word/2010/wordprocessingGroup" xmlns:wpi="http://schemas.microsoft.com/office/word/2010/wordprocessingInk" xmlns:wps="http://schemas.microsoft.com/office/word/2010/wordprocessingShape" mc:Ignorable="w14 wp14">
+  <w:p>
+    <w:r>
+      <w:rPr>
+        <w:rFonts w:ascii="Aptos" w:hAnsi="Aptos"/>
+        <w:color w:val="58606C"/>
+        <w:sz w:val="17"/>
+      </w:rPr>
+      <w:t>Rite-Hite EOL Test Fixture | End-of-Line Test Procedure</w:t>
+    </w:r>
+  </w:p>
+</w:hdr>
+</file>
+
+<file path=word/header2.xml><?xml version="1.0" encoding="utf-8"?>
+<w:hdr xmlns:m="http://schemas.openxmlformats.org/officeDocument/2006/math" xmlns:mc="http://schemas.openxmlformats.org/markup-compatibility/2006" xmlns:mo="http://schemas.microsoft.com/office/mac/office/2008/main" xmlns:mv="urn:schemas-microsoft-com:mac:vml" xmlns:o="urn:schemas-microsoft-com:office:office" xmlns:r="http://schemas.openxmlformats.org/officeDocument/2006/relationships" xmlns:v="urn:schemas-microsoft-com:vml" xmlns:w10="urn:schemas-microsoft-com:office:word" xmlns:w14="http://schemas.microsoft.com/office/word/2010/wordml" xmlns:w="http://schemas.openxmlformats.org/wordprocessingml/2006/main" xmlns:wne="http://schemas.microsoft.com/office/word/2006/wordml" xmlns:wp14="http://schemas.microsoft.com/office/word/2010/wordprocessingDrawing" xmlns:wp="http://schemas.openxmlformats.org/drawingml/2006/wordprocessingDrawing" xmlns:wpc="http://schemas.microsoft.com/office/word/2010/wordprocessingCanvas" xmlns:wpg="http://schemas.microsoft.com/office/word/2010/wordprocessingGroup" xmlns:wpi="http://schemas.microsoft.com/office/word/2010/wordprocessingInk" xmlns:wps="http://schemas.microsoft.com/office/word/2010/wordprocessingShape" mc:Ignorable="w14 wp14">
+  <w:p>
+    <w:pPr>
+      <w:pStyle w:val="Header"/>
+    </w:pPr>
+  </w:p>
+</w:hdr>
 </file>
 
 <file path=word/numbering.xml><?xml version="1.0" encoding="utf-8"?>
@@ -4451,7 +2638,8 @@
     <w:qFormat/>
     <w:rsid w:val="00FC693F"/>
     <w:rPr>
-      <w:rFonts w:ascii="Calibri" w:hAnsi="Calibri"/>
+      <w:rFonts w:ascii="Aptos" w:hAnsi="Aptos"/>
+      <w:color w:val="2B3E5D"/>
       <w:sz w:val="22"/>
     </w:rPr>
   </w:style>
@@ -4514,11 +2702,11 @@
       <w:outlineLvl w:val="0"/>
     </w:pPr>
     <w:rPr>
-      <w:rFonts w:asciiTheme="majorHAnsi" w:eastAsiaTheme="majorEastAsia" w:hAnsiTheme="majorHAnsi" w:cstheme="majorBidi" w:ascii="Calibri" w:hAnsi="Calibri"/>
+      <w:rFonts w:asciiTheme="majorHAnsi" w:eastAsiaTheme="majorEastAsia" w:hAnsiTheme="majorHAnsi" w:cstheme="majorBidi" w:ascii="Aptos" w:hAnsi="Aptos"/>
       <w:b/>
       <w:bCs/>
-      <w:color w:val="1F2937"/>
-      <w:sz w:val="36"/>
+      <w:color w:val="0F264A"/>
+      <w:sz w:val="32"/>
       <w:szCs w:val="28"/>
     </w:rPr>
   </w:style>
@@ -4538,11 +2726,11 @@
       <w:outlineLvl w:val="1"/>
     </w:pPr>
     <w:rPr>
-      <w:rFonts w:asciiTheme="majorHAnsi" w:eastAsiaTheme="majorEastAsia" w:hAnsiTheme="majorHAnsi" w:cstheme="majorBidi" w:ascii="Calibri" w:hAnsi="Calibri"/>
+      <w:rFonts w:asciiTheme="majorHAnsi" w:eastAsiaTheme="majorEastAsia" w:hAnsiTheme="majorHAnsi" w:cstheme="majorBidi" w:ascii="Aptos" w:hAnsi="Aptos"/>
       <w:b/>
       <w:bCs/>
-      <w:color w:val="374151"/>
-      <w:sz w:val="30"/>
+      <w:color w:val="C8102E"/>
+      <w:sz w:val="26"/>
       <w:szCs w:val="26"/>
     </w:rPr>
   </w:style>
@@ -4562,11 +2750,11 @@
       <w:outlineLvl w:val="2"/>
     </w:pPr>
     <w:rPr>
-      <w:rFonts w:asciiTheme="majorHAnsi" w:eastAsiaTheme="majorEastAsia" w:hAnsiTheme="majorHAnsi" w:cstheme="majorBidi" w:ascii="Calibri" w:hAnsi="Calibri"/>
+      <w:rFonts w:asciiTheme="majorHAnsi" w:eastAsiaTheme="majorEastAsia" w:hAnsiTheme="majorHAnsi" w:cstheme="majorBidi" w:ascii="Aptos" w:hAnsi="Aptos"/>
       <w:b/>
       <w:bCs/>
-      <w:color w:val="374151"/>
-      <w:sz w:val="26"/>
+      <w:color w:val="0F264A"/>
+      <w:sz w:val="22"/>
     </w:rPr>
   </w:style>
   <w:style w:type="paragraph" w:styleId="Heading4">
@@ -4804,8 +2992,9 @@
       <w:contextualSpacing/>
     </w:pPr>
     <w:rPr>
-      <w:rFonts w:asciiTheme="majorHAnsi" w:eastAsiaTheme="majorEastAsia" w:hAnsiTheme="majorHAnsi" w:cstheme="majorBidi" w:ascii="Calibri" w:hAnsi="Calibri"/>
-      <w:color w:val="1F2937"/>
+      <w:rFonts w:asciiTheme="majorHAnsi" w:eastAsiaTheme="majorEastAsia" w:hAnsiTheme="majorHAnsi" w:cstheme="majorBidi" w:ascii="Aptos" w:hAnsi="Aptos"/>
+      <w:b/>
+      <w:color w:val="0F264A"/>
       <w:spacing w:val="5"/>
       <w:kern w:val="28"/>
       <w:sz w:val="48"/>
@@ -4841,12 +3030,13 @@
       </w:numPr>
     </w:pPr>
     <w:rPr>
-      <w:rFonts w:asciiTheme="majorHAnsi" w:eastAsiaTheme="majorEastAsia" w:hAnsiTheme="majorHAnsi" w:cstheme="majorBidi"/>
+      <w:rFonts w:asciiTheme="majorHAnsi" w:eastAsiaTheme="majorEastAsia" w:hAnsiTheme="majorHAnsi" w:cstheme="majorBidi" w:ascii="Aptos" w:hAnsi="Aptos"/>
+      <w:b/>
       <w:i/>
       <w:iCs/>
-      <w:color w:val="4F81BD" w:themeColor="accent1"/>
+      <w:color w:val="58606C"/>
       <w:spacing w:val="15"/>
-      <w:sz w:val="24"/>
+      <w:sz w:val="22"/>
       <w:szCs w:val="24"/>
     </w:rPr>
   </w:style>
@@ -16137,6 +14327,15 @@
         <w:shd w:val="clear" w:color="auto" w:fill="FBCAA2" w:themeFill="accent6" w:themeFillTint="7F"/>
       </w:tcPr>
     </w:tblStylePr>
+  </w:style>
+  <w:style w:type="paragraph" w:customStyle="1" w:styleId="BodySmall">
+    <w:name w:val="Body Small"/>
+    <w:basedOn w:val="Normal"/>
+    <w:rPr>
+      <w:rFonts w:ascii="Aptos" w:hAnsi="Aptos"/>
+      <w:color w:val="58606C"/>
+      <w:sz w:val="19"/>
+    </w:rPr>
   </w:style>
 </w:styles>
 </file>

--- a/Docs/Word/test_procedure.docx
+++ b/Docs/Word/test_procedure.docx
@@ -6,29 +6,23 @@
       <w:pPr>
         <w:pStyle w:val="Title"/>
         <w:spacing w:before="0" w:after="160"/>
-        <w:jc w:val="center"/>
-      </w:pPr>
-      <w:r>
-        <w:t>End-of-Line Test Procedure</w:t>
+        <w:jc w:val="left"/>
+        <w:keepNext/>
+        <w:keepLines/>
+      </w:pPr>
+      <w:r>
+        <w:t>EOL Test Fixture Test Procedure</w:t>
       </w:r>
     </w:p>
     <w:p>
       <w:pPr>
         <w:pStyle w:val="Subtitle"/>
-        <w:jc w:val="center"/>
+        <w:jc w:val="left"/>
+        <w:keepNext/>
+        <w:keepLines/>
       </w:pPr>
       <w:r>
         <w:t>Rite-Hite EOL Test Fixture Documentation</w:t>
-      </w:r>
-    </w:p>
-    <w:p>
-      <w:pPr>
-        <w:pStyle w:val="BodySmall"/>
-        <w:spacing w:before="0" w:after="360"/>
-        <w:jc w:val="center"/>
-      </w:pPr>
-      <w:r>
-        <w:t>Generated from current project markdown on April 16, 2026</w:t>
       </w:r>
     </w:p>
     <w:p>
@@ -37,6 +31,7 @@
         <w:pBdr>
           <w:bottom w:val="single" w:sz="12" w:space="1" w:color="C8102E"/>
         </w:pBdr>
+        <w:keepNext/>
       </w:pPr>
       <w:r>
         <w:rPr>
@@ -44,18 +39,6 @@
         </w:rPr>
         <w:t xml:space="preserve"> </w:t>
       </w:r>
-    </w:p>
-    <w:p>
-      <w:pPr>
-        <w:sectPr>
-          <w:headerReference w:type="default" r:id="rId9"/>
-          <w:footerReference w:type="default" r:id="rId10"/>
-          <w:pgSz w:w="12240" w:h="15840"/>
-          <w:pgMar w:top="1152" w:right="1224" w:bottom="1008" w:left="1224" w:header="504" w:footer="504" w:gutter="0"/>
-          <w:cols w:space="720"/>
-          <w:docGrid w:linePitch="360"/>
-        </w:sectPr>
-      </w:pPr>
     </w:p>
     <w:p>
       <w:pPr>
@@ -161,6 +144,8 @@
       <w:pPr>
         <w:pStyle w:val="Heading1"/>
         <w:spacing w:before="240" w:after="120"/>
+        <w:keepNext/>
+        <w:keepLines/>
       </w:pPr>
       <w:r>
         <w:t>Scope</w:t>
@@ -169,6 +154,8 @@
     <w:p>
       <w:pPr>
         <w:spacing w:before="0" w:after="120" w:line="240" w:lineRule="auto"/>
+        <w:keepLines/>
+        <w:keepNext/>
       </w:pPr>
       <w:r>
         <w:t>This procedure applies to the current fixture revision built around:</w:t>
@@ -177,6 +164,8 @@
     <w:p>
       <w:pPr>
         <w:pStyle w:val="ListBullet"/>
+        <w:keepLines/>
+        <w:keepNext/>
       </w:pPr>
       <w:r>
         <w:t>STM32U575 fixture firmware and TouchGFX UI</w:t>
@@ -185,6 +174,8 @@
     <w:p>
       <w:pPr>
         <w:pStyle w:val="ListBullet"/>
+        <w:keepLines/>
+        <w:keepNext/>
       </w:pPr>
       <w:r>
         <w:t>ESP32-S3 Rite-Hite Connect test firmware</w:t>
@@ -193,6 +184,7 @@
     <w:p>
       <w:pPr>
         <w:pStyle w:val="ListBullet"/>
+        <w:keepLines/>
       </w:pPr>
       <w:r>
         <w:t>Windows PySide6 export application</w:t>
@@ -202,6 +194,7 @@
       <w:pPr>
         <w:pStyle w:val="Heading1"/>
         <w:spacing w:before="240" w:after="120"/>
+        <w:keepLines/>
       </w:pPr>
       <w:r>
         <w:t>Roles</w:t>
@@ -211,6 +204,8 @@
       <w:pPr>
         <w:pStyle w:val="Heading2"/>
         <w:spacing w:before="200" w:after="80"/>
+        <w:keepNext/>
+        <w:keepLines/>
       </w:pPr>
       <w:r>
         <w:t>Technician / Operator</w:t>
@@ -219,6 +214,8 @@
     <w:p>
       <w:pPr>
         <w:pStyle w:val="ListBullet"/>
+        <w:keepLines/>
+        <w:keepNext/>
       </w:pPr>
       <w:r>
         <w:t>Connect the unit or harness</w:t>
@@ -227,6 +224,8 @@
     <w:p>
       <w:pPr>
         <w:pStyle w:val="ListBullet"/>
+        <w:keepLines/>
+        <w:keepNext/>
       </w:pPr>
       <w:r>
         <w:t>Start the run using the selected workflow</w:t>
@@ -235,6 +234,8 @@
     <w:p>
       <w:pPr>
         <w:pStyle w:val="ListBullet"/>
+        <w:keepLines/>
+        <w:keepNext/>
       </w:pPr>
       <w:r>
         <w:t>Make the final LED visual decision</w:t>
@@ -243,6 +244,8 @@
     <w:p>
       <w:pPr>
         <w:pStyle w:val="ListBullet"/>
+        <w:keepLines/>
+        <w:keepNext/>
       </w:pPr>
       <w:r>
         <w:t>Export or confirm the exported CSV</w:t>
@@ -251,6 +254,7 @@
     <w:p>
       <w:pPr>
         <w:pStyle w:val="ListBullet"/>
+        <w:keepLines/>
       </w:pPr>
       <w:r>
         <w:t>Record pass/fail disposition</w:t>
@@ -260,6 +264,8 @@
       <w:pPr>
         <w:pStyle w:val="Heading2"/>
         <w:spacing w:before="200" w:after="80"/>
+        <w:keepNext/>
+        <w:keepLines/>
       </w:pPr>
       <w:r>
         <w:t>Engineer / Maintenance</w:t>
@@ -268,6 +274,8 @@
     <w:p>
       <w:pPr>
         <w:pStyle w:val="ListBullet"/>
+        <w:keepLines/>
+        <w:keepNext/>
       </w:pPr>
       <w:r>
         <w:t>Maintain fixture firmware and station wiring</w:t>
@@ -276,6 +284,8 @@
     <w:p>
       <w:pPr>
         <w:pStyle w:val="ListBullet"/>
+        <w:keepLines/>
+        <w:keepNext/>
       </w:pPr>
       <w:r>
         <w:t>Use the manual GPIO screen when required</w:t>
@@ -284,6 +294,7 @@
     <w:p>
       <w:pPr>
         <w:pStyle w:val="ListBullet"/>
+        <w:keepLines/>
       </w:pPr>
       <w:r>
         <w:t>Resolve repeated or station-level failures</w:t>
@@ -293,6 +304,8 @@
       <w:pPr>
         <w:pStyle w:val="Heading1"/>
         <w:spacing w:before="240" w:after="120"/>
+        <w:keepNext/>
+        <w:keepLines/>
       </w:pPr>
       <w:r>
         <w:t>Preconditions</w:t>
@@ -301,6 +314,8 @@
     <w:p>
       <w:pPr>
         <w:spacing w:before="0" w:after="120" w:line="240" w:lineRule="auto"/>
+        <w:keepLines/>
+        <w:keepNext/>
       </w:pPr>
       <w:r>
         <w:t>Before starting:</w:t>
@@ -309,6 +324,8 @@
     <w:p>
       <w:pPr>
         <w:pStyle w:val="ListBullet"/>
+        <w:keepLines/>
+        <w:keepNext/>
       </w:pPr>
       <w:r>
         <w:t>The fixture is powered and reaches the start screen</w:t>
@@ -317,6 +334,8 @@
     <w:p>
       <w:pPr>
         <w:pStyle w:val="ListBullet"/>
+        <w:keepLines/>
+        <w:keepNext/>
       </w:pPr>
       <w:r>
         <w:t>The DUT or harness is connected correctly</w:t>
@@ -325,6 +344,8 @@
     <w:p>
       <w:pPr>
         <w:pStyle w:val="ListBullet"/>
+        <w:keepLines/>
+        <w:keepNext/>
       </w:pPr>
       <w:r>
         <w:t>The desktop app opens normally</w:t>
@@ -333,6 +354,8 @@
     <w:p>
       <w:pPr>
         <w:pStyle w:val="ListBullet"/>
+        <w:keepLines/>
+        <w:keepNext/>
       </w:pPr>
       <w:r>
         <w:t>The fixture serial path is available for export</w:t>
@@ -341,6 +364,8 @@
     <w:p>
       <w:pPr>
         <w:pStyle w:val="ListBullet"/>
+        <w:keepLines/>
+        <w:keepNext/>
       </w:pPr>
       <w:r>
         <w:t>The programmer path is available if firmware upload is required</w:t>
@@ -349,6 +374,7 @@
     <w:p>
       <w:pPr>
         <w:pStyle w:val="ListBullet"/>
+        <w:keepLines/>
       </w:pPr>
       <w:r>
         <w:t>The operator is ready to make the final LED decision</w:t>
@@ -358,6 +384,8 @@
       <w:pPr>
         <w:pStyle w:val="Heading1"/>
         <w:spacing w:before="240" w:after="120"/>
+        <w:keepNext/>
+        <w:keepLines/>
       </w:pPr>
       <w:r>
         <w:t>Test Sequence Overview</w:t>
@@ -366,6 +394,7 @@
     <w:p>
       <w:pPr>
         <w:spacing w:before="0" w:after="120" w:line="240" w:lineRule="auto"/>
+        <w:keepLines/>
       </w:pPr>
       <w:r>
         <w:t>The fixture automatic flow runs in this order:</w:t>
@@ -519,6 +548,8 @@
       <w:pPr>
         <w:pStyle w:val="Heading2"/>
         <w:spacing w:before="200" w:after="80"/>
+        <w:keepNext/>
+        <w:keepLines/>
       </w:pPr>
       <w:r>
         <w:t>Current Revision Note</w:t>
@@ -527,6 +558,8 @@
     <w:p>
       <w:pPr>
         <w:pStyle w:val="ListBullet"/>
+        <w:keepLines/>
+        <w:keepNext/>
       </w:pPr>
       <w:r>
         <w:t>Digital Output 1 and Digital Output 2 are temporary auto-pass rows.</w:t>
@@ -535,6 +568,8 @@
     <w:p>
       <w:pPr>
         <w:pStyle w:val="ListBullet"/>
+        <w:keepLines/>
+        <w:keepNext/>
       </w:pPr>
       <w:r>
         <w:t>The fixture automatically drives the button sequence.</w:t>
@@ -543,6 +578,7 @@
     <w:p>
       <w:pPr>
         <w:pStyle w:val="ListBullet"/>
+        <w:keepLines/>
       </w:pPr>
       <w:r>
         <w:t>The LED decision is still manual.</w:t>
@@ -552,6 +588,8 @@
       <w:pPr>
         <w:pStyle w:val="Heading1"/>
         <w:spacing w:before="240" w:after="120"/>
+        <w:keepNext/>
+        <w:keepLines/>
       </w:pPr>
       <w:r>
         <w:t>Procedure A: Standard Fixture Workflow</w:t>
@@ -560,6 +598,7 @@
     <w:p>
       <w:pPr>
         <w:spacing w:before="0" w:after="120" w:line="240" w:lineRule="auto"/>
+        <w:keepLines/>
       </w:pPr>
       <w:r>
         <w:t xml:space="preserve">Use this procedure when the run is started from the fixture touchscreen and exported afterward from </w:t>
@@ -580,6 +619,8 @@
       <w:pPr>
         <w:pStyle w:val="Heading2"/>
         <w:spacing w:before="200" w:after="80"/>
+        <w:keepNext/>
+        <w:keepLines/>
       </w:pPr>
       <w:r>
         <w:t>Step 1: Prepare The Station</w:t>
@@ -588,6 +629,8 @@
     <w:p>
       <w:pPr>
         <w:ind w:left="0" w:hanging="230"/>
+        <w:keepLines/>
+        <w:keepNext/>
       </w:pPr>
       <w:r>
         <w:rPr>
@@ -616,6 +659,8 @@
     <w:p>
       <w:pPr>
         <w:ind w:left="0" w:hanging="230"/>
+        <w:keepLines/>
+        <w:keepNext/>
       </w:pPr>
       <w:r>
         <w:rPr>
@@ -632,6 +677,7 @@
     <w:p>
       <w:pPr>
         <w:ind w:left="0" w:hanging="230"/>
+        <w:keepLines/>
       </w:pPr>
       <w:r>
         <w:rPr>
@@ -649,6 +695,8 @@
       <w:pPr>
         <w:pStyle w:val="Heading2"/>
         <w:spacing w:before="200" w:after="80"/>
+        <w:keepNext/>
+        <w:keepLines/>
       </w:pPr>
       <w:r>
         <w:t>Step 2: Start The Automatic Fixture Run</w:t>
@@ -657,6 +705,8 @@
     <w:p>
       <w:pPr>
         <w:ind w:left="0" w:hanging="230"/>
+        <w:keepLines/>
+        <w:keepNext/>
       </w:pPr>
       <w:r>
         <w:rPr>
@@ -684,6 +734,7 @@
     <w:p>
       <w:pPr>
         <w:ind w:left="0" w:hanging="230"/>
+        <w:keepLines/>
       </w:pPr>
       <w:r>
         <w:rPr>
@@ -712,6 +763,8 @@
       <w:pPr>
         <w:pStyle w:val="Heading2"/>
         <w:spacing w:before="200" w:after="80"/>
+        <w:keepNext/>
+        <w:keepLines/>
       </w:pPr>
       <w:r>
         <w:t>Step 3: Allow Automatic Stages To Complete</w:t>
@@ -720,6 +773,7 @@
     <w:p>
       <w:pPr>
         <w:spacing w:before="0" w:after="120" w:line="240" w:lineRule="auto"/>
+        <w:keepLines/>
       </w:pPr>
       <w:r>
         <w:t>The fixture runs the following without operator input:</w:t>
@@ -792,6 +846,8 @@
     <w:p>
       <w:pPr>
         <w:pStyle w:val="ListBullet"/>
+        <w:keepLines/>
+        <w:keepNext/>
       </w:pPr>
       <w:r>
         <w:t>Do not disconnect cables</w:t>
@@ -800,6 +856,8 @@
     <w:p>
       <w:pPr>
         <w:pStyle w:val="ListBullet"/>
+        <w:keepLines/>
+        <w:keepNext/>
       </w:pPr>
       <w:r>
         <w:t>Do not power-cycle the station</w:t>
@@ -808,6 +866,7 @@
     <w:p>
       <w:pPr>
         <w:pStyle w:val="ListBullet"/>
+        <w:keepLines/>
       </w:pPr>
       <w:r>
         <w:t>Do not start a second test</w:t>
@@ -817,6 +876,8 @@
       <w:pPr>
         <w:pStyle w:val="Heading2"/>
         <w:spacing w:before="200" w:after="80"/>
+        <w:keepNext/>
+        <w:keepLines/>
       </w:pPr>
       <w:r>
         <w:t>Step 4: Perform The LED Visual Decision</w:t>
@@ -825,6 +886,8 @@
     <w:p>
       <w:pPr>
         <w:spacing w:before="0" w:after="120" w:line="240" w:lineRule="auto"/>
+        <w:keepLines/>
+        <w:keepNext/>
       </w:pPr>
       <w:r>
         <w:t>When the fixture reaches the LED visual review:</w:t>
@@ -833,6 +896,8 @@
     <w:p>
       <w:pPr>
         <w:ind w:left="0" w:hanging="230"/>
+        <w:keepLines/>
+        <w:keepNext/>
       </w:pPr>
       <w:r>
         <w:rPr>
@@ -849,6 +914,8 @@
     <w:p>
       <w:pPr>
         <w:ind w:left="0" w:hanging="230"/>
+        <w:keepLines/>
+        <w:keepNext/>
       </w:pPr>
       <w:r>
         <w:rPr>
@@ -876,6 +943,7 @@
     <w:p>
       <w:pPr>
         <w:ind w:left="0" w:hanging="230"/>
+        <w:keepLines/>
       </w:pPr>
       <w:r>
         <w:rPr>
@@ -904,6 +972,8 @@
       <w:pPr>
         <w:pStyle w:val="Heading2"/>
         <w:spacing w:before="200" w:after="80"/>
+        <w:keepNext/>
+        <w:keepLines/>
       </w:pPr>
       <w:r>
         <w:t>Step 5: Record The Fixture Result</w:t>
@@ -912,6 +982,8 @@
     <w:p>
       <w:pPr>
         <w:spacing w:before="0" w:after="120" w:line="240" w:lineRule="auto"/>
+        <w:keepLines/>
+        <w:keepNext/>
       </w:pPr>
       <w:r>
         <w:t>If the run passes:</w:t>
@@ -920,6 +992,8 @@
     <w:p>
       <w:pPr>
         <w:pStyle w:val="ListBullet"/>
+        <w:keepLines/>
+        <w:keepNext/>
       </w:pPr>
       <w:r>
         <w:t xml:space="preserve">The fixture reaches </w:t>
@@ -939,6 +1013,8 @@
     <w:p>
       <w:pPr>
         <w:spacing w:before="0" w:after="120" w:line="240" w:lineRule="auto"/>
+        <w:keepLines/>
+        <w:keepNext/>
       </w:pPr>
       <w:r>
         <w:t>If the run fails:</w:t>
@@ -947,6 +1023,8 @@
     <w:p>
       <w:pPr>
         <w:pStyle w:val="ListBullet"/>
+        <w:keepLines/>
+        <w:keepNext/>
       </w:pPr>
       <w:r>
         <w:t xml:space="preserve">The fixture reaches </w:t>
@@ -966,6 +1044,7 @@
     <w:p>
       <w:pPr>
         <w:pStyle w:val="ListBullet"/>
+        <w:keepLines/>
       </w:pPr>
       <w:r>
         <w:t>Record the fault code, failed step, expected value, and actual value as required by local process.</w:t>
@@ -975,6 +1054,8 @@
       <w:pPr>
         <w:pStyle w:val="Heading2"/>
         <w:spacing w:before="200" w:after="80"/>
+        <w:keepNext/>
+        <w:keepLines/>
       </w:pPr>
       <w:r>
         <w:t>Step 6: Export The Run</w:t>
@@ -983,6 +1064,8 @@
     <w:p>
       <w:pPr>
         <w:ind w:left="0" w:hanging="230"/>
+        <w:keepLines/>
+        <w:keepNext/>
       </w:pPr>
       <w:r>
         <w:rPr>
@@ -999,6 +1082,8 @@
     <w:p>
       <w:pPr>
         <w:ind w:left="0" w:hanging="230"/>
+        <w:keepLines/>
+        <w:keepNext/>
       </w:pPr>
       <w:r>
         <w:rPr>
@@ -1026,6 +1111,8 @@
     <w:p>
       <w:pPr>
         <w:ind w:left="0" w:hanging="230"/>
+        <w:keepLines/>
+        <w:keepNext/>
       </w:pPr>
       <w:r>
         <w:rPr>
@@ -1053,6 +1140,8 @@
     <w:p>
       <w:pPr>
         <w:ind w:left="0" w:hanging="230"/>
+        <w:keepLines/>
+        <w:keepNext/>
       </w:pPr>
       <w:r>
         <w:rPr>
@@ -1069,6 +1158,7 @@
     <w:p>
       <w:pPr>
         <w:ind w:left="0" w:hanging="230"/>
+        <w:keepLines/>
       </w:pPr>
       <w:r>
         <w:rPr>
@@ -1097,6 +1187,8 @@
       <w:pPr>
         <w:pStyle w:val="Heading1"/>
         <w:spacing w:before="240" w:after="120"/>
+        <w:keepNext/>
+        <w:keepLines/>
       </w:pPr>
       <w:r>
         <w:t>Procedure B: One Click Workflow</w:t>
@@ -1105,6 +1197,7 @@
     <w:p>
       <w:pPr>
         <w:spacing w:before="0" w:after="120" w:line="240" w:lineRule="auto"/>
+        <w:keepLines/>
       </w:pPr>
       <w:r>
         <w:t>Use this procedure when the desktop app will upload the test firmware, start the run, track progress, and export the CSV automatically.</w:t>
@@ -1114,6 +1207,8 @@
       <w:pPr>
         <w:pStyle w:val="Heading2"/>
         <w:spacing w:before="200" w:after="80"/>
+        <w:keepNext/>
+        <w:keepLines/>
       </w:pPr>
       <w:r>
         <w:t>Step 1: Confirm Readiness In The App</w:t>
@@ -1122,6 +1217,8 @@
     <w:p>
       <w:pPr>
         <w:spacing w:before="0" w:after="120" w:line="240" w:lineRule="auto"/>
+        <w:keepLines/>
+        <w:keepNext/>
       </w:pPr>
       <w:r>
         <w:t xml:space="preserve">On the </w:t>
@@ -1141,6 +1238,8 @@
     <w:p>
       <w:pPr>
         <w:ind w:left="0" w:hanging="230"/>
+        <w:keepLines/>
+        <w:keepNext/>
       </w:pPr>
       <w:r>
         <w:rPr>
@@ -1157,6 +1256,8 @@
     <w:p>
       <w:pPr>
         <w:ind w:left="0" w:hanging="230"/>
+        <w:keepLines/>
+        <w:keepNext/>
       </w:pPr>
       <w:r>
         <w:rPr>
@@ -1173,6 +1274,7 @@
     <w:p>
       <w:pPr>
         <w:ind w:left="0" w:hanging="230"/>
+        <w:keepLines/>
       </w:pPr>
       <w:r>
         <w:rPr>
@@ -1201,6 +1303,8 @@
       <w:pPr>
         <w:pStyle w:val="Heading2"/>
         <w:spacing w:before="200" w:after="80"/>
+        <w:keepNext/>
+        <w:keepLines/>
       </w:pPr>
       <w:r>
         <w:t>Step 2: Start One Click</w:t>
@@ -1209,6 +1313,8 @@
     <w:p>
       <w:pPr>
         <w:ind w:left="0" w:hanging="230"/>
+        <w:keepLines/>
+        <w:keepNext/>
       </w:pPr>
       <w:r>
         <w:rPr>
@@ -1236,6 +1342,7 @@
     <w:p>
       <w:pPr>
         <w:ind w:left="0" w:hanging="230"/>
+        <w:keepLines/>
       </w:pPr>
       <w:r>
         <w:rPr>
@@ -1253,6 +1360,8 @@
       <w:pPr>
         <w:pStyle w:val="Heading2"/>
         <w:spacing w:before="200" w:after="80"/>
+        <w:keepNext/>
+        <w:keepLines/>
       </w:pPr>
       <w:r>
         <w:t>Step 3: Let One Click Run</w:t>
@@ -1261,6 +1370,7 @@
     <w:p>
       <w:pPr>
         <w:spacing w:before="0" w:after="120" w:line="240" w:lineRule="auto"/>
+        <w:keepLines/>
       </w:pPr>
       <w:r>
         <w:t>The desktop app performs the following:</w:t>
@@ -1513,6 +1623,8 @@
       <w:pPr>
         <w:pStyle w:val="Heading2"/>
         <w:spacing w:before="200" w:after="80"/>
+        <w:keepNext/>
+        <w:keepLines/>
       </w:pPr>
       <w:r>
         <w:t>Step 4: Make The LED Decision</w:t>
@@ -1521,6 +1633,8 @@
     <w:p>
       <w:pPr>
         <w:spacing w:before="0" w:after="120" w:line="240" w:lineRule="auto"/>
+        <w:keepLines/>
+        <w:keepNext/>
       </w:pPr>
       <w:r>
         <w:t>When the Activity Log indicates technician action is required:</w:t>
@@ -1529,6 +1643,8 @@
     <w:p>
       <w:pPr>
         <w:ind w:left="0" w:hanging="230"/>
+        <w:keepLines/>
+        <w:keepNext/>
       </w:pPr>
       <w:r>
         <w:rPr>
@@ -1545,6 +1661,8 @@
     <w:p>
       <w:pPr>
         <w:ind w:left="0" w:hanging="230"/>
+        <w:keepLines/>
+        <w:keepNext/>
       </w:pPr>
       <w:r>
         <w:rPr>
@@ -1561,6 +1679,7 @@
     <w:p>
       <w:pPr>
         <w:ind w:left="0" w:hanging="230"/>
+        <w:keepLines/>
       </w:pPr>
       <w:r>
         <w:rPr>
@@ -1600,6 +1719,8 @@
       <w:pPr>
         <w:pStyle w:val="Heading2"/>
         <w:spacing w:before="200" w:after="80"/>
+        <w:keepNext/>
+        <w:keepLines/>
       </w:pPr>
       <w:r>
         <w:t>Step 5: Confirm Automatic Export</w:t>
@@ -1608,6 +1729,8 @@
     <w:p>
       <w:pPr>
         <w:spacing w:before="0" w:after="120" w:line="240" w:lineRule="auto"/>
+        <w:keepLines/>
+        <w:keepNext/>
       </w:pPr>
       <w:r>
         <w:t>At the end of a successful One Click flow:</w:t>
@@ -1616,6 +1739,8 @@
     <w:p>
       <w:pPr>
         <w:ind w:left="0" w:hanging="230"/>
+        <w:keepLines/>
+        <w:keepNext/>
       </w:pPr>
       <w:r>
         <w:rPr>
@@ -1632,6 +1757,8 @@
     <w:p>
       <w:pPr>
         <w:ind w:left="0" w:hanging="230"/>
+        <w:keepLines/>
+        <w:keepNext/>
       </w:pPr>
       <w:r>
         <w:rPr>
@@ -1648,6 +1775,8 @@
     <w:p>
       <w:pPr>
         <w:ind w:left="0" w:hanging="230"/>
+        <w:keepLines/>
+        <w:keepNext/>
       </w:pPr>
       <w:r>
         <w:rPr>
@@ -1675,6 +1804,8 @@
     <w:p>
       <w:pPr>
         <w:spacing w:before="0" w:after="120" w:line="240" w:lineRule="auto"/>
+        <w:keepLines/>
+        <w:keepNext/>
       </w:pPr>
       <w:r>
         <w:t>If One Click ends in a fixture fail:</w:t>
@@ -1683,6 +1814,7 @@
     <w:p>
       <w:pPr>
         <w:pStyle w:val="ListBullet"/>
+        <w:keepLines/>
       </w:pPr>
       <w:r>
         <w:t>The app still exports the completed failed run once the fixture report reaches the ready state.</w:t>
@@ -1692,6 +1824,8 @@
       <w:pPr>
         <w:pStyle w:val="Heading1"/>
         <w:spacing w:before="240" w:after="120"/>
+        <w:keepNext/>
+        <w:keepLines/>
       </w:pPr>
       <w:r>
         <w:t>Pass Criteria</w:t>
@@ -1700,6 +1834,7 @@
     <w:p>
       <w:pPr>
         <w:spacing w:before="0" w:after="120" w:line="240" w:lineRule="auto"/>
+        <w:keepLines/>
       </w:pPr>
       <w:r>
         <w:t>The unit is a PASS only when all of the following are true:</w:t>
@@ -1800,6 +1935,8 @@
       <w:pPr>
         <w:pStyle w:val="Heading1"/>
         <w:spacing w:before="240" w:after="120"/>
+        <w:keepNext/>
+        <w:keepLines/>
       </w:pPr>
       <w:r>
         <w:t>Fail Criteria</w:t>
@@ -1808,6 +1945,8 @@
     <w:p>
       <w:pPr>
         <w:spacing w:before="0" w:after="120" w:line="240" w:lineRule="auto"/>
+        <w:keepLines/>
+        <w:keepNext/>
       </w:pPr>
       <w:r>
         <w:t>The unit is a FAIL if any of the following occur:</w:t>
@@ -1816,6 +1955,8 @@
     <w:p>
       <w:pPr>
         <w:pStyle w:val="ListBullet"/>
+        <w:keepLines/>
+        <w:keepNext/>
       </w:pPr>
       <w:r>
         <w:t>Any fixture stage returns an error</w:t>
@@ -1824,6 +1965,8 @@
     <w:p>
       <w:pPr>
         <w:pStyle w:val="ListBullet"/>
+        <w:keepLines/>
+        <w:keepNext/>
       </w:pPr>
       <w:r>
         <w:t>A relay verification fails</w:t>
@@ -1832,6 +1975,8 @@
     <w:p>
       <w:pPr>
         <w:pStyle w:val="ListBullet"/>
+        <w:keepLines/>
+        <w:keepNext/>
       </w:pPr>
       <w:r>
         <w:t>A button or LED stage returns a protocol, timeout, or state-mismatch error</w:t>
@@ -1840,6 +1985,8 @@
     <w:p>
       <w:pPr>
         <w:pStyle w:val="ListBullet"/>
+        <w:keepLines/>
+        <w:keepNext/>
       </w:pPr>
       <w:r>
         <w:t xml:space="preserve">The technician presses </w:t>
@@ -1856,6 +2003,7 @@
     <w:p>
       <w:pPr>
         <w:pStyle w:val="ListBullet"/>
+        <w:keepLines/>
       </w:pPr>
       <w:r>
         <w:t xml:space="preserve">The fixture reaches </w:t>
@@ -1873,6 +2021,7 @@
       <w:pPr>
         <w:pStyle w:val="Heading1"/>
         <w:spacing w:before="240" w:after="120"/>
+        <w:keepLines/>
       </w:pPr>
       <w:r>
         <w:t>Output And Reporting</w:t>
@@ -1882,6 +2031,8 @@
       <w:pPr>
         <w:pStyle w:val="Heading2"/>
         <w:spacing w:before="200" w:after="80"/>
+        <w:keepNext/>
+        <w:keepLines/>
       </w:pPr>
       <w:r>
         <w:t>Fixture Report Behavior</w:t>
@@ -1890,6 +2041,8 @@
     <w:p>
       <w:pPr>
         <w:spacing w:before="0" w:after="120" w:line="240" w:lineRule="auto"/>
+        <w:keepLines/>
+        <w:keepNext/>
       </w:pPr>
       <w:r>
         <w:t>The fixture builds a report row for each checked item during the run.</w:t>
@@ -1898,6 +2051,8 @@
     <w:p>
       <w:pPr>
         <w:spacing w:before="0" w:after="120" w:line="240" w:lineRule="auto"/>
+        <w:keepLines/>
+        <w:keepNext/>
       </w:pPr>
       <w:r>
         <w:t>Completed runs have one of these report states:</w:t>
@@ -1906,6 +2061,8 @@
     <w:p>
       <w:pPr>
         <w:pStyle w:val="ListBullet"/>
+        <w:keepLines/>
+        <w:keepNext/>
       </w:pPr>
       <w:r>
         <w:rPr>
@@ -1922,6 +2079,7 @@
     <w:p>
       <w:pPr>
         <w:pStyle w:val="ListBullet"/>
+        <w:keepLines/>
       </w:pPr>
       <w:r>
         <w:rPr>
@@ -1939,6 +2097,8 @@
       <w:pPr>
         <w:pStyle w:val="Heading2"/>
         <w:spacing w:before="200" w:after="80"/>
+        <w:keepNext/>
+        <w:keepLines/>
       </w:pPr>
       <w:r>
         <w:t>CSV Output</w:t>
@@ -1947,6 +2107,8 @@
     <w:p>
       <w:pPr>
         <w:spacing w:before="0" w:after="120" w:line="240" w:lineRule="auto"/>
+        <w:keepLines/>
+        <w:keepNext/>
       </w:pPr>
       <w:r>
         <w:t>Each export creates one CSV file containing:</w:t>
@@ -1955,6 +2117,8 @@
     <w:p>
       <w:pPr>
         <w:pStyle w:val="ListBullet"/>
+        <w:keepLines/>
+        <w:keepNext/>
       </w:pPr>
       <w:r>
         <w:t>Date and Time</w:t>
@@ -1963,6 +2127,8 @@
     <w:p>
       <w:pPr>
         <w:pStyle w:val="ListBullet"/>
+        <w:keepLines/>
+        <w:keepNext/>
       </w:pPr>
       <w:r>
         <w:t>Test name</w:t>
@@ -1971,6 +2137,8 @@
     <w:p>
       <w:pPr>
         <w:pStyle w:val="ListBullet"/>
+        <w:keepLines/>
+        <w:keepNext/>
       </w:pPr>
       <w:r>
         <w:t>Expected Result</w:t>
@@ -1979,6 +2147,8 @@
     <w:p>
       <w:pPr>
         <w:pStyle w:val="ListBullet"/>
+        <w:keepLines/>
+        <w:keepNext/>
       </w:pPr>
       <w:r>
         <w:t>Actual result</w:t>
@@ -1987,6 +2157,7 @@
     <w:p>
       <w:pPr>
         <w:pStyle w:val="ListBullet"/>
+        <w:keepLines/>
       </w:pPr>
       <w:r>
         <w:t>Pass/Fail</w:t>
@@ -1996,6 +2167,8 @@
       <w:pPr>
         <w:pStyle w:val="Heading2"/>
         <w:spacing w:before="200" w:after="80"/>
+        <w:keepNext/>
+        <w:keepLines/>
       </w:pPr>
       <w:r>
         <w:t>File Naming</w:t>
@@ -2004,6 +2177,8 @@
     <w:p>
       <w:pPr>
         <w:spacing w:before="0" w:after="120" w:line="240" w:lineRule="auto"/>
+        <w:keepLines/>
+        <w:keepNext/>
       </w:pPr>
       <w:r>
         <w:t>CSV files are named using:</w:t>
@@ -2012,6 +2187,7 @@
     <w:p>
       <w:pPr>
         <w:spacing w:before="0" w:after="120" w:line="240" w:lineRule="auto"/>
+        <w:keepLines/>
       </w:pPr>
       <w:r>
         <w:rPr>
@@ -2026,6 +2202,8 @@
       <w:pPr>
         <w:pStyle w:val="Heading1"/>
         <w:spacing w:before="240" w:after="120"/>
+        <w:keepNext/>
+        <w:keepLines/>
       </w:pPr>
       <w:r>
         <w:t>Operator Warnings</w:t>
@@ -2034,6 +2212,8 @@
     <w:p>
       <w:pPr>
         <w:pStyle w:val="ListBullet"/>
+        <w:keepLines/>
+        <w:keepNext/>
       </w:pPr>
       <w:r>
         <w:t>Do not bypass communication, reset, or fault-check failures.</w:t>
@@ -2042,6 +2222,8 @@
     <w:p>
       <w:pPr>
         <w:pStyle w:val="ListBullet"/>
+        <w:keepLines/>
+        <w:keepNext/>
       </w:pPr>
       <w:r>
         <w:t>Do not assume Digital Output 1 and Digital Output 2 are fully validated in the current revision; they are temporary auto-pass rows.</w:t>
@@ -2050,6 +2232,8 @@
     <w:p>
       <w:pPr>
         <w:pStyle w:val="ListBullet"/>
+        <w:keepLines/>
+        <w:keepNext/>
       </w:pPr>
       <w:r>
         <w:t>Do not walk away before the LED visual decision is made.</w:t>
@@ -2058,6 +2242,8 @@
     <w:p>
       <w:pPr>
         <w:pStyle w:val="ListBullet"/>
+        <w:keepLines/>
+        <w:keepNext/>
       </w:pPr>
       <w:r>
         <w:t>Do not attempt manual extract or manual firmware upload while One Click is running.</w:t>
@@ -2066,6 +2252,7 @@
     <w:p>
       <w:pPr>
         <w:pStyle w:val="ListBullet"/>
+        <w:keepLines/>
       </w:pPr>
       <w:r>
         <w:t>Do not expect the desktop app production-firmware upload action to work yet.</w:t>
@@ -2075,6 +2262,8 @@
       <w:pPr>
         <w:pStyle w:val="Heading1"/>
         <w:spacing w:before="240" w:after="120"/>
+        <w:keepNext/>
+        <w:keepLines/>
       </w:pPr>
       <w:r>
         <w:t>Records</w:t>
@@ -2083,6 +2272,7 @@
     <w:p>
       <w:pPr>
         <w:spacing w:before="0" w:after="120" w:line="240" w:lineRule="auto"/>
+        <w:keepLines/>
       </w:pPr>
       <w:r>
         <w:t>Recommended run record fields:</w:t>
@@ -2148,6 +2338,8 @@
       <w:pPr>
         <w:pStyle w:val="Heading1"/>
         <w:spacing w:before="240" w:after="120"/>
+        <w:keepNext/>
+        <w:keepLines/>
       </w:pPr>
       <w:r>
         <w:t>Related Documents</w:t>
@@ -2156,6 +2348,8 @@
     <w:p>
       <w:pPr>
         <w:pStyle w:val="ListBullet"/>
+        <w:keepLines/>
+        <w:keepNext/>
       </w:pPr>
       <w:hyperlink r:id="rId13">
         <w:r>
@@ -2170,6 +2364,8 @@
     <w:p>
       <w:pPr>
         <w:pStyle w:val="ListBullet"/>
+        <w:keepLines/>
+        <w:keepNext/>
       </w:pPr>
       <w:hyperlink r:id="rId16">
         <w:r>
@@ -2184,6 +2380,8 @@
     <w:p>
       <w:pPr>
         <w:pStyle w:val="ListBullet"/>
+        <w:keepLines/>
+        <w:keepNext/>
       </w:pPr>
       <w:hyperlink r:id="rId17">
         <w:r>
@@ -2198,6 +2396,7 @@
     <w:p>
       <w:pPr>
         <w:pStyle w:val="ListBullet"/>
+        <w:keepLines/>
       </w:pPr>
       <w:hyperlink r:id="rId15">
         <w:r>
@@ -2698,6 +2897,7 @@
     <w:pPr>
       <w:keepNext/>
       <w:keepLines/>
+      <w:widowControl w:val="0"/>
       <w:spacing w:before="480" w:after="0"/>
       <w:outlineLvl w:val="0"/>
     </w:pPr>
@@ -2722,6 +2922,7 @@
     <w:pPr>
       <w:keepNext/>
       <w:keepLines/>
+      <w:widowControl w:val="0"/>
       <w:spacing w:before="200" w:after="0"/>
       <w:outlineLvl w:val="1"/>
     </w:pPr>
@@ -2746,6 +2947,7 @@
     <w:pPr>
       <w:keepNext/>
       <w:keepLines/>
+      <w:widowControl w:val="0"/>
       <w:spacing w:before="200" w:after="0"/>
       <w:outlineLvl w:val="2"/>
     </w:pPr>
@@ -2985,10 +3187,13 @@
     <w:qFormat/>
     <w:rsid w:val="00FC693F"/>
     <w:pPr>
+      <w:keepNext/>
+      <w:keepLines/>
+      <w:widowControl w:val="0"/>
       <w:pBdr>
         <w:bottom w:val="single" w:sz="8" w:space="4" w:color="4F81BD" w:themeColor="accent1"/>
       </w:pBdr>
-      <w:spacing w:after="300" w:line="240" w:lineRule="auto"/>
+      <w:spacing w:after="0" w:line="240" w:lineRule="auto"/>
       <w:contextualSpacing/>
     </w:pPr>
     <w:rPr>
@@ -3025,9 +3230,13 @@
     <w:qFormat/>
     <w:rsid w:val="00FC693F"/>
     <w:pPr>
+      <w:keepNext/>
+      <w:keepLines/>
+      <w:widowControl w:val="0"/>
       <w:numPr>
         <w:ilvl w:val="1"/>
       </w:numPr>
+      <w:spacing w:after="0"/>
     </w:pPr>
     <w:rPr>
       <w:rFonts w:asciiTheme="majorHAnsi" w:eastAsiaTheme="majorEastAsia" w:hAnsiTheme="majorHAnsi" w:cstheme="majorBidi" w:ascii="Aptos" w:hAnsi="Aptos"/>
@@ -3169,6 +3378,8 @@
     <w:unhideWhenUsed/>
     <w:rsid w:val="00326F90"/>
     <w:pPr>
+      <w:keepLines/>
+      <w:widowControl w:val="0"/>
       <w:numPr>
         <w:numId w:val="1"/>
       </w:numPr>
@@ -3182,6 +3393,8 @@
     <w:unhideWhenUsed/>
     <w:rsid w:val="00326F90"/>
     <w:pPr>
+      <w:keepLines/>
+      <w:widowControl w:val="0"/>
       <w:numPr>
         <w:numId w:val="2"/>
       </w:numPr>
@@ -3208,6 +3421,8 @@
     <w:unhideWhenUsed/>
     <w:rsid w:val="00326F90"/>
     <w:pPr>
+      <w:keepLines/>
+      <w:widowControl w:val="0"/>
       <w:numPr>
         <w:numId w:val="5"/>
       </w:numPr>
@@ -3221,6 +3436,8 @@
     <w:unhideWhenUsed/>
     <w:rsid w:val="0029639D"/>
     <w:pPr>
+      <w:keepLines/>
+      <w:widowControl w:val="0"/>
       <w:numPr>
         <w:numId w:val="6"/>
       </w:numPr>
